--- a/assets/downloads/morin_cv.docx
+++ b/assets/downloads/morin_cv.docx
@@ -1,6 +1,6 @@
 
 <file path=word/document.xml><?xml version="1.0" encoding="utf-8"?>
-<w:document xmlns:wpc="http://schemas.microsoft.com/office/word/2010/wordprocessingCanvas" xmlns:cx="http://schemas.microsoft.com/office/drawing/2014/chartex" xmlns:cx1="http://schemas.microsoft.com/office/drawing/2015/9/8/chartex" xmlns:cx2="http://schemas.microsoft.com/office/drawing/2015/10/21/chartex" xmlns:cx3="http://schemas.microsoft.com/office/drawing/2016/5/9/chartex" xmlns:cx4="http://schemas.microsoft.com/office/drawing/2016/5/10/chartex" xmlns:cx5="http://schemas.microsoft.com/office/drawing/2016/5/11/chartex" xmlns:cx6="http://schemas.microsoft.com/office/drawing/2016/5/12/chartex" xmlns:cx7="http://schemas.microsoft.com/office/drawing/2016/5/13/chartex" xmlns:cx8="http://schemas.microsoft.com/office/drawing/2016/5/14/chartex" xmlns:mc="http://schemas.openxmlformats.org/markup-compatibility/2006" xmlns:aink="http://schemas.microsoft.com/office/drawing/2016/ink" xmlns:am3d="http://schemas.microsoft.com/office/drawing/2017/model3d" xmlns:o="urn:schemas-microsoft-com:office:office" xmlns:oel="http://schemas.microsoft.com/office/2019/extlst" xmlns:r="http://schemas.openxmlformats.org/officeDocument/2006/relationships" xmlns:m="http://schemas.openxmlformats.org/officeDocument/2006/math" xmlns:v="urn:schemas-microsoft-com:vml" xmlns:wp14="http://schemas.microsoft.com/office/word/2010/wordprocessingDrawing" xmlns:wp="http://schemas.openxmlformats.org/drawingml/2006/wordprocessingDrawing" xmlns:w10="urn:schemas-microsoft-com:office:word" xmlns:w="http://schemas.openxmlformats.org/wordprocessingml/2006/main" xmlns:w14="http://schemas.microsoft.com/office/word/2010/wordml" xmlns:w15="http://schemas.microsoft.com/office/word/2012/wordml" xmlns:w16cex="http://schemas.microsoft.com/office/word/2018/wordml/cex" xmlns:w16cid="http://schemas.microsoft.com/office/word/2016/wordml/cid" xmlns:w16="http://schemas.microsoft.com/office/word/2018/wordml" xmlns:w16du="http://schemas.microsoft.com/office/word/2023/wordml/word16du" xmlns:w16sdtdh="http://schemas.microsoft.com/office/word/2020/wordml/sdtdatahash" xmlns:w16sdtfl="http://schemas.microsoft.com/office/word/2024/wordml/sdtformatlock" xmlns:w16se="http://schemas.microsoft.com/office/word/2015/wordml/symex" xmlns:wpg="http://schemas.microsoft.com/office/word/2010/wordprocessingGroup" xmlns:wpi="http://schemas.microsoft.com/office/word/2010/wordprocessingInk" xmlns:wne="http://schemas.microsoft.com/office/word/2006/wordml" xmlns:wps="http://schemas.microsoft.com/office/word/2010/wordprocessingShape" mc:Ignorable="w14 w15 w16se w16cid w16 w16cex w16sdtdh w16sdtfl w16du wp14">
+<w:document xmlns:wpc="http://schemas.microsoft.com/office/word/2010/wordprocessingCanvas" xmlns:cx="http://schemas.microsoft.com/office/drawing/2014/chartex" xmlns:cx1="http://schemas.microsoft.com/office/drawing/2015/9/8/chartex" xmlns:cx2="http://schemas.microsoft.com/office/drawing/2015/10/21/chartex" xmlns:cx3="http://schemas.microsoft.com/office/drawing/2016/5/9/chartex" xmlns:cx4="http://schemas.microsoft.com/office/drawing/2016/5/10/chartex" xmlns:cx5="http://schemas.microsoft.com/office/drawing/2016/5/11/chartex" xmlns:cx6="http://schemas.microsoft.com/office/drawing/2016/5/12/chartex" xmlns:cx7="http://schemas.microsoft.com/office/drawing/2016/5/13/chartex" xmlns:cx8="http://schemas.microsoft.com/office/drawing/2016/5/14/chartex" xmlns:mc="http://schemas.openxmlformats.org/markup-compatibility/2006" xmlns:m="http://schemas.openxmlformats.org/officeDocument/2006/math" xmlns:aink="http://schemas.microsoft.com/office/drawing/2016/ink" xmlns:am3d="http://schemas.microsoft.com/office/drawing/2017/model3d" xmlns:oel="http://schemas.microsoft.com/office/2019/extlst" xmlns:r="http://schemas.openxmlformats.org/officeDocument/2006/relationships" xmlns:wp14="http://schemas.microsoft.com/office/word/2010/wordprocessingDrawing" xmlns:wp="http://schemas.openxmlformats.org/drawingml/2006/wordprocessingDrawing" xmlns:wpg="http://schemas.microsoft.com/office/word/2010/wordprocessingGroup" xmlns:wpi="http://schemas.microsoft.com/office/word/2010/wordprocessingInk" xmlns:wps="http://schemas.microsoft.com/office/word/2010/wordprocessingShape" xmlns:o="urn:schemas-microsoft-com:office:office" xmlns:v="urn:schemas-microsoft-com:vml" xmlns:w10="urn:schemas-microsoft-com:office:word" xmlns:w="http://schemas.openxmlformats.org/wordprocessingml/2006/main" xmlns:w14="http://schemas.microsoft.com/office/word/2010/wordml" xmlns:w15="http://schemas.microsoft.com/office/word/2012/wordml" xmlns:w16cei="http://schemas.microsoft.com/office/word/2026/wordml/cei" xmlns:w16cex="http://schemas.microsoft.com/office/word/2018/wordml/cex" xmlns:w16cid="http://schemas.microsoft.com/office/word/2016/wordml/cid" xmlns:w16="http://schemas.microsoft.com/office/word/2018/wordml" xmlns:w16sdtdh="http://schemas.microsoft.com/office/word/2020/wordml/sdtdatahash" xmlns:w16sdtfl="http://schemas.microsoft.com/office/word/2024/wordml/sdtformatlock" xmlns:w16se="http://schemas.microsoft.com/office/word/2015/wordml/symex" xmlns:w16du="http://schemas.microsoft.com/office/word/2023/wordml/word16du" xmlns:wne="http://schemas.microsoft.com/office/word/2006/wordml" mc:Ignorable="w14 w15 w16se w16cid w16 w16cex w16sdtdh w16sdtfl w16du wp14">
   <w:body>
     <w:p>
       <w:pPr>
@@ -48,101 +48,2320 @@
         </w:rPr>
       </w:pPr>
     </w:p>
+    <w:tbl>
+      <w:tblPr>
+        <w:tblStyle w:val="TableGrid"/>
+        <w:tblW w:w="9445" w:type="dxa"/>
+        <w:tblBorders>
+          <w:top w:val="none" w:sz="0" w:space="0" w:color="auto"/>
+          <w:left w:val="none" w:sz="0" w:space="0" w:color="auto"/>
+          <w:bottom w:val="none" w:sz="0" w:space="0" w:color="auto"/>
+          <w:right w:val="none" w:sz="0" w:space="0" w:color="auto"/>
+          <w:insideH w:val="none" w:sz="0" w:space="0" w:color="auto"/>
+          <w:insideV w:val="none" w:sz="0" w:space="0" w:color="auto"/>
+        </w:tblBorders>
+        <w:tblLook w:val="04A0" w:firstRow="1" w:lastRow="0" w:firstColumn="1" w:lastColumn="0" w:noHBand="0" w:noVBand="1"/>
+      </w:tblPr>
+      <w:tblGrid>
+        <w:gridCol w:w="6659"/>
+        <w:gridCol w:w="2786"/>
+      </w:tblGrid>
+      <w:tr>
+        <w:tc>
+          <w:tcPr>
+            <w:tcW w:w="6659" w:type="dxa"/>
+          </w:tcPr>
+          <w:p>
+            <w:pPr>
+              <w:contextualSpacing/>
+              <w:rPr>
+                <w:color w:val="000000" w:themeColor="text1"/>
+                <w:sz w:val="22"/>
+                <w:szCs w:val="22"/>
+              </w:rPr>
+            </w:pPr>
+            <w:r>
+              <w:fldChar w:fldCharType="begin"/>
+            </w:r>
+            <w:r>
+              <w:instrText xml:space="preserve"> INCLUDEPICTURE "/Users/thomasmorin/Library/Group Containers/UBF8T346G9.ms/WebArchiveCopyPasteTempFiles/com.microsoft.Word/1483687-200.png" \* MERGEFORMATINET </w:instrText>
+            </w:r>
+            <w:r>
+              <w:fldChar w:fldCharType="separate"/>
+            </w:r>
+            <w:r>
+              <w:rPr>
+                <w:noProof/>
+              </w:rPr>
+              <w:drawing>
+                <wp:inline distT="0" distB="0" distL="0" distR="0" wp14:anchorId="1880C5D9" wp14:editId="323E96F2">
+                  <wp:extent cx="132080" cy="132080"/>
+                  <wp:effectExtent l="0" t="0" r="0" b="0"/>
+                  <wp:docPr id="859678225" name="Picture 6" descr="New-Tab Icons - Free SVG &amp; PNG New-Tab Images - Noun Project"/>
+                  <wp:cNvGraphicFramePr>
+                    <a:graphicFrameLocks xmlns:a="http://schemas.openxmlformats.org/drawingml/2006/main" noChangeAspect="1"/>
+                  </wp:cNvGraphicFramePr>
+                  <a:graphic xmlns:a="http://schemas.openxmlformats.org/drawingml/2006/main">
+                    <a:graphicData uri="http://schemas.openxmlformats.org/drawingml/2006/picture">
+                      <pic:pic xmlns:pic="http://schemas.openxmlformats.org/drawingml/2006/picture">
+                        <pic:nvPicPr>
+                          <pic:cNvPr id="0" name="Picture 30" descr="New-Tab Icons - Free SVG &amp; PNG New-Tab Images - Noun Project"/>
+                          <pic:cNvPicPr>
+                            <a:picLocks noChangeAspect="1" noChangeArrowheads="1"/>
+                          </pic:cNvPicPr>
+                        </pic:nvPicPr>
+                        <pic:blipFill>
+                          <a:blip r:embed="rId8" cstate="print">
+                            <a:extLst>
+                              <a:ext uri="{28A0092B-C50C-407E-A947-70E740481C1C}">
+                                <a14:useLocalDpi xmlns:a14="http://schemas.microsoft.com/office/drawing/2010/main" val="0"/>
+                              </a:ext>
+                            </a:extLst>
+                          </a:blip>
+                          <a:srcRect/>
+                          <a:stretch>
+                            <a:fillRect/>
+                          </a:stretch>
+                        </pic:blipFill>
+                        <pic:spPr bwMode="auto">
+                          <a:xfrm>
+                            <a:off x="0" y="0"/>
+                            <a:ext cx="149610" cy="149610"/>
+                          </a:xfrm>
+                          <a:prstGeom prst="rect">
+                            <a:avLst/>
+                          </a:prstGeom>
+                          <a:noFill/>
+                          <a:ln>
+                            <a:noFill/>
+                          </a:ln>
+                        </pic:spPr>
+                      </pic:pic>
+                    </a:graphicData>
+                  </a:graphic>
+                </wp:inline>
+              </w:drawing>
+            </w:r>
+            <w:r>
+              <w:fldChar w:fldCharType="end"/>
+            </w:r>
+            <w:r>
+              <w:rPr>
+                <w:sz w:val="15"/>
+                <w:szCs w:val="15"/>
+              </w:rPr>
+              <w:t xml:space="preserve"> </w:t>
+            </w:r>
+            <w:r>
+              <w:rPr>
+                <w:color w:val="000000" w:themeColor="text1"/>
+                <w:sz w:val="22"/>
+                <w:szCs w:val="22"/>
+              </w:rPr>
+              <w:t xml:space="preserve">Personal Webpage: </w:t>
+            </w:r>
+            <w:hyperlink r:id="rId9" w:history="1">
+              <w:r>
+                <w:rPr>
+                  <w:rStyle w:val="Hyperlink"/>
+                  <w:color w:val="000000" w:themeColor="text1"/>
+                  <w:sz w:val="22"/>
+                  <w:szCs w:val="22"/>
+                </w:rPr>
+                <w:t>www.tmmorin.com</w:t>
+              </w:r>
+            </w:hyperlink>
+            <w:r>
+              <w:rPr>
+                <w:color w:val="000000" w:themeColor="text1"/>
+                <w:sz w:val="22"/>
+                <w:szCs w:val="22"/>
+              </w:rPr>
+              <w:t xml:space="preserve"> </w:t>
+            </w:r>
+          </w:p>
+          <w:p>
+            <w:pPr>
+              <w:contextualSpacing/>
+              <w:rPr>
+                <w:color w:val="000000" w:themeColor="text1"/>
+                <w:sz w:val="22"/>
+                <w:szCs w:val="22"/>
+              </w:rPr>
+            </w:pPr>
+            <w:r>
+              <w:rPr>
+                <w:color w:val="000000" w:themeColor="text1"/>
+                <w:sz w:val="22"/>
+                <w:szCs w:val="22"/>
+              </w:rPr>
+              <w:fldChar w:fldCharType="begin"/>
+            </w:r>
+            <w:r>
+              <w:rPr>
+                <w:color w:val="000000" w:themeColor="text1"/>
+                <w:sz w:val="22"/>
+                <w:szCs w:val="22"/>
+              </w:rPr>
+              <w:instrText xml:space="preserve"> INCLUDEPICTURE "/Users/thomasmorin/Library/Group Containers/UBF8T346G9.ms/WebArchiveCopyPasteTempFiles/com.microsoft.Word/1280px-ORCID_iD.svg.png" \* MERGEFORMATINET </w:instrText>
+            </w:r>
+            <w:r>
+              <w:rPr>
+                <w:color w:val="000000" w:themeColor="text1"/>
+                <w:sz w:val="22"/>
+                <w:szCs w:val="22"/>
+              </w:rPr>
+              <w:fldChar w:fldCharType="separate"/>
+            </w:r>
+            <w:r>
+              <w:rPr>
+                <w:noProof/>
+                <w:color w:val="000000" w:themeColor="text1"/>
+                <w:sz w:val="22"/>
+                <w:szCs w:val="22"/>
+              </w:rPr>
+              <w:drawing>
+                <wp:inline distT="0" distB="0" distL="0" distR="0" wp14:anchorId="2CD18B0B" wp14:editId="1B79FF29">
+                  <wp:extent cx="116840" cy="116840"/>
+                  <wp:effectExtent l="0" t="0" r="0" b="0"/>
+                  <wp:docPr id="1390113734" name="Picture 1"/>
+                  <wp:cNvGraphicFramePr>
+                    <a:graphicFrameLocks xmlns:a="http://schemas.openxmlformats.org/drawingml/2006/main" noChangeAspect="1"/>
+                  </wp:cNvGraphicFramePr>
+                  <a:graphic xmlns:a="http://schemas.openxmlformats.org/drawingml/2006/main">
+                    <a:graphicData uri="http://schemas.openxmlformats.org/drawingml/2006/picture">
+                      <pic:pic xmlns:pic="http://schemas.openxmlformats.org/drawingml/2006/picture">
+                        <pic:nvPicPr>
+                          <pic:cNvPr id="0" name="Picture 1"/>
+                          <pic:cNvPicPr>
+                            <a:picLocks noChangeAspect="1" noChangeArrowheads="1"/>
+                          </pic:cNvPicPr>
+                        </pic:nvPicPr>
+                        <pic:blipFill>
+                          <a:blip r:embed="rId10" cstate="print">
+                            <a:extLst>
+                              <a:ext uri="{28A0092B-C50C-407E-A947-70E740481C1C}">
+                                <a14:useLocalDpi xmlns:a14="http://schemas.microsoft.com/office/drawing/2010/main" val="0"/>
+                              </a:ext>
+                            </a:extLst>
+                          </a:blip>
+                          <a:srcRect/>
+                          <a:stretch>
+                            <a:fillRect/>
+                          </a:stretch>
+                        </pic:blipFill>
+                        <pic:spPr bwMode="auto">
+                          <a:xfrm>
+                            <a:off x="0" y="0"/>
+                            <a:ext cx="133751" cy="133751"/>
+                          </a:xfrm>
+                          <a:prstGeom prst="rect">
+                            <a:avLst/>
+                          </a:prstGeom>
+                          <a:noFill/>
+                          <a:ln>
+                            <a:noFill/>
+                          </a:ln>
+                        </pic:spPr>
+                      </pic:pic>
+                    </a:graphicData>
+                  </a:graphic>
+                </wp:inline>
+              </w:drawing>
+            </w:r>
+            <w:r>
+              <w:rPr>
+                <w:color w:val="000000" w:themeColor="text1"/>
+                <w:sz w:val="22"/>
+                <w:szCs w:val="22"/>
+              </w:rPr>
+              <w:fldChar w:fldCharType="end"/>
+            </w:r>
+            <w:r>
+              <w:rPr>
+                <w:color w:val="000000" w:themeColor="text1"/>
+                <w:sz w:val="22"/>
+                <w:szCs w:val="22"/>
+              </w:rPr>
+              <w:t xml:space="preserve"> </w:t>
+            </w:r>
+            <w:hyperlink r:id="rId11" w:history="1">
+              <w:proofErr w:type="spellStart"/>
+              <w:r>
+                <w:rPr>
+                  <w:color w:val="000000" w:themeColor="text1"/>
+                  <w:sz w:val="22"/>
+                  <w:szCs w:val="22"/>
+                </w:rPr>
+                <w:t>ORCiD</w:t>
+              </w:r>
+              <w:proofErr w:type="spellEnd"/>
+              <w:r>
+                <w:rPr>
+                  <w:color w:val="000000" w:themeColor="text1"/>
+                  <w:sz w:val="22"/>
+                  <w:szCs w:val="22"/>
+                </w:rPr>
+                <w:t xml:space="preserve">: </w:t>
+              </w:r>
+              <w:r>
+                <w:rPr>
+                  <w:rStyle w:val="Hyperlink"/>
+                  <w:color w:val="000000" w:themeColor="text1"/>
+                  <w:sz w:val="22"/>
+                  <w:szCs w:val="22"/>
+                </w:rPr>
+                <w:t>0000-0003-4120-0669</w:t>
+              </w:r>
+            </w:hyperlink>
+          </w:p>
+          <w:p>
+            <w:pPr>
+              <w:contextualSpacing/>
+              <w:rPr>
+                <w:color w:val="000000" w:themeColor="text1"/>
+                <w:sz w:val="20"/>
+                <w:szCs w:val="20"/>
+              </w:rPr>
+            </w:pPr>
+            <w:r>
+              <w:rPr>
+                <w:color w:val="000000" w:themeColor="text1"/>
+                <w:sz w:val="22"/>
+                <w:szCs w:val="22"/>
+              </w:rPr>
+              <w:fldChar w:fldCharType="begin"/>
+            </w:r>
+            <w:r>
+              <w:rPr>
+                <w:color w:val="000000" w:themeColor="text1"/>
+                <w:sz w:val="22"/>
+                <w:szCs w:val="22"/>
+              </w:rPr>
+              <w:instrText xml:space="preserve"> INCLUDEPICTURE "/Users/thomasmorin/Library/Group Containers/UBF8T346G9.ms/WebArchiveCopyPasteTempFiles/com.microsoft.Word/cropped-nlm_favicon.png" \* MERGEFORMATINET </w:instrText>
+            </w:r>
+            <w:r>
+              <w:rPr>
+                <w:color w:val="000000" w:themeColor="text1"/>
+                <w:sz w:val="22"/>
+                <w:szCs w:val="22"/>
+              </w:rPr>
+              <w:fldChar w:fldCharType="separate"/>
+            </w:r>
+            <w:r>
+              <w:rPr>
+                <w:noProof/>
+                <w:color w:val="000000" w:themeColor="text1"/>
+                <w:sz w:val="22"/>
+                <w:szCs w:val="22"/>
+              </w:rPr>
+              <w:drawing>
+                <wp:inline distT="0" distB="0" distL="0" distR="0" wp14:anchorId="1CCB789D" wp14:editId="360290CE">
+                  <wp:extent cx="116840" cy="116840"/>
+                  <wp:effectExtent l="0" t="0" r="0" b="0"/>
+                  <wp:docPr id="365239850" name="Picture 2"/>
+                  <wp:cNvGraphicFramePr>
+                    <a:graphicFrameLocks xmlns:a="http://schemas.openxmlformats.org/drawingml/2006/main" noChangeAspect="1"/>
+                  </wp:cNvGraphicFramePr>
+                  <a:graphic xmlns:a="http://schemas.openxmlformats.org/drawingml/2006/main">
+                    <a:graphicData uri="http://schemas.openxmlformats.org/drawingml/2006/picture">
+                      <pic:pic xmlns:pic="http://schemas.openxmlformats.org/drawingml/2006/picture">
+                        <pic:nvPicPr>
+                          <pic:cNvPr id="0" name="Picture 5"/>
+                          <pic:cNvPicPr>
+                            <a:picLocks noChangeAspect="1" noChangeArrowheads="1"/>
+                          </pic:cNvPicPr>
+                        </pic:nvPicPr>
+                        <pic:blipFill>
+                          <a:blip r:embed="rId12" cstate="print">
+                            <a:extLst>
+                              <a:ext uri="{28A0092B-C50C-407E-A947-70E740481C1C}">
+                                <a14:useLocalDpi xmlns:a14="http://schemas.microsoft.com/office/drawing/2010/main" val="0"/>
+                              </a:ext>
+                            </a:extLst>
+                          </a:blip>
+                          <a:srcRect/>
+                          <a:stretch>
+                            <a:fillRect/>
+                          </a:stretch>
+                        </pic:blipFill>
+                        <pic:spPr bwMode="auto">
+                          <a:xfrm>
+                            <a:off x="0" y="0"/>
+                            <a:ext cx="128872" cy="128872"/>
+                          </a:xfrm>
+                          <a:prstGeom prst="rect">
+                            <a:avLst/>
+                          </a:prstGeom>
+                          <a:noFill/>
+                          <a:ln>
+                            <a:noFill/>
+                          </a:ln>
+                        </pic:spPr>
+                      </pic:pic>
+                    </a:graphicData>
+                  </a:graphic>
+                </wp:inline>
+              </w:drawing>
+            </w:r>
+            <w:r>
+              <w:rPr>
+                <w:color w:val="000000" w:themeColor="text1"/>
+                <w:sz w:val="22"/>
+                <w:szCs w:val="22"/>
+              </w:rPr>
+              <w:fldChar w:fldCharType="end"/>
+            </w:r>
+            <w:r>
+              <w:rPr>
+                <w:color w:val="000000" w:themeColor="text1"/>
+                <w:sz w:val="22"/>
+                <w:szCs w:val="22"/>
+              </w:rPr>
+              <w:t xml:space="preserve"> My NCBI: </w:t>
+            </w:r>
+            <w:hyperlink r:id="rId13" w:history="1">
+              <w:r>
+                <w:rPr>
+                  <w:rStyle w:val="Hyperlink"/>
+                  <w:color w:val="000000" w:themeColor="text1"/>
+                  <w:sz w:val="22"/>
+                  <w:szCs w:val="22"/>
+                </w:rPr>
+                <w:t>https://www.ncbi.nlm.nih.gov/myncbi/thomas.morin.1</w:t>
+              </w:r>
+            </w:hyperlink>
+            <w:r>
+              <w:rPr>
+                <w:color w:val="000000" w:themeColor="text1"/>
+                <w:sz w:val="22"/>
+                <w:szCs w:val="22"/>
+              </w:rPr>
+              <w:t xml:space="preserve"> </w:t>
+            </w:r>
+          </w:p>
+        </w:tc>
+        <w:tc>
+          <w:tcPr>
+            <w:tcW w:w="2786" w:type="dxa"/>
+          </w:tcPr>
+          <w:p>
+            <w:pPr>
+              <w:tabs>
+                <w:tab w:val="left" w:pos="0"/>
+                <w:tab w:val="right" w:pos="8640"/>
+              </w:tabs>
+              <w:contextualSpacing/>
+              <w:jc w:val="right"/>
+              <w:rPr>
+                <w:rStyle w:val="Hyperlink"/>
+                <w:color w:val="000000" w:themeColor="text1"/>
+                <w:sz w:val="22"/>
+                <w:szCs w:val="22"/>
+              </w:rPr>
+            </w:pPr>
+            <w:hyperlink r:id="rId14" w:history="1">
+              <w:r>
+                <w:rPr>
+                  <w:rStyle w:val="Hyperlink"/>
+                  <w:color w:val="000000" w:themeColor="text1"/>
+                  <w:sz w:val="22"/>
+                  <w:szCs w:val="22"/>
+                </w:rPr>
+                <w:t>tmorin2@mgh.harvard.edu</w:t>
+              </w:r>
+            </w:hyperlink>
+          </w:p>
+          <w:p>
+            <w:pPr>
+              <w:tabs>
+                <w:tab w:val="left" w:pos="0"/>
+                <w:tab w:val="right" w:pos="8640"/>
+              </w:tabs>
+              <w:ind w:hanging="720"/>
+              <w:contextualSpacing/>
+              <w:jc w:val="right"/>
+              <w:rPr>
+                <w:rStyle w:val="Hyperlink"/>
+                <w:color w:val="000000" w:themeColor="text1"/>
+                <w:sz w:val="22"/>
+                <w:szCs w:val="22"/>
+              </w:rPr>
+            </w:pPr>
+            <w:r>
+              <w:rPr>
+                <w:rStyle w:val="Hyperlink"/>
+                <w:color w:val="000000" w:themeColor="text1"/>
+                <w:sz w:val="22"/>
+                <w:szCs w:val="22"/>
+              </w:rPr>
+              <w:t>tommorin@brandeis.edu</w:t>
+            </w:r>
+          </w:p>
+          <w:p>
+            <w:pPr>
+              <w:tabs>
+                <w:tab w:val="left" w:pos="0"/>
+                <w:tab w:val="right" w:pos="8640"/>
+              </w:tabs>
+              <w:ind w:hanging="720"/>
+              <w:contextualSpacing/>
+              <w:jc w:val="right"/>
+              <w:rPr>
+                <w:i/>
+                <w:iCs/>
+                <w:color w:val="000000" w:themeColor="text1"/>
+                <w:sz w:val="22"/>
+                <w:szCs w:val="22"/>
+              </w:rPr>
+            </w:pPr>
+            <w:r>
+              <w:rPr>
+                <w:i/>
+                <w:iCs/>
+                <w:color w:val="000000" w:themeColor="text1"/>
+                <w:sz w:val="22"/>
+                <w:szCs w:val="22"/>
+              </w:rPr>
+              <w:t xml:space="preserve">Updated </w:t>
+            </w:r>
+            <w:r>
+              <w:rPr>
+                <w:i/>
+                <w:iCs/>
+                <w:color w:val="000000" w:themeColor="text1"/>
+                <w:sz w:val="22"/>
+                <w:szCs w:val="22"/>
+              </w:rPr>
+              <w:t>August</w:t>
+            </w:r>
+            <w:r>
+              <w:rPr>
+                <w:i/>
+                <w:iCs/>
+                <w:color w:val="000000" w:themeColor="text1"/>
+                <w:sz w:val="22"/>
+                <w:szCs w:val="22"/>
+              </w:rPr>
+              <w:t xml:space="preserve"> 2026</w:t>
+            </w:r>
+          </w:p>
+        </w:tc>
+      </w:tr>
+    </w:tbl>
     <w:p>
       <w:pPr>
         <w:tabs>
           <w:tab w:val="left" w:pos="0"/>
           <w:tab w:val="right" w:pos="8640"/>
         </w:tabs>
-        <w:ind w:hanging="720"/>
-        <w:contextualSpacing/>
-        <w:jc w:val="right"/>
-        <w:rPr>
-          <w:color w:val="000000" w:themeColor="text1"/>
-          <w:sz w:val="22"/>
-          <w:szCs w:val="22"/>
-        </w:rPr>
-      </w:pPr>
-      <w:r>
-        <w:rPr>
-          <w:color w:val="000000" w:themeColor="text1"/>
-        </w:rPr>
-        <w:tab/>
-      </w:r>
-      <w:hyperlink r:id="rId8" w:history="1">
+        <w:contextualSpacing/>
+        <w:rPr>
+          <w:i/>
+          <w:iCs/>
+          <w:color w:val="000000" w:themeColor="text1"/>
+          <w:sz w:val="22"/>
+          <w:szCs w:val="22"/>
+        </w:rPr>
+      </w:pPr>
+      <w:r>
+        <w:rPr>
+          <w:color w:val="000000" w:themeColor="text1"/>
+        </w:rPr>
+        <w:tab/>
+      </w:r>
+    </w:p>
+    <w:p>
+      <w:pPr>
+        <w:pBdr>
+          <w:bottom w:val="single" w:sz="6" w:space="1" w:color="auto"/>
+        </w:pBdr>
+        <w:contextualSpacing/>
+        <w:rPr>
+          <w:rFonts w:asciiTheme="majorHAnsi" w:hAnsiTheme="majorHAnsi" w:cstheme="majorHAnsi"/>
+          <w:b/>
+          <w:bCs/>
+          <w:color w:val="000000" w:themeColor="text1"/>
+          <w:sz w:val="28"/>
+          <w:szCs w:val="28"/>
+        </w:rPr>
+      </w:pPr>
+      <w:r>
+        <w:rPr>
+          <w:rFonts w:asciiTheme="majorHAnsi" w:hAnsiTheme="majorHAnsi" w:cstheme="majorHAnsi"/>
+          <w:b/>
+          <w:bCs/>
+          <w:color w:val="000000" w:themeColor="text1"/>
+          <w:sz w:val="28"/>
+          <w:szCs w:val="28"/>
+        </w:rPr>
+        <w:t xml:space="preserve">Academic </w:t>
+      </w:r>
+      <w:r>
+        <w:rPr>
+          <w:rFonts w:asciiTheme="majorHAnsi" w:hAnsiTheme="majorHAnsi" w:cstheme="majorHAnsi"/>
+          <w:b/>
+          <w:bCs/>
+          <w:color w:val="000000" w:themeColor="text1"/>
+          <w:sz w:val="28"/>
+          <w:szCs w:val="28"/>
+        </w:rPr>
+        <w:t>History</w:t>
+      </w:r>
+    </w:p>
+    <w:p>
+      <w:pPr>
+        <w:contextualSpacing/>
+        <w:rPr>
+          <w:color w:val="000000" w:themeColor="text1"/>
+          <w:sz w:val="8"/>
+          <w:szCs w:val="8"/>
+        </w:rPr>
+      </w:pPr>
+    </w:p>
+    <w:p>
+      <w:pPr>
+        <w:contextualSpacing/>
+        <w:rPr>
+          <w:b/>
+          <w:bCs/>
+          <w:color w:val="000000" w:themeColor="text1"/>
+          <w:sz w:val="22"/>
+          <w:szCs w:val="22"/>
+        </w:rPr>
+      </w:pPr>
+      <w:r>
+        <w:rPr>
+          <w:color w:val="000000" w:themeColor="text1"/>
+          <w:sz w:val="22"/>
+          <w:szCs w:val="22"/>
+        </w:rPr>
+        <w:t>July</w:t>
+      </w:r>
+      <w:r>
+        <w:rPr>
+          <w:color w:val="000000" w:themeColor="text1"/>
+          <w:sz w:val="22"/>
+          <w:szCs w:val="22"/>
+        </w:rPr>
+        <w:t xml:space="preserve"> 2022</w:t>
+      </w:r>
+      <w:r>
+        <w:rPr>
+          <w:color w:val="000000" w:themeColor="text1"/>
+          <w:sz w:val="22"/>
+          <w:szCs w:val="22"/>
+        </w:rPr>
+        <w:t>-</w:t>
+      </w:r>
+      <w:r>
+        <w:rPr>
+          <w:color w:val="000000" w:themeColor="text1"/>
+          <w:sz w:val="22"/>
+          <w:szCs w:val="22"/>
+        </w:rPr>
+        <w:t xml:space="preserve"> </w:t>
+      </w:r>
+      <w:r>
+        <w:rPr>
+          <w:color w:val="000000" w:themeColor="text1"/>
+          <w:sz w:val="22"/>
+          <w:szCs w:val="22"/>
+        </w:rPr>
+        <w:tab/>
+      </w:r>
+      <w:r>
+        <w:rPr>
+          <w:b/>
+          <w:bCs/>
+          <w:color w:val="000000" w:themeColor="text1"/>
+          <w:sz w:val="22"/>
+          <w:szCs w:val="22"/>
+        </w:rPr>
+        <w:t>A.</w:t>
+      </w:r>
+      <w:r>
+        <w:rPr>
+          <w:b/>
+          <w:bCs/>
+          <w:color w:val="000000" w:themeColor="text1"/>
+          <w:sz w:val="22"/>
+          <w:szCs w:val="22"/>
+        </w:rPr>
+        <w:t xml:space="preserve"> </w:t>
+      </w:r>
+      <w:r>
+        <w:rPr>
+          <w:b/>
+          <w:bCs/>
+          <w:color w:val="000000" w:themeColor="text1"/>
+          <w:sz w:val="22"/>
+          <w:szCs w:val="22"/>
+        </w:rPr>
+        <w:t>A. Martinos Center for Biomedical Imaging</w:t>
+      </w:r>
+    </w:p>
+    <w:p>
+      <w:pPr>
+        <w:contextualSpacing/>
+        <w:rPr>
+          <w:b/>
+          <w:bCs/>
+          <w:color w:val="000000" w:themeColor="text1"/>
+          <w:sz w:val="22"/>
+          <w:szCs w:val="22"/>
+        </w:rPr>
+      </w:pPr>
+      <w:r>
+        <w:rPr>
+          <w:color w:val="000000" w:themeColor="text1"/>
+          <w:sz w:val="22"/>
+          <w:szCs w:val="22"/>
+        </w:rPr>
+        <w:t>Present</w:t>
+      </w:r>
+      <w:r>
+        <w:rPr>
+          <w:color w:val="000000" w:themeColor="text1"/>
+          <w:sz w:val="22"/>
+          <w:szCs w:val="22"/>
+        </w:rPr>
+        <w:tab/>
+      </w:r>
+      <w:r>
+        <w:rPr>
+          <w:color w:val="000000" w:themeColor="text1"/>
+          <w:sz w:val="22"/>
+          <w:szCs w:val="22"/>
+        </w:rPr>
+        <w:tab/>
+      </w:r>
+      <w:r>
+        <w:rPr>
+          <w:b/>
+          <w:bCs/>
+          <w:color w:val="000000" w:themeColor="text1"/>
+          <w:sz w:val="22"/>
+          <w:szCs w:val="22"/>
+        </w:rPr>
+        <w:t>Massachusetts General Hospital</w:t>
+      </w:r>
+    </w:p>
+    <w:p>
+      <w:pPr>
+        <w:contextualSpacing/>
+        <w:rPr>
+          <w:b/>
+          <w:bCs/>
+          <w:color w:val="000000" w:themeColor="text1"/>
+          <w:sz w:val="22"/>
+          <w:szCs w:val="22"/>
+        </w:rPr>
+      </w:pPr>
+      <w:r>
+        <w:rPr>
+          <w:b/>
+          <w:bCs/>
+          <w:color w:val="000000" w:themeColor="text1"/>
+          <w:sz w:val="22"/>
+          <w:szCs w:val="22"/>
+        </w:rPr>
+        <w:tab/>
+      </w:r>
+      <w:r>
+        <w:rPr>
+          <w:b/>
+          <w:bCs/>
+          <w:color w:val="000000" w:themeColor="text1"/>
+          <w:sz w:val="22"/>
+          <w:szCs w:val="22"/>
+        </w:rPr>
+        <w:tab/>
+      </w:r>
+      <w:r>
+        <w:rPr>
+          <w:b/>
+          <w:bCs/>
+          <w:color w:val="000000" w:themeColor="text1"/>
+          <w:sz w:val="22"/>
+          <w:szCs w:val="22"/>
+        </w:rPr>
+        <w:t>Department of Radiology</w:t>
+      </w:r>
+    </w:p>
+    <w:p>
+      <w:pPr>
+        <w:contextualSpacing/>
+        <w:rPr>
+          <w:color w:val="000000" w:themeColor="text1"/>
+          <w:sz w:val="22"/>
+          <w:szCs w:val="22"/>
+        </w:rPr>
+      </w:pPr>
+      <w:r>
+        <w:rPr>
+          <w:color w:val="000000" w:themeColor="text1"/>
+          <w:sz w:val="22"/>
+          <w:szCs w:val="22"/>
+        </w:rPr>
+        <w:tab/>
+      </w:r>
+      <w:r>
+        <w:rPr>
+          <w:color w:val="000000" w:themeColor="text1"/>
+          <w:sz w:val="22"/>
+          <w:szCs w:val="22"/>
+        </w:rPr>
+        <w:tab/>
+        <w:t>Postdoctoral Research Fellow</w:t>
+      </w:r>
+    </w:p>
+    <w:p>
+      <w:pPr>
+        <w:contextualSpacing/>
+        <w:rPr>
+          <w:color w:val="000000" w:themeColor="text1"/>
+          <w:sz w:val="22"/>
+          <w:szCs w:val="22"/>
+        </w:rPr>
+      </w:pPr>
+      <w:r>
+        <w:rPr>
+          <w:color w:val="000000" w:themeColor="text1"/>
+          <w:sz w:val="22"/>
+          <w:szCs w:val="22"/>
+        </w:rPr>
+        <w:tab/>
+      </w:r>
+      <w:r>
+        <w:rPr>
+          <w:color w:val="000000" w:themeColor="text1"/>
+          <w:sz w:val="22"/>
+          <w:szCs w:val="22"/>
+        </w:rPr>
+        <w:tab/>
+        <w:t>Mentor</w:t>
+      </w:r>
+      <w:r>
+        <w:rPr>
+          <w:color w:val="000000" w:themeColor="text1"/>
+          <w:sz w:val="22"/>
+          <w:szCs w:val="22"/>
+        </w:rPr>
+        <w:t>s</w:t>
+      </w:r>
+      <w:r>
+        <w:rPr>
+          <w:color w:val="000000" w:themeColor="text1"/>
+          <w:sz w:val="22"/>
+          <w:szCs w:val="22"/>
+        </w:rPr>
+        <w:t>: Jacob Hooker, PhD</w:t>
+      </w:r>
+      <w:r>
+        <w:rPr>
+          <w:color w:val="000000" w:themeColor="text1"/>
+          <w:sz w:val="22"/>
+          <w:szCs w:val="22"/>
+        </w:rPr>
+        <w:t xml:space="preserve"> &amp; Nicole Zürcher, PhD</w:t>
+      </w:r>
+    </w:p>
+    <w:p>
+      <w:pPr>
+        <w:contextualSpacing/>
+        <w:rPr>
+          <w:color w:val="000000" w:themeColor="text1"/>
+          <w:sz w:val="8"/>
+          <w:szCs w:val="8"/>
+        </w:rPr>
+      </w:pPr>
+    </w:p>
+    <w:p>
+      <w:pPr>
+        <w:contextualSpacing/>
+        <w:rPr>
+          <w:b/>
+          <w:bCs/>
+          <w:color w:val="000000" w:themeColor="text1"/>
+          <w:sz w:val="22"/>
+          <w:szCs w:val="22"/>
+        </w:rPr>
+      </w:pPr>
+      <w:r>
+        <w:rPr>
+          <w:color w:val="000000" w:themeColor="text1"/>
+          <w:sz w:val="22"/>
+          <w:szCs w:val="22"/>
+        </w:rPr>
+        <w:t>July</w:t>
+      </w:r>
+      <w:r>
+        <w:rPr>
+          <w:color w:val="000000" w:themeColor="text1"/>
+          <w:sz w:val="22"/>
+          <w:szCs w:val="22"/>
+        </w:rPr>
+        <w:t xml:space="preserve"> 2022</w:t>
+      </w:r>
+      <w:r>
+        <w:rPr>
+          <w:color w:val="000000" w:themeColor="text1"/>
+          <w:sz w:val="22"/>
+          <w:szCs w:val="22"/>
+        </w:rPr>
+        <w:t>-</w:t>
+      </w:r>
+      <w:r>
+        <w:rPr>
+          <w:b/>
+          <w:bCs/>
+          <w:color w:val="000000" w:themeColor="text1"/>
+          <w:sz w:val="22"/>
+          <w:szCs w:val="22"/>
+        </w:rPr>
+        <w:t xml:space="preserve"> </w:t>
+      </w:r>
+      <w:r>
+        <w:rPr>
+          <w:b/>
+          <w:bCs/>
+          <w:color w:val="000000" w:themeColor="text1"/>
+          <w:sz w:val="22"/>
+          <w:szCs w:val="22"/>
+        </w:rPr>
+        <w:tab/>
+        <w:t>Brandeis University</w:t>
+      </w:r>
+    </w:p>
+    <w:p>
+      <w:pPr>
+        <w:contextualSpacing/>
+        <w:rPr>
+          <w:color w:val="000000" w:themeColor="text1"/>
+          <w:sz w:val="22"/>
+          <w:szCs w:val="22"/>
+        </w:rPr>
+      </w:pPr>
+      <w:r>
+        <w:rPr>
+          <w:color w:val="000000" w:themeColor="text1"/>
+          <w:sz w:val="22"/>
+          <w:szCs w:val="22"/>
+        </w:rPr>
+        <w:t>Present</w:t>
+      </w:r>
+      <w:r>
+        <w:rPr>
+          <w:color w:val="000000" w:themeColor="text1"/>
+          <w:sz w:val="22"/>
+          <w:szCs w:val="22"/>
+        </w:rPr>
+        <w:tab/>
+      </w:r>
+      <w:r>
+        <w:rPr>
+          <w:b/>
+          <w:bCs/>
+          <w:color w:val="000000" w:themeColor="text1"/>
+          <w:sz w:val="22"/>
+          <w:szCs w:val="22"/>
+        </w:rPr>
+        <w:tab/>
+      </w:r>
+      <w:r>
+        <w:rPr>
+          <w:b/>
+          <w:bCs/>
+          <w:color w:val="000000" w:themeColor="text1"/>
+          <w:sz w:val="22"/>
+          <w:szCs w:val="22"/>
+        </w:rPr>
+        <w:t>Department of Neuroscience</w:t>
+      </w:r>
+    </w:p>
+    <w:p>
+      <w:pPr>
+        <w:ind w:left="720" w:firstLine="720"/>
+        <w:contextualSpacing/>
+        <w:rPr>
+          <w:color w:val="000000" w:themeColor="text1"/>
+          <w:sz w:val="22"/>
+          <w:szCs w:val="22"/>
+        </w:rPr>
+      </w:pPr>
+      <w:r>
+        <w:rPr>
+          <w:color w:val="000000" w:themeColor="text1"/>
+          <w:sz w:val="22"/>
+          <w:szCs w:val="22"/>
+        </w:rPr>
+        <w:t xml:space="preserve">Visiting </w:t>
+      </w:r>
+      <w:r>
+        <w:rPr>
+          <w:color w:val="000000" w:themeColor="text1"/>
+          <w:sz w:val="22"/>
+          <w:szCs w:val="22"/>
+        </w:rPr>
+        <w:t>Research Scientist</w:t>
+      </w:r>
+    </w:p>
+    <w:p>
+      <w:pPr>
+        <w:contextualSpacing/>
+        <w:rPr>
+          <w:color w:val="000000" w:themeColor="text1"/>
+          <w:sz w:val="22"/>
+          <w:szCs w:val="22"/>
+        </w:rPr>
+      </w:pPr>
+      <w:r>
+        <w:rPr>
+          <w:color w:val="000000" w:themeColor="text1"/>
+          <w:sz w:val="22"/>
+          <w:szCs w:val="22"/>
+        </w:rPr>
+        <w:tab/>
+      </w:r>
+      <w:r>
+        <w:rPr>
+          <w:color w:val="000000" w:themeColor="text1"/>
+          <w:sz w:val="22"/>
+          <w:szCs w:val="22"/>
+        </w:rPr>
+        <w:tab/>
+        <w:t>Mentor</w:t>
+      </w:r>
+      <w:r>
+        <w:rPr>
+          <w:i/>
+          <w:iCs/>
+          <w:color w:val="000000" w:themeColor="text1"/>
+          <w:sz w:val="22"/>
+          <w:szCs w:val="22"/>
+        </w:rPr>
+        <w:t xml:space="preserve">: </w:t>
+      </w:r>
+      <w:r>
+        <w:rPr>
+          <w:color w:val="000000" w:themeColor="text1"/>
+          <w:sz w:val="22"/>
+          <w:szCs w:val="22"/>
+        </w:rPr>
+        <w:t>Anne Berry</w:t>
+      </w:r>
+      <w:r>
+        <w:rPr>
+          <w:color w:val="000000" w:themeColor="text1"/>
+          <w:sz w:val="22"/>
+          <w:szCs w:val="22"/>
+        </w:rPr>
+        <w:t>, PhD</w:t>
+      </w:r>
+    </w:p>
+    <w:p>
+      <w:pPr>
+        <w:contextualSpacing/>
+        <w:rPr>
+          <w:color w:val="000000" w:themeColor="text1"/>
+          <w:sz w:val="8"/>
+          <w:szCs w:val="8"/>
+        </w:rPr>
+      </w:pPr>
+    </w:p>
+    <w:p>
+      <w:pPr>
+        <w:contextualSpacing/>
+        <w:rPr>
+          <w:b/>
+          <w:bCs/>
+          <w:color w:val="000000" w:themeColor="text1"/>
+          <w:sz w:val="22"/>
+          <w:szCs w:val="22"/>
+        </w:rPr>
+      </w:pPr>
+      <w:r>
+        <w:rPr>
+          <w:color w:val="000000" w:themeColor="text1"/>
+          <w:sz w:val="22"/>
+          <w:szCs w:val="22"/>
+        </w:rPr>
+        <w:t>Fall 2022</w:t>
+      </w:r>
+      <w:r>
+        <w:rPr>
+          <w:color w:val="000000" w:themeColor="text1"/>
+          <w:sz w:val="22"/>
+          <w:szCs w:val="22"/>
+        </w:rPr>
+        <w:tab/>
+      </w:r>
+      <w:r>
+        <w:rPr>
+          <w:b/>
+          <w:bCs/>
+          <w:color w:val="000000" w:themeColor="text1"/>
+          <w:sz w:val="22"/>
+          <w:szCs w:val="22"/>
+        </w:rPr>
+        <w:t>Tufts University</w:t>
+      </w:r>
+    </w:p>
+    <w:p>
+      <w:pPr>
+        <w:contextualSpacing/>
+        <w:rPr>
+          <w:b/>
+          <w:bCs/>
+          <w:color w:val="000000" w:themeColor="text1"/>
+          <w:sz w:val="22"/>
+          <w:szCs w:val="22"/>
+        </w:rPr>
+      </w:pPr>
+      <w:r>
+        <w:rPr>
+          <w:b/>
+          <w:bCs/>
+          <w:color w:val="000000" w:themeColor="text1"/>
+          <w:sz w:val="22"/>
+          <w:szCs w:val="22"/>
+        </w:rPr>
+        <w:tab/>
+      </w:r>
+      <w:r>
+        <w:rPr>
+          <w:b/>
+          <w:bCs/>
+          <w:color w:val="000000" w:themeColor="text1"/>
+          <w:sz w:val="22"/>
+          <w:szCs w:val="22"/>
+        </w:rPr>
+        <w:tab/>
+      </w:r>
+      <w:r>
+        <w:rPr>
+          <w:b/>
+          <w:bCs/>
+          <w:color w:val="000000" w:themeColor="text1"/>
+          <w:sz w:val="22"/>
+          <w:szCs w:val="22"/>
+        </w:rPr>
+        <w:t>Department of Psychology</w:t>
+      </w:r>
+    </w:p>
+    <w:p>
+      <w:pPr>
+        <w:contextualSpacing/>
+        <w:rPr>
+          <w:color w:val="000000" w:themeColor="text1"/>
+          <w:sz w:val="22"/>
+          <w:szCs w:val="22"/>
+        </w:rPr>
+      </w:pPr>
+      <w:r>
+        <w:rPr>
+          <w:color w:val="000000" w:themeColor="text1"/>
+          <w:sz w:val="22"/>
+          <w:szCs w:val="22"/>
+        </w:rPr>
+        <w:tab/>
+      </w:r>
+      <w:r>
+        <w:rPr>
+          <w:color w:val="000000" w:themeColor="text1"/>
+          <w:sz w:val="22"/>
+          <w:szCs w:val="22"/>
+        </w:rPr>
+        <w:tab/>
+      </w:r>
+      <w:r>
+        <w:rPr>
+          <w:color w:val="000000" w:themeColor="text1"/>
+          <w:sz w:val="22"/>
+          <w:szCs w:val="22"/>
+        </w:rPr>
+        <w:t xml:space="preserve">Adjunct </w:t>
+      </w:r>
+      <w:r>
+        <w:rPr>
+          <w:color w:val="000000" w:themeColor="text1"/>
+          <w:sz w:val="22"/>
+          <w:szCs w:val="22"/>
+        </w:rPr>
+        <w:t>Lecturer</w:t>
+      </w:r>
+    </w:p>
+    <w:p>
+      <w:pPr>
+        <w:contextualSpacing/>
+        <w:rPr>
+          <w:b/>
+          <w:bCs/>
+          <w:color w:val="000000" w:themeColor="text1"/>
+          <w:sz w:val="8"/>
+          <w:szCs w:val="8"/>
+        </w:rPr>
+      </w:pPr>
+    </w:p>
+    <w:p>
+      <w:pPr>
+        <w:contextualSpacing/>
+        <w:rPr>
+          <w:color w:val="000000" w:themeColor="text1"/>
+          <w:sz w:val="22"/>
+          <w:szCs w:val="22"/>
+        </w:rPr>
+      </w:pPr>
+      <w:r>
+        <w:rPr>
+          <w:color w:val="000000" w:themeColor="text1"/>
+          <w:sz w:val="22"/>
+          <w:szCs w:val="22"/>
+        </w:rPr>
+        <w:t>2017</w:t>
+      </w:r>
+      <w:r>
+        <w:rPr>
+          <w:color w:val="000000" w:themeColor="text1"/>
+          <w:sz w:val="22"/>
+          <w:szCs w:val="22"/>
+        </w:rPr>
+        <w:t>-</w:t>
+      </w:r>
+      <w:r>
+        <w:rPr>
+          <w:color w:val="000000" w:themeColor="text1"/>
+          <w:sz w:val="22"/>
+          <w:szCs w:val="22"/>
+        </w:rPr>
+        <w:t>2022</w:t>
+      </w:r>
+      <w:r>
+        <w:rPr>
+          <w:b/>
+          <w:bCs/>
+          <w:color w:val="000000" w:themeColor="text1"/>
+          <w:sz w:val="22"/>
+          <w:szCs w:val="22"/>
+        </w:rPr>
+        <w:tab/>
+        <w:t>Boston University</w:t>
+      </w:r>
+    </w:p>
+    <w:p>
+      <w:pPr>
+        <w:contextualSpacing/>
+        <w:rPr>
+          <w:color w:val="000000" w:themeColor="text1"/>
+          <w:sz w:val="22"/>
+          <w:szCs w:val="22"/>
+        </w:rPr>
+      </w:pPr>
+      <w:r>
+        <w:rPr>
+          <w:i/>
+          <w:iCs/>
+          <w:color w:val="000000" w:themeColor="text1"/>
+          <w:sz w:val="22"/>
+          <w:szCs w:val="22"/>
+        </w:rPr>
+        <w:tab/>
+      </w:r>
+      <w:r>
+        <w:rPr>
+          <w:color w:val="000000" w:themeColor="text1"/>
+          <w:sz w:val="22"/>
+          <w:szCs w:val="22"/>
+        </w:rPr>
+        <w:tab/>
+      </w:r>
+      <w:r>
+        <w:rPr>
+          <w:color w:val="000000" w:themeColor="text1"/>
+          <w:sz w:val="22"/>
+          <w:szCs w:val="22"/>
+        </w:rPr>
+        <w:t>Ph</w:t>
+      </w:r>
+      <w:r>
+        <w:rPr>
+          <w:color w:val="000000" w:themeColor="text1"/>
+          <w:sz w:val="22"/>
+          <w:szCs w:val="22"/>
+        </w:rPr>
+        <w:t>.</w:t>
+      </w:r>
+      <w:r>
+        <w:rPr>
+          <w:color w:val="000000" w:themeColor="text1"/>
+          <w:sz w:val="22"/>
+          <w:szCs w:val="22"/>
+        </w:rPr>
+        <w:t>D</w:t>
+      </w:r>
+      <w:r>
+        <w:rPr>
+          <w:color w:val="000000" w:themeColor="text1"/>
+          <w:sz w:val="22"/>
+          <w:szCs w:val="22"/>
+        </w:rPr>
+        <w:t>.</w:t>
+      </w:r>
+      <w:r>
+        <w:rPr>
+          <w:color w:val="000000" w:themeColor="text1"/>
+          <w:sz w:val="22"/>
+          <w:szCs w:val="22"/>
+        </w:rPr>
+        <w:t>, Computational Neuroscience</w:t>
+      </w:r>
+    </w:p>
+    <w:p>
+      <w:pPr>
+        <w:ind w:left="720" w:firstLine="720"/>
+        <w:contextualSpacing/>
+        <w:rPr>
+          <w:color w:val="000000" w:themeColor="text1"/>
+          <w:sz w:val="22"/>
+          <w:szCs w:val="22"/>
+        </w:rPr>
+      </w:pPr>
+      <w:r>
+        <w:rPr>
+          <w:color w:val="000000" w:themeColor="text1"/>
+          <w:sz w:val="22"/>
+          <w:szCs w:val="22"/>
+        </w:rPr>
+        <w:t>Mentor: Chantal Stern, DPhil</w:t>
+      </w:r>
+    </w:p>
+    <w:p>
+      <w:pPr>
+        <w:contextualSpacing/>
+        <w:rPr>
+          <w:color w:val="000000" w:themeColor="text1"/>
+          <w:sz w:val="8"/>
+          <w:szCs w:val="8"/>
+        </w:rPr>
+      </w:pPr>
+    </w:p>
+    <w:p>
+      <w:pPr>
+        <w:contextualSpacing/>
+        <w:rPr>
+          <w:color w:val="000000" w:themeColor="text1"/>
+          <w:sz w:val="22"/>
+          <w:szCs w:val="22"/>
+        </w:rPr>
+      </w:pPr>
+      <w:r>
+        <w:rPr>
+          <w:color w:val="000000" w:themeColor="text1"/>
+          <w:sz w:val="22"/>
+          <w:szCs w:val="22"/>
+        </w:rPr>
+        <w:t>2013</w:t>
+      </w:r>
+      <w:r>
+        <w:rPr>
+          <w:color w:val="000000" w:themeColor="text1"/>
+          <w:sz w:val="22"/>
+          <w:szCs w:val="22"/>
+        </w:rPr>
+        <w:t>-</w:t>
+      </w:r>
+      <w:r>
+        <w:rPr>
+          <w:color w:val="000000" w:themeColor="text1"/>
+          <w:sz w:val="22"/>
+          <w:szCs w:val="22"/>
+        </w:rPr>
+        <w:t>2017</w:t>
+      </w:r>
+      <w:r>
+        <w:rPr>
+          <w:b/>
+          <w:bCs/>
+          <w:color w:val="000000" w:themeColor="text1"/>
+          <w:sz w:val="22"/>
+          <w:szCs w:val="22"/>
+        </w:rPr>
+        <w:t xml:space="preserve"> </w:t>
+      </w:r>
+      <w:r>
+        <w:rPr>
+          <w:b/>
+          <w:bCs/>
+          <w:color w:val="000000" w:themeColor="text1"/>
+          <w:sz w:val="22"/>
+          <w:szCs w:val="22"/>
+        </w:rPr>
+        <w:tab/>
+        <w:t>Tufts University</w:t>
+      </w:r>
+    </w:p>
+    <w:p>
+      <w:pPr>
+        <w:ind w:left="720" w:firstLine="720"/>
+        <w:contextualSpacing/>
+        <w:rPr>
+          <w:color w:val="000000" w:themeColor="text1"/>
+          <w:sz w:val="22"/>
+          <w:szCs w:val="22"/>
+        </w:rPr>
+      </w:pPr>
+      <w:r>
+        <w:rPr>
+          <w:color w:val="000000" w:themeColor="text1"/>
+          <w:sz w:val="22"/>
+          <w:szCs w:val="22"/>
+        </w:rPr>
+        <w:t xml:space="preserve">B.S., </w:t>
+      </w:r>
+      <w:r>
+        <w:rPr>
+          <w:i/>
+          <w:iCs/>
+          <w:color w:val="000000" w:themeColor="text1"/>
+          <w:sz w:val="22"/>
+          <w:szCs w:val="22"/>
+        </w:rPr>
+        <w:t>magna cum laude</w:t>
+      </w:r>
+      <w:r>
+        <w:rPr>
+          <w:color w:val="000000" w:themeColor="text1"/>
+          <w:sz w:val="22"/>
+          <w:szCs w:val="22"/>
+        </w:rPr>
+        <w:t>, Thesis Honors</w:t>
+      </w:r>
+    </w:p>
+    <w:p>
+      <w:pPr>
+        <w:ind w:left="720" w:firstLine="720"/>
+        <w:contextualSpacing/>
+        <w:rPr>
+          <w:color w:val="000000" w:themeColor="text1"/>
+          <w:sz w:val="22"/>
+          <w:szCs w:val="22"/>
+        </w:rPr>
+      </w:pPr>
+      <w:r>
+        <w:rPr>
+          <w:color w:val="000000" w:themeColor="text1"/>
+          <w:sz w:val="22"/>
+          <w:szCs w:val="22"/>
+        </w:rPr>
+        <w:t>Cognitive &amp; Brain Science, Computer Science</w:t>
+      </w:r>
+    </w:p>
+    <w:p>
+      <w:pPr>
+        <w:ind w:left="720" w:firstLine="720"/>
+        <w:contextualSpacing/>
+        <w:rPr>
+          <w:color w:val="000000" w:themeColor="text1"/>
+          <w:sz w:val="11"/>
+          <w:szCs w:val="11"/>
+        </w:rPr>
+      </w:pPr>
+    </w:p>
+    <w:p>
+      <w:pPr>
+        <w:pBdr>
+          <w:bottom w:val="single" w:sz="6" w:space="1" w:color="auto"/>
+        </w:pBdr>
+        <w:contextualSpacing/>
+        <w:rPr>
+          <w:rFonts w:asciiTheme="majorHAnsi" w:hAnsiTheme="majorHAnsi" w:cstheme="majorHAnsi"/>
+          <w:b/>
+          <w:bCs/>
+          <w:color w:val="000000" w:themeColor="text1"/>
+          <w:sz w:val="28"/>
+          <w:szCs w:val="28"/>
+        </w:rPr>
+      </w:pPr>
+      <w:r>
+        <w:rPr>
+          <w:rFonts w:asciiTheme="majorHAnsi" w:hAnsiTheme="majorHAnsi" w:cstheme="majorHAnsi"/>
+          <w:b/>
+          <w:bCs/>
+          <w:color w:val="000000" w:themeColor="text1"/>
+          <w:sz w:val="28"/>
+          <w:szCs w:val="28"/>
+        </w:rPr>
+        <w:t>Funding</w:t>
+      </w:r>
+    </w:p>
+    <w:p>
+      <w:pPr>
+        <w:contextualSpacing/>
+        <w:rPr>
+          <w:color w:val="000000" w:themeColor="text1"/>
+          <w:sz w:val="10"/>
+          <w:szCs w:val="10"/>
+        </w:rPr>
+      </w:pPr>
+    </w:p>
+    <w:p>
+      <w:pPr>
+        <w:pBdr>
+          <w:bottom w:val="single" w:sz="6" w:space="1" w:color="auto"/>
+        </w:pBdr>
+        <w:contextualSpacing/>
+        <w:rPr>
+          <w:b/>
+          <w:bCs/>
+          <w:color w:val="000000" w:themeColor="text1"/>
+          <w:sz w:val="22"/>
+          <w:szCs w:val="22"/>
+        </w:rPr>
+      </w:pPr>
+      <w:r>
+        <w:rPr>
+          <w:color w:val="000000" w:themeColor="text1"/>
+          <w:sz w:val="22"/>
+          <w:szCs w:val="22"/>
+        </w:rPr>
+        <w:t>2024</w:t>
+      </w:r>
+      <w:r>
+        <w:rPr>
+          <w:color w:val="000000" w:themeColor="text1"/>
+          <w:sz w:val="22"/>
+          <w:szCs w:val="22"/>
+        </w:rPr>
+        <w:t>-</w:t>
+      </w:r>
+      <w:r>
+        <w:rPr>
+          <w:color w:val="000000" w:themeColor="text1"/>
+          <w:sz w:val="22"/>
+          <w:szCs w:val="22"/>
+        </w:rPr>
+        <w:t xml:space="preserve">2027 </w:t>
+      </w:r>
+      <w:r>
+        <w:rPr>
+          <w:color w:val="000000" w:themeColor="text1"/>
+          <w:sz w:val="22"/>
+          <w:szCs w:val="22"/>
+        </w:rPr>
+        <w:tab/>
+      </w:r>
+      <w:r>
+        <w:rPr>
+          <w:b/>
+          <w:bCs/>
+          <w:color w:val="000000" w:themeColor="text1"/>
+          <w:sz w:val="22"/>
+          <w:szCs w:val="22"/>
+        </w:rPr>
+        <w:t>National Institute of Aging</w:t>
+      </w:r>
+    </w:p>
+    <w:p>
+      <w:pPr>
+        <w:pBdr>
+          <w:bottom w:val="single" w:sz="6" w:space="1" w:color="auto"/>
+        </w:pBdr>
+        <w:contextualSpacing/>
+        <w:rPr>
+          <w:sz w:val="22"/>
+          <w:szCs w:val="22"/>
+        </w:rPr>
+      </w:pPr>
+      <w:r>
+        <w:rPr>
+          <w:color w:val="000000" w:themeColor="text1"/>
+          <w:sz w:val="22"/>
+          <w:szCs w:val="22"/>
+        </w:rPr>
+        <w:tab/>
+      </w:r>
+      <w:r>
+        <w:rPr>
+          <w:color w:val="000000" w:themeColor="text1"/>
+          <w:sz w:val="22"/>
+          <w:szCs w:val="22"/>
+        </w:rPr>
+        <w:tab/>
+      </w:r>
+      <w:r>
+        <w:rPr>
+          <w:color w:val="000000" w:themeColor="text1"/>
+          <w:sz w:val="22"/>
+          <w:szCs w:val="22"/>
+        </w:rPr>
+        <w:t xml:space="preserve">F32 AG084259, Ruth </w:t>
+      </w:r>
+      <w:r>
+        <w:rPr>
+          <w:sz w:val="22"/>
+          <w:szCs w:val="22"/>
+        </w:rPr>
+        <w:t xml:space="preserve">L. </w:t>
+      </w:r>
+      <w:proofErr w:type="spellStart"/>
+      <w:r>
+        <w:rPr>
+          <w:sz w:val="22"/>
+          <w:szCs w:val="22"/>
+        </w:rPr>
+        <w:t>Kirschstein</w:t>
+      </w:r>
+      <w:proofErr w:type="spellEnd"/>
+      <w:r>
+        <w:rPr>
+          <w:sz w:val="22"/>
+          <w:szCs w:val="22"/>
+        </w:rPr>
+        <w:t xml:space="preserve"> Postdoctoral National Research Service Award</w:t>
+      </w:r>
+    </w:p>
+    <w:p>
+      <w:pPr>
+        <w:pBdr>
+          <w:bottom w:val="single" w:sz="6" w:space="1" w:color="auto"/>
+        </w:pBdr>
+        <w:contextualSpacing/>
+        <w:rPr>
+          <w:i/>
+          <w:iCs/>
+          <w:sz w:val="22"/>
+          <w:szCs w:val="22"/>
+        </w:rPr>
+      </w:pPr>
+      <w:r>
+        <w:rPr>
+          <w:sz w:val="22"/>
+          <w:szCs w:val="22"/>
+        </w:rPr>
+        <w:tab/>
+      </w:r>
+      <w:r>
+        <w:rPr>
+          <w:sz w:val="22"/>
+          <w:szCs w:val="22"/>
+        </w:rPr>
+        <w:tab/>
+        <w:t xml:space="preserve">Fellow, </w:t>
+      </w:r>
+      <w:r>
+        <w:rPr>
+          <w:i/>
+          <w:iCs/>
+          <w:sz w:val="22"/>
+          <w:szCs w:val="22"/>
+        </w:rPr>
+        <w:t>Conjoint Effects of Dopamine and Tau on Cognition in Aging</w:t>
+      </w:r>
+    </w:p>
+    <w:p>
+      <w:pPr>
+        <w:pBdr>
+          <w:bottom w:val="single" w:sz="6" w:space="1" w:color="auto"/>
+        </w:pBdr>
+        <w:contextualSpacing/>
+        <w:rPr>
+          <w:i/>
+          <w:iCs/>
+          <w:sz w:val="8"/>
+          <w:szCs w:val="8"/>
+        </w:rPr>
+      </w:pPr>
+    </w:p>
+    <w:p>
+      <w:pPr>
+        <w:pBdr>
+          <w:bottom w:val="single" w:sz="6" w:space="1" w:color="auto"/>
+        </w:pBdr>
+        <w:contextualSpacing/>
+        <w:rPr>
+          <w:b/>
+          <w:bCs/>
+          <w:sz w:val="22"/>
+          <w:szCs w:val="22"/>
+        </w:rPr>
+      </w:pPr>
+      <w:r>
+        <w:rPr>
+          <w:sz w:val="22"/>
+          <w:szCs w:val="22"/>
+        </w:rPr>
+        <w:t>2024-2026</w:t>
+      </w:r>
+      <w:r>
+        <w:rPr>
+          <w:sz w:val="22"/>
+          <w:szCs w:val="22"/>
+        </w:rPr>
+        <w:tab/>
+      </w:r>
+      <w:r>
+        <w:rPr>
+          <w:b/>
+          <w:bCs/>
+          <w:sz w:val="22"/>
+          <w:szCs w:val="22"/>
+        </w:rPr>
+        <w:t>National Institute of Aging</w:t>
+      </w:r>
+    </w:p>
+    <w:p>
+      <w:pPr>
+        <w:pBdr>
+          <w:bottom w:val="single" w:sz="6" w:space="1" w:color="auto"/>
+        </w:pBdr>
+        <w:contextualSpacing/>
+        <w:rPr>
+          <w:sz w:val="22"/>
+          <w:szCs w:val="22"/>
+        </w:rPr>
+      </w:pPr>
+      <w:r>
+        <w:rPr>
+          <w:b/>
+          <w:bCs/>
+          <w:sz w:val="22"/>
+          <w:szCs w:val="22"/>
+        </w:rPr>
+        <w:tab/>
+      </w:r>
+      <w:r>
+        <w:rPr>
+          <w:b/>
+          <w:bCs/>
+          <w:sz w:val="22"/>
+          <w:szCs w:val="22"/>
+        </w:rPr>
+        <w:tab/>
+      </w:r>
+      <w:r>
+        <w:rPr>
+          <w:sz w:val="22"/>
+          <w:szCs w:val="22"/>
+        </w:rPr>
+        <w:t>L30 AG089518, National Loan Repayment Program Award</w:t>
+      </w:r>
+    </w:p>
+    <w:p>
+      <w:pPr>
+        <w:pBdr>
+          <w:bottom w:val="single" w:sz="6" w:space="1" w:color="auto"/>
+        </w:pBdr>
+        <w:contextualSpacing/>
+        <w:rPr>
+          <w:i/>
+          <w:iCs/>
+          <w:sz w:val="22"/>
+          <w:szCs w:val="22"/>
+        </w:rPr>
+      </w:pPr>
+      <w:r>
+        <w:rPr>
+          <w:sz w:val="22"/>
+          <w:szCs w:val="22"/>
+        </w:rPr>
+        <w:tab/>
+      </w:r>
+      <w:r>
+        <w:rPr>
+          <w:sz w:val="22"/>
+          <w:szCs w:val="22"/>
+        </w:rPr>
+        <w:tab/>
+      </w:r>
+      <w:r>
+        <w:rPr>
+          <w:i/>
+          <w:iCs/>
+          <w:sz w:val="22"/>
+          <w:szCs w:val="22"/>
+        </w:rPr>
+        <w:t>Dopamine, Tau, and Memory in Aging: An Integrative Investigation</w:t>
+      </w:r>
+    </w:p>
+    <w:p>
+      <w:pPr>
+        <w:pBdr>
+          <w:bottom w:val="single" w:sz="6" w:space="1" w:color="auto"/>
+        </w:pBdr>
+        <w:contextualSpacing/>
+        <w:rPr>
+          <w:i/>
+          <w:iCs/>
+          <w:color w:val="000000" w:themeColor="text1"/>
+          <w:sz w:val="11"/>
+          <w:szCs w:val="11"/>
+        </w:rPr>
+      </w:pPr>
+    </w:p>
+    <w:p>
+      <w:pPr>
+        <w:pBdr>
+          <w:bottom w:val="single" w:sz="6" w:space="1" w:color="auto"/>
+        </w:pBdr>
+        <w:contextualSpacing/>
+        <w:rPr>
+          <w:rFonts w:asciiTheme="majorHAnsi" w:hAnsiTheme="majorHAnsi" w:cstheme="majorHAnsi"/>
+          <w:b/>
+          <w:bCs/>
+          <w:color w:val="000000" w:themeColor="text1"/>
+          <w:sz w:val="28"/>
+          <w:szCs w:val="28"/>
+        </w:rPr>
+      </w:pPr>
+      <w:r>
+        <w:rPr>
+          <w:rFonts w:asciiTheme="majorHAnsi" w:hAnsiTheme="majorHAnsi" w:cstheme="majorHAnsi"/>
+          <w:b/>
+          <w:bCs/>
+          <w:color w:val="000000" w:themeColor="text1"/>
+          <w:sz w:val="28"/>
+          <w:szCs w:val="28"/>
+        </w:rPr>
+        <w:t>Honors &amp; Awards</w:t>
+      </w:r>
+    </w:p>
+    <w:p>
+      <w:pPr>
+        <w:contextualSpacing/>
+        <w:rPr>
+          <w:color w:val="000000" w:themeColor="text1"/>
+          <w:sz w:val="10"/>
+          <w:szCs w:val="10"/>
+        </w:rPr>
+      </w:pPr>
+    </w:p>
+    <w:p>
+      <w:pPr>
+        <w:contextualSpacing/>
+        <w:rPr>
+          <w:color w:val="000000" w:themeColor="text1"/>
+          <w:sz w:val="22"/>
+          <w:szCs w:val="22"/>
+        </w:rPr>
+      </w:pPr>
+      <w:r>
+        <w:rPr>
+          <w:color w:val="000000" w:themeColor="text1"/>
+          <w:sz w:val="22"/>
+          <w:szCs w:val="22"/>
+        </w:rPr>
+        <w:t>2026</w:t>
+      </w:r>
+      <w:r>
+        <w:rPr>
+          <w:color w:val="000000" w:themeColor="text1"/>
+          <w:sz w:val="22"/>
+          <w:szCs w:val="22"/>
+        </w:rPr>
+        <w:tab/>
+      </w:r>
+      <w:r>
+        <w:rPr>
+          <w:color w:val="000000" w:themeColor="text1"/>
+          <w:sz w:val="22"/>
+          <w:szCs w:val="22"/>
+        </w:rPr>
+        <w:tab/>
+        <w:t>Travel Award, Molecular Connectivity Working Group Symposium</w:t>
+      </w:r>
+    </w:p>
+    <w:p>
+      <w:pPr>
+        <w:contextualSpacing/>
+        <w:rPr>
+          <w:color w:val="000000" w:themeColor="text1"/>
+          <w:sz w:val="22"/>
+          <w:szCs w:val="22"/>
+        </w:rPr>
+      </w:pPr>
+      <w:r>
+        <w:rPr>
+          <w:color w:val="000000" w:themeColor="text1"/>
+          <w:sz w:val="22"/>
+          <w:szCs w:val="22"/>
+        </w:rPr>
+        <w:t>2025</w:t>
+      </w:r>
+      <w:r>
+        <w:rPr>
+          <w:color w:val="000000" w:themeColor="text1"/>
+          <w:sz w:val="22"/>
+          <w:szCs w:val="22"/>
+        </w:rPr>
+        <w:tab/>
+      </w:r>
+      <w:r>
+        <w:rPr>
+          <w:color w:val="000000" w:themeColor="text1"/>
+          <w:sz w:val="22"/>
+          <w:szCs w:val="22"/>
+        </w:rPr>
+        <w:tab/>
+        <w:t>Sallie P. Asche Travel Award, Dallas Aging and Cognition Conference</w:t>
+      </w:r>
+    </w:p>
+    <w:p>
+      <w:pPr>
+        <w:contextualSpacing/>
+        <w:rPr>
+          <w:color w:val="000000" w:themeColor="text1"/>
+          <w:sz w:val="22"/>
+          <w:szCs w:val="22"/>
+        </w:rPr>
+      </w:pPr>
+      <w:r>
+        <w:rPr>
+          <w:color w:val="000000" w:themeColor="text1"/>
+          <w:sz w:val="22"/>
+          <w:szCs w:val="22"/>
+        </w:rPr>
+        <w:t>2023</w:t>
+      </w:r>
+      <w:r>
+        <w:rPr>
+          <w:color w:val="000000" w:themeColor="text1"/>
+          <w:sz w:val="22"/>
+          <w:szCs w:val="22"/>
+        </w:rPr>
+        <w:tab/>
+      </w:r>
+      <w:r>
+        <w:rPr>
+          <w:color w:val="000000" w:themeColor="text1"/>
+          <w:sz w:val="22"/>
+          <w:szCs w:val="22"/>
+        </w:rPr>
+        <w:tab/>
+        <w:t>Travel Award, 4</w:t>
+      </w:r>
+      <w:r>
+        <w:rPr>
+          <w:color w:val="000000" w:themeColor="text1"/>
+          <w:sz w:val="22"/>
+          <w:szCs w:val="22"/>
+          <w:vertAlign w:val="superscript"/>
+        </w:rPr>
+        <w:t>th</w:t>
+      </w:r>
+      <w:r>
+        <w:rPr>
+          <w:color w:val="000000" w:themeColor="text1"/>
+          <w:sz w:val="22"/>
+          <w:szCs w:val="22"/>
+        </w:rPr>
+        <w:t xml:space="preserve"> Workshop on Reserve &amp; Resilience in Cognitive Aging &amp; Dementia</w:t>
+      </w:r>
+    </w:p>
+    <w:p>
+      <w:pPr>
+        <w:contextualSpacing/>
+        <w:rPr>
+          <w:color w:val="000000" w:themeColor="text1"/>
+          <w:sz w:val="22"/>
+          <w:szCs w:val="22"/>
+        </w:rPr>
+      </w:pPr>
+      <w:r>
+        <w:rPr>
+          <w:color w:val="000000" w:themeColor="text1"/>
+          <w:sz w:val="22"/>
+          <w:szCs w:val="22"/>
+        </w:rPr>
+        <w:t>2022</w:t>
+      </w:r>
+      <w:r>
+        <w:rPr>
+          <w:color w:val="000000" w:themeColor="text1"/>
+          <w:sz w:val="22"/>
+          <w:szCs w:val="22"/>
+        </w:rPr>
+        <w:tab/>
+      </w:r>
+      <w:r>
+        <w:rPr>
+          <w:color w:val="000000" w:themeColor="text1"/>
+          <w:sz w:val="22"/>
+          <w:szCs w:val="22"/>
+        </w:rPr>
+        <w:tab/>
+        <w:t>First Prize, Russek Student Achievement Award</w:t>
+      </w:r>
+      <w:r>
+        <w:rPr>
+          <w:i/>
+          <w:iCs/>
+          <w:color w:val="000000" w:themeColor="text1"/>
+          <w:sz w:val="22"/>
+          <w:szCs w:val="22"/>
+        </w:rPr>
+        <w:t xml:space="preserve">, </w:t>
+      </w:r>
+      <w:r>
+        <w:rPr>
+          <w:color w:val="000000" w:themeColor="text1"/>
+          <w:sz w:val="22"/>
+          <w:szCs w:val="22"/>
+        </w:rPr>
+        <w:t>BU Grad. Prog. for Neuro.</w:t>
+      </w:r>
+    </w:p>
+    <w:p>
+      <w:pPr>
+        <w:contextualSpacing/>
+        <w:rPr>
+          <w:color w:val="000000" w:themeColor="text1"/>
+          <w:sz w:val="22"/>
+          <w:szCs w:val="22"/>
+        </w:rPr>
+      </w:pPr>
+      <w:r>
+        <w:rPr>
+          <w:color w:val="000000" w:themeColor="text1"/>
+          <w:sz w:val="22"/>
+          <w:szCs w:val="22"/>
+        </w:rPr>
+        <w:t>2017</w:t>
+      </w:r>
+      <w:r>
+        <w:rPr>
+          <w:color w:val="000000" w:themeColor="text1"/>
+          <w:sz w:val="22"/>
+          <w:szCs w:val="22"/>
+        </w:rPr>
+        <w:tab/>
+      </w:r>
+      <w:r>
+        <w:rPr>
+          <w:color w:val="000000" w:themeColor="text1"/>
+          <w:sz w:val="22"/>
+          <w:szCs w:val="22"/>
+        </w:rPr>
+        <w:tab/>
+        <w:t>Honorable Mention, NSF Graduate Research Fellowship Program</w:t>
+      </w:r>
+    </w:p>
+    <w:p>
+      <w:pPr>
+        <w:contextualSpacing/>
+        <w:rPr>
+          <w:i/>
+          <w:iCs/>
+          <w:color w:val="000000" w:themeColor="text1"/>
+          <w:sz w:val="22"/>
+          <w:szCs w:val="22"/>
+        </w:rPr>
+      </w:pPr>
+      <w:r>
+        <w:rPr>
+          <w:color w:val="000000" w:themeColor="text1"/>
+          <w:sz w:val="22"/>
+          <w:szCs w:val="22"/>
+        </w:rPr>
+        <w:t xml:space="preserve">2017 </w:t>
+      </w:r>
+      <w:r>
+        <w:rPr>
+          <w:color w:val="000000" w:themeColor="text1"/>
+          <w:sz w:val="22"/>
+          <w:szCs w:val="22"/>
+        </w:rPr>
+        <w:tab/>
+      </w:r>
+      <w:r>
+        <w:rPr>
+          <w:color w:val="000000" w:themeColor="text1"/>
+          <w:sz w:val="22"/>
+          <w:szCs w:val="22"/>
+        </w:rPr>
+        <w:tab/>
+        <w:t>Joanne Mary Sullivan Prize, Tufts University Psychology Department</w:t>
+      </w:r>
+    </w:p>
+    <w:p>
+      <w:pPr>
+        <w:contextualSpacing/>
+        <w:rPr>
+          <w:color w:val="000000" w:themeColor="text1"/>
+          <w:sz w:val="22"/>
+          <w:szCs w:val="22"/>
+        </w:rPr>
+      </w:pPr>
+      <w:r>
+        <w:rPr>
+          <w:color w:val="000000" w:themeColor="text1"/>
+          <w:sz w:val="22"/>
+          <w:szCs w:val="22"/>
+        </w:rPr>
+        <w:t>2017</w:t>
+      </w:r>
+      <w:r>
+        <w:rPr>
+          <w:color w:val="000000" w:themeColor="text1"/>
+          <w:sz w:val="22"/>
+          <w:szCs w:val="22"/>
+        </w:rPr>
+        <w:tab/>
+      </w:r>
+      <w:r>
+        <w:rPr>
+          <w:color w:val="000000" w:themeColor="text1"/>
+          <w:sz w:val="22"/>
+          <w:szCs w:val="22"/>
+        </w:rPr>
+        <w:tab/>
+        <w:t>Barton Term Scholar for Arts and Sciences, Tufts University</w:t>
+      </w:r>
+    </w:p>
+    <w:p>
+      <w:pPr>
+        <w:contextualSpacing/>
+        <w:rPr>
+          <w:color w:val="000000" w:themeColor="text1"/>
+          <w:sz w:val="22"/>
+          <w:szCs w:val="22"/>
+        </w:rPr>
+      </w:pPr>
+      <w:r>
+        <w:rPr>
+          <w:color w:val="000000" w:themeColor="text1"/>
+          <w:sz w:val="22"/>
+          <w:szCs w:val="22"/>
+        </w:rPr>
+        <w:t>2016</w:t>
+      </w:r>
+      <w:r>
+        <w:rPr>
+          <w:color w:val="000000" w:themeColor="text1"/>
+          <w:sz w:val="22"/>
+          <w:szCs w:val="22"/>
+        </w:rPr>
+        <w:tab/>
+      </w:r>
+      <w:r>
+        <w:rPr>
+          <w:color w:val="000000" w:themeColor="text1"/>
+          <w:sz w:val="22"/>
+          <w:szCs w:val="22"/>
+        </w:rPr>
+        <w:tab/>
+        <w:t>Greg Ellenoff Internship Grant, Tufts University Career Center</w:t>
+      </w:r>
+    </w:p>
+    <w:p>
+      <w:pPr>
+        <w:contextualSpacing/>
+        <w:rPr>
+          <w:color w:val="000000" w:themeColor="text1"/>
+          <w:sz w:val="22"/>
+          <w:szCs w:val="22"/>
+        </w:rPr>
+      </w:pPr>
+      <w:r>
+        <w:rPr>
+          <w:color w:val="000000" w:themeColor="text1"/>
+          <w:sz w:val="22"/>
+          <w:szCs w:val="22"/>
+        </w:rPr>
+        <w:t>2016</w:t>
+      </w:r>
+      <w:r>
+        <w:rPr>
+          <w:color w:val="000000" w:themeColor="text1"/>
+          <w:sz w:val="22"/>
+          <w:szCs w:val="22"/>
+        </w:rPr>
+        <w:tab/>
+      </w:r>
+      <w:r>
+        <w:rPr>
+          <w:color w:val="000000" w:themeColor="text1"/>
+          <w:sz w:val="22"/>
+          <w:szCs w:val="22"/>
+        </w:rPr>
+        <w:tab/>
+        <w:t>Psy Chi Honor Society</w:t>
+      </w:r>
+    </w:p>
+    <w:p>
+      <w:pPr>
+        <w:pBdr>
+          <w:bottom w:val="single" w:sz="6" w:space="1" w:color="auto"/>
+        </w:pBdr>
+        <w:contextualSpacing/>
+        <w:rPr>
+          <w:rFonts w:asciiTheme="majorHAnsi" w:hAnsiTheme="majorHAnsi" w:cstheme="majorHAnsi"/>
+          <w:b/>
+          <w:bCs/>
+          <w:color w:val="000000" w:themeColor="text1"/>
+          <w:sz w:val="28"/>
+          <w:szCs w:val="28"/>
+        </w:rPr>
+      </w:pPr>
+      <w:r>
+        <w:rPr>
+          <w:rFonts w:asciiTheme="majorHAnsi" w:hAnsiTheme="majorHAnsi" w:cstheme="majorHAnsi"/>
+          <w:b/>
+          <w:bCs/>
+          <w:color w:val="000000" w:themeColor="text1"/>
+          <w:sz w:val="28"/>
+          <w:szCs w:val="28"/>
+        </w:rPr>
+        <w:lastRenderedPageBreak/>
+        <w:t>Preprints &amp; Pending Manuscripts</w:t>
+      </w:r>
+    </w:p>
+    <w:p>
+      <w:pPr>
+        <w:contextualSpacing/>
+        <w:jc w:val="both"/>
+        <w:rPr>
+          <w:b/>
+          <w:color w:val="000000" w:themeColor="text1"/>
+          <w:sz w:val="10"/>
+          <w:szCs w:val="10"/>
+        </w:rPr>
+      </w:pPr>
+    </w:p>
+    <w:p>
+      <w:pPr>
+        <w:ind w:left="720" w:hanging="720"/>
+        <w:contextualSpacing/>
+        <w:jc w:val="both"/>
+        <w:rPr>
+          <w:color w:val="000000" w:themeColor="text1"/>
+          <w:sz w:val="22"/>
+          <w:szCs w:val="22"/>
+          <w:shd w:val="clear" w:color="auto" w:fill="FFFFFF"/>
+        </w:rPr>
+      </w:pPr>
+      <w:r>
+        <w:rPr>
+          <w:color w:val="000000" w:themeColor="text1"/>
+          <w:sz w:val="22"/>
+          <w:szCs w:val="22"/>
+        </w:rPr>
+        <w:t xml:space="preserve">Giorgio, J., </w:t>
+      </w:r>
+      <w:r>
+        <w:rPr>
+          <w:b/>
+          <w:bCs/>
+          <w:color w:val="000000" w:themeColor="text1"/>
+          <w:sz w:val="22"/>
+          <w:szCs w:val="22"/>
+        </w:rPr>
+        <w:t>Morin, T.M.</w:t>
+      </w:r>
+      <w:r>
+        <w:rPr>
+          <w:color w:val="000000" w:themeColor="text1"/>
+          <w:sz w:val="22"/>
+          <w:szCs w:val="22"/>
+        </w:rPr>
+        <w:t xml:space="preserve">, Chen, H.Y., Berry, A.S., Breakspear, M., &amp; </w:t>
+      </w:r>
+      <w:proofErr w:type="spellStart"/>
+      <w:r>
+        <w:rPr>
+          <w:color w:val="000000" w:themeColor="text1"/>
+          <w:sz w:val="22"/>
+          <w:szCs w:val="22"/>
+        </w:rPr>
+        <w:t>Jagust</w:t>
+      </w:r>
+      <w:proofErr w:type="spellEnd"/>
+      <w:r>
+        <w:rPr>
+          <w:color w:val="000000" w:themeColor="text1"/>
+          <w:sz w:val="22"/>
+          <w:szCs w:val="22"/>
+        </w:rPr>
+        <w:t xml:space="preserve">, W.J. Dopamine compensates for amyloid-induced default mode network dysfunction to support learning. bioRxiv. </w:t>
+      </w:r>
+      <w:hyperlink r:id="rId15" w:history="1">
         <w:r>
           <w:rPr>
             <w:rStyle w:val="Hyperlink"/>
             <w:color w:val="000000" w:themeColor="text1"/>
             <w:sz w:val="22"/>
             <w:szCs w:val="22"/>
+            <w:shd w:val="clear" w:color="auto" w:fill="FFFFFF"/>
           </w:rPr>
-          <w:t>www.tmmorin.com</w:t>
+          <w:t>https://doi.org/10.64898/2026.07.07.736872</w:t>
         </w:r>
       </w:hyperlink>
-    </w:p>
-    <w:p>
-      <w:pPr>
-        <w:tabs>
-          <w:tab w:val="left" w:pos="0"/>
-          <w:tab w:val="right" w:pos="8640"/>
-        </w:tabs>
-        <w:contextualSpacing/>
-        <w:jc w:val="right"/>
-        <w:rPr>
-          <w:rStyle w:val="Hyperlink"/>
-          <w:color w:val="000000" w:themeColor="text1"/>
-          <w:sz w:val="22"/>
-          <w:szCs w:val="22"/>
-        </w:rPr>
-      </w:pPr>
-      <w:hyperlink r:id="rId9" w:history="1">
-        <w:r>
-          <w:rPr>
-            <w:rStyle w:val="Hyperlink"/>
-            <w:color w:val="000000" w:themeColor="text1"/>
-            <w:sz w:val="22"/>
-            <w:szCs w:val="22"/>
-          </w:rPr>
-          <w:t>tmorin2@mgh.harvard.edu</w:t>
-        </w:r>
-      </w:hyperlink>
-    </w:p>
-    <w:p>
-      <w:pPr>
-        <w:tabs>
-          <w:tab w:val="left" w:pos="0"/>
-          <w:tab w:val="right" w:pos="8640"/>
-        </w:tabs>
-        <w:ind w:hanging="720"/>
-        <w:contextualSpacing/>
-        <w:jc w:val="right"/>
-        <w:rPr>
-          <w:rStyle w:val="Hyperlink"/>
-          <w:color w:val="000000" w:themeColor="text1"/>
-          <w:sz w:val="22"/>
-          <w:szCs w:val="22"/>
-        </w:rPr>
-      </w:pPr>
-      <w:r>
-        <w:rPr>
-          <w:rStyle w:val="Hyperlink"/>
-          <w:color w:val="000000" w:themeColor="text1"/>
-          <w:sz w:val="22"/>
-          <w:szCs w:val="22"/>
-        </w:rPr>
-        <w:t>tommorin@brandeis.edu</w:t>
-      </w:r>
-    </w:p>
-    <w:p>
-      <w:pPr>
-        <w:tabs>
-          <w:tab w:val="left" w:pos="0"/>
-          <w:tab w:val="right" w:pos="8640"/>
-        </w:tabs>
-        <w:ind w:hanging="720"/>
-        <w:contextualSpacing/>
-        <w:jc w:val="right"/>
+      <w:r>
+        <w:rPr>
+          <w:color w:val="000000" w:themeColor="text1"/>
+          <w:sz w:val="22"/>
+          <w:szCs w:val="22"/>
+          <w:shd w:val="clear" w:color="auto" w:fill="FFFFFF"/>
+        </w:rPr>
+        <w:t xml:space="preserve"> </w:t>
+      </w:r>
+    </w:p>
+    <w:p>
+      <w:pPr>
+        <w:ind w:left="720" w:hanging="720"/>
+        <w:contextualSpacing/>
+        <w:jc w:val="both"/>
+        <w:rPr>
+          <w:color w:val="000000" w:themeColor="text1"/>
+          <w:sz w:val="22"/>
+          <w:szCs w:val="22"/>
+        </w:rPr>
+      </w:pPr>
+      <w:r>
+        <w:rPr>
+          <w:color w:val="000000" w:themeColor="text1"/>
+          <w:sz w:val="22"/>
+          <w:szCs w:val="22"/>
+        </w:rPr>
+        <w:t xml:space="preserve">Ciampa, C.J., </w:t>
+      </w:r>
+      <w:r>
+        <w:rPr>
+          <w:b/>
+          <w:bCs/>
+          <w:color w:val="000000" w:themeColor="text1"/>
+          <w:sz w:val="22"/>
+          <w:szCs w:val="22"/>
+        </w:rPr>
+        <w:t>Morin, T.M.</w:t>
+      </w:r>
+      <w:r>
+        <w:rPr>
+          <w:color w:val="000000" w:themeColor="text1"/>
+          <w:sz w:val="22"/>
+          <w:szCs w:val="22"/>
+        </w:rPr>
+        <w:t xml:space="preserve">, Parent, J.H., Marcus, R.E., </w:t>
+      </w:r>
+      <w:proofErr w:type="spellStart"/>
+      <w:r>
+        <w:rPr>
+          <w:color w:val="000000" w:themeColor="text1"/>
+          <w:sz w:val="22"/>
+          <w:szCs w:val="22"/>
+        </w:rPr>
+        <w:t>Cusin</w:t>
+      </w:r>
+      <w:proofErr w:type="spellEnd"/>
+      <w:r>
+        <w:rPr>
+          <w:color w:val="000000" w:themeColor="text1"/>
+          <w:sz w:val="22"/>
+          <w:szCs w:val="22"/>
+        </w:rPr>
+        <w:t>, C., Hooker, J.M., &amp; Berry, A.S. Methylphenidate preferentially enhances dopamine, memory, and prefrontal cortex activity in older adult women relative to men. (</w:t>
+      </w:r>
+      <w:r>
         <w:rPr>
           <w:i/>
           <w:iCs/>
@@ -150,7 +2369,82 @@
           <w:sz w:val="22"/>
           <w:szCs w:val="22"/>
         </w:rPr>
-      </w:pPr>
+        <w:t>submitted to journal</w:t>
+      </w:r>
+      <w:r>
+        <w:rPr>
+          <w:color w:val="000000" w:themeColor="text1"/>
+          <w:sz w:val="22"/>
+          <w:szCs w:val="22"/>
+        </w:rPr>
+        <w:t>).</w:t>
+      </w:r>
+    </w:p>
+    <w:p>
+      <w:pPr>
+        <w:ind w:left="720" w:hanging="720"/>
+        <w:contextualSpacing/>
+        <w:jc w:val="both"/>
+        <w:rPr>
+          <w:color w:val="000000" w:themeColor="text1"/>
+          <w:sz w:val="22"/>
+          <w:szCs w:val="22"/>
+        </w:rPr>
+      </w:pPr>
+      <w:r>
+        <w:rPr>
+          <w:b/>
+          <w:bCs/>
+          <w:color w:val="000000" w:themeColor="text1"/>
+          <w:sz w:val="22"/>
+          <w:szCs w:val="22"/>
+        </w:rPr>
+        <w:t>Morin, T.M.</w:t>
+      </w:r>
+      <w:r>
+        <w:rPr>
+          <w:color w:val="000000" w:themeColor="text1"/>
+          <w:sz w:val="22"/>
+          <w:szCs w:val="22"/>
+        </w:rPr>
+        <w:t xml:space="preserve">, Chen, H.Y., </w:t>
+      </w:r>
+      <w:proofErr w:type="spellStart"/>
+      <w:r>
+        <w:rPr>
+          <w:color w:val="000000" w:themeColor="text1"/>
+          <w:sz w:val="22"/>
+          <w:szCs w:val="22"/>
+        </w:rPr>
+        <w:t>Aghasoltan</w:t>
+      </w:r>
+      <w:proofErr w:type="spellEnd"/>
+      <w:r>
+        <w:rPr>
+          <w:color w:val="000000" w:themeColor="text1"/>
+          <w:sz w:val="22"/>
+          <w:szCs w:val="22"/>
+        </w:rPr>
+        <w:t xml:space="preserve">, A., Hsu, M., </w:t>
+      </w:r>
+      <w:proofErr w:type="spellStart"/>
+      <w:r>
+        <w:rPr>
+          <w:color w:val="000000" w:themeColor="text1"/>
+          <w:sz w:val="22"/>
+          <w:szCs w:val="22"/>
+        </w:rPr>
+        <w:t>Jagust</w:t>
+      </w:r>
+      <w:proofErr w:type="spellEnd"/>
+      <w:r>
+        <w:rPr>
+          <w:color w:val="000000" w:themeColor="text1"/>
+          <w:sz w:val="22"/>
+          <w:szCs w:val="22"/>
+        </w:rPr>
+        <w:t xml:space="preserve">, W.J., &amp; Berry, A.S. Dopamine synthesis capacity and tau pathology differentially modulate rest-to-task functional network dynamics. </w:t>
+      </w:r>
       <w:r>
         <w:rPr>
           <w:i/>
@@ -159,7 +2453,7 @@
           <w:sz w:val="22"/>
           <w:szCs w:val="22"/>
         </w:rPr>
-        <w:t xml:space="preserve">Updated </w:t>
+        <w:t>(</w:t>
       </w:r>
       <w:r>
         <w:rPr>
@@ -169,7 +2463,7 @@
           <w:sz w:val="22"/>
           <w:szCs w:val="22"/>
         </w:rPr>
-        <w:t>June</w:t>
+        <w:t>in revision</w:t>
       </w:r>
       <w:r>
         <w:rPr>
@@ -179,7 +2473,359 @@
           <w:sz w:val="22"/>
           <w:szCs w:val="22"/>
         </w:rPr>
-        <w:t xml:space="preserve"> 2026</w:t>
+        <w:t>)</w:t>
+      </w:r>
+      <w:r>
+        <w:rPr>
+          <w:color w:val="000000" w:themeColor="text1"/>
+          <w:sz w:val="22"/>
+          <w:szCs w:val="22"/>
+        </w:rPr>
+        <w:t>.</w:t>
+      </w:r>
+    </w:p>
+    <w:p>
+      <w:pPr>
+        <w:ind w:left="720" w:hanging="720"/>
+        <w:contextualSpacing/>
+        <w:jc w:val="both"/>
+        <w:rPr>
+          <w:color w:val="000000" w:themeColor="text1"/>
+          <w:sz w:val="22"/>
+          <w:szCs w:val="22"/>
+        </w:rPr>
+      </w:pPr>
+      <w:r>
+        <w:rPr>
+          <w:color w:val="000000" w:themeColor="text1"/>
+          <w:sz w:val="22"/>
+          <w:szCs w:val="22"/>
+        </w:rPr>
+        <w:t xml:space="preserve">Ludwig, M., André, C., </w:t>
+      </w:r>
+      <w:proofErr w:type="spellStart"/>
+      <w:r>
+        <w:rPr>
+          <w:color w:val="000000" w:themeColor="text1"/>
+          <w:sz w:val="22"/>
+          <w:szCs w:val="22"/>
+        </w:rPr>
+        <w:t>Augustinack</w:t>
+      </w:r>
+      <w:proofErr w:type="spellEnd"/>
+      <w:r>
+        <w:rPr>
+          <w:color w:val="000000" w:themeColor="text1"/>
+          <w:sz w:val="22"/>
+          <w:szCs w:val="22"/>
+        </w:rPr>
+        <w:t xml:space="preserve">, J.C., Baillet, M., Blessing, E., </w:t>
+      </w:r>
+      <w:proofErr w:type="spellStart"/>
+      <w:r>
+        <w:rPr>
+          <w:color w:val="000000" w:themeColor="text1"/>
+          <w:sz w:val="22"/>
+          <w:szCs w:val="22"/>
+        </w:rPr>
+        <w:t>Blujus</w:t>
+      </w:r>
+      <w:proofErr w:type="spellEnd"/>
+      <w:r>
+        <w:rPr>
+          <w:color w:val="000000" w:themeColor="text1"/>
+          <w:sz w:val="22"/>
+          <w:szCs w:val="22"/>
+        </w:rPr>
+        <w:t xml:space="preserve">, J., </w:t>
+      </w:r>
+      <w:proofErr w:type="spellStart"/>
+      <w:r>
+        <w:rPr>
+          <w:color w:val="000000" w:themeColor="text1"/>
+          <w:sz w:val="22"/>
+          <w:szCs w:val="22"/>
+        </w:rPr>
+        <w:t>Bueicheku</w:t>
+      </w:r>
+      <w:proofErr w:type="spellEnd"/>
+      <w:r>
+        <w:rPr>
+          <w:color w:val="000000" w:themeColor="text1"/>
+          <w:sz w:val="22"/>
+          <w:szCs w:val="22"/>
+        </w:rPr>
+        <w:t xml:space="preserve">, E., Dahl, M.J., D’Agostini, M., Engels-Domínguez, N., </w:t>
+      </w:r>
+      <w:proofErr w:type="spellStart"/>
+      <w:r>
+        <w:rPr>
+          <w:color w:val="000000" w:themeColor="text1"/>
+          <w:sz w:val="22"/>
+          <w:szCs w:val="22"/>
+        </w:rPr>
+        <w:t>Falgás</w:t>
+      </w:r>
+      <w:proofErr w:type="spellEnd"/>
+      <w:r>
+        <w:rPr>
+          <w:color w:val="000000" w:themeColor="text1"/>
+          <w:sz w:val="22"/>
+          <w:szCs w:val="22"/>
+        </w:rPr>
+        <w:t xml:space="preserve">, N., Franca, G., Koops, E. A., Lawn, T., </w:t>
+      </w:r>
+      <w:proofErr w:type="spellStart"/>
+      <w:r>
+        <w:rPr>
+          <w:color w:val="000000" w:themeColor="text1"/>
+          <w:sz w:val="22"/>
+          <w:szCs w:val="22"/>
+        </w:rPr>
+        <w:t>Lenzoni</w:t>
+      </w:r>
+      <w:proofErr w:type="spellEnd"/>
+      <w:r>
+        <w:rPr>
+          <w:color w:val="000000" w:themeColor="text1"/>
+          <w:sz w:val="22"/>
+          <w:szCs w:val="22"/>
+        </w:rPr>
+        <w:t xml:space="preserve">, S., </w:t>
+      </w:r>
+      <w:proofErr w:type="spellStart"/>
+      <w:r>
+        <w:rPr>
+          <w:color w:val="000000" w:themeColor="text1"/>
+          <w:sz w:val="22"/>
+          <w:szCs w:val="22"/>
+        </w:rPr>
+        <w:t>Lisgaras</w:t>
+      </w:r>
+      <w:proofErr w:type="spellEnd"/>
+      <w:r>
+        <w:rPr>
+          <w:color w:val="000000" w:themeColor="text1"/>
+          <w:sz w:val="22"/>
+          <w:szCs w:val="22"/>
+        </w:rPr>
+        <w:t xml:space="preserve">, C., Lüthi, A., Milanese, P., </w:t>
+      </w:r>
+      <w:r>
+        <w:rPr>
+          <w:b/>
+          <w:bCs/>
+          <w:color w:val="000000" w:themeColor="text1"/>
+          <w:sz w:val="22"/>
+          <w:szCs w:val="22"/>
+        </w:rPr>
+        <w:t>Morin, T.M.</w:t>
+      </w:r>
+      <w:r>
+        <w:rPr>
+          <w:color w:val="000000" w:themeColor="text1"/>
+          <w:sz w:val="22"/>
+          <w:szCs w:val="22"/>
+        </w:rPr>
+        <w:t xml:space="preserve">, </w:t>
+      </w:r>
+      <w:proofErr w:type="spellStart"/>
+      <w:r>
+        <w:rPr>
+          <w:color w:val="000000" w:themeColor="text1"/>
+          <w:sz w:val="22"/>
+          <w:szCs w:val="22"/>
+        </w:rPr>
+        <w:t>Patsyuk</w:t>
+      </w:r>
+      <w:proofErr w:type="spellEnd"/>
+      <w:r>
+        <w:rPr>
+          <w:color w:val="000000" w:themeColor="text1"/>
+          <w:sz w:val="22"/>
+          <w:szCs w:val="22"/>
+        </w:rPr>
+        <w:t xml:space="preserve">, Y., Prokopiou, P.C., </w:t>
+      </w:r>
+      <w:proofErr w:type="spellStart"/>
+      <w:r>
+        <w:rPr>
+          <w:color w:val="000000" w:themeColor="text1"/>
+          <w:sz w:val="22"/>
+          <w:szCs w:val="22"/>
+        </w:rPr>
+        <w:t>Rakymzhan</w:t>
+      </w:r>
+      <w:proofErr w:type="spellEnd"/>
+      <w:r>
+        <w:rPr>
+          <w:color w:val="000000" w:themeColor="text1"/>
+          <w:sz w:val="22"/>
+          <w:szCs w:val="22"/>
+        </w:rPr>
+        <w:t xml:space="preserve">, A., Riley, E., </w:t>
+      </w:r>
+      <w:proofErr w:type="spellStart"/>
+      <w:r>
+        <w:rPr>
+          <w:color w:val="000000" w:themeColor="text1"/>
+          <w:sz w:val="22"/>
+          <w:szCs w:val="22"/>
+        </w:rPr>
+        <w:t>Riphagen</w:t>
+      </w:r>
+      <w:proofErr w:type="spellEnd"/>
+      <w:r>
+        <w:rPr>
+          <w:color w:val="000000" w:themeColor="text1"/>
+          <w:sz w:val="22"/>
+          <w:szCs w:val="22"/>
+        </w:rPr>
+        <w:t xml:space="preserve">, J.M., Rothwell, E., Satpati, A., Sciolino, N., Son, G., Huarte, O.U., Van </w:t>
+      </w:r>
+      <w:proofErr w:type="spellStart"/>
+      <w:r>
+        <w:rPr>
+          <w:color w:val="000000" w:themeColor="text1"/>
+          <w:sz w:val="22"/>
+          <w:szCs w:val="22"/>
+        </w:rPr>
+        <w:t>Egroo</w:t>
+      </w:r>
+      <w:proofErr w:type="spellEnd"/>
+      <w:r>
+        <w:rPr>
+          <w:color w:val="000000" w:themeColor="text1"/>
+          <w:sz w:val="22"/>
+          <w:szCs w:val="22"/>
+        </w:rPr>
+        <w:t xml:space="preserve">, M., Vazey, E., </w:t>
+      </w:r>
+      <w:proofErr w:type="spellStart"/>
+      <w:r>
+        <w:rPr>
+          <w:color w:val="000000" w:themeColor="text1"/>
+          <w:sz w:val="22"/>
+          <w:szCs w:val="22"/>
+        </w:rPr>
+        <w:t>Bezamat</w:t>
+      </w:r>
+      <w:proofErr w:type="spellEnd"/>
+      <w:r>
+        <w:rPr>
+          <w:color w:val="000000" w:themeColor="text1"/>
+          <w:sz w:val="22"/>
+          <w:szCs w:val="22"/>
+        </w:rPr>
+        <w:t xml:space="preserve">, G.W., Yi, Y.J., </w:t>
+      </w:r>
+      <w:proofErr w:type="spellStart"/>
+      <w:r>
+        <w:rPr>
+          <w:color w:val="000000" w:themeColor="text1"/>
+          <w:sz w:val="22"/>
+          <w:szCs w:val="22"/>
+        </w:rPr>
+        <w:t>Zhunussova</w:t>
+      </w:r>
+      <w:proofErr w:type="spellEnd"/>
+      <w:r>
+        <w:rPr>
+          <w:color w:val="000000" w:themeColor="text1"/>
+          <w:sz w:val="22"/>
+          <w:szCs w:val="22"/>
+        </w:rPr>
+        <w:t>, A., Nedergaard, M., Grinberg, L.T., &amp; Jacobs, H.L. Research priorities for the neuromodulatory subcortical systems (NSS) at the intersection of sleep-wake regulation and early Alzheimer’s pathology. (</w:t>
+      </w:r>
+      <w:r>
+        <w:rPr>
+          <w:i/>
+          <w:iCs/>
+          <w:color w:val="000000" w:themeColor="text1"/>
+          <w:sz w:val="22"/>
+          <w:szCs w:val="22"/>
+        </w:rPr>
+        <w:t>submitted to journal</w:t>
+      </w:r>
+      <w:r>
+        <w:rPr>
+          <w:color w:val="000000" w:themeColor="text1"/>
+          <w:sz w:val="22"/>
+          <w:szCs w:val="22"/>
+        </w:rPr>
+        <w:t>).</w:t>
+      </w:r>
+    </w:p>
+    <w:p>
+      <w:pPr>
+        <w:ind w:left="720" w:hanging="720"/>
+        <w:contextualSpacing/>
+        <w:jc w:val="both"/>
+        <w:rPr>
+          <w:color w:val="000000" w:themeColor="text1"/>
+          <w:sz w:val="22"/>
+          <w:szCs w:val="22"/>
+        </w:rPr>
+      </w:pPr>
+      <w:r>
+        <w:rPr>
+          <w:color w:val="000000" w:themeColor="text1"/>
+          <w:sz w:val="22"/>
+          <w:szCs w:val="22"/>
+        </w:rPr>
+        <w:t xml:space="preserve">Isenburg, K.M., Liu, Y., </w:t>
+      </w:r>
+      <w:r>
+        <w:rPr>
+          <w:b/>
+          <w:bCs/>
+          <w:color w:val="000000" w:themeColor="text1"/>
+          <w:sz w:val="22"/>
+          <w:szCs w:val="22"/>
+        </w:rPr>
+        <w:t>Morin, T.M.</w:t>
+      </w:r>
+      <w:r>
+        <w:rPr>
+          <w:color w:val="000000" w:themeColor="text1"/>
+          <w:sz w:val="22"/>
+          <w:szCs w:val="22"/>
+        </w:rPr>
+        <w:t xml:space="preserve"> &amp; Stern, C.E. </w:t>
+      </w:r>
+      <w:r>
+        <w:rPr>
+          <w:color w:val="000000" w:themeColor="text1"/>
+          <w:sz w:val="22"/>
+          <w:szCs w:val="22"/>
+        </w:rPr>
+        <w:t xml:space="preserve">Connectome fingerprinting predicts prefrontal cortical activation during abstract reasoning. </w:t>
+      </w:r>
+      <w:r>
+        <w:rPr>
+          <w:color w:val="000000" w:themeColor="text1"/>
+          <w:sz w:val="22"/>
+          <w:szCs w:val="22"/>
+        </w:rPr>
+        <w:t>(</w:t>
+      </w:r>
+      <w:r>
+        <w:rPr>
+          <w:i/>
+          <w:iCs/>
+          <w:color w:val="000000" w:themeColor="text1"/>
+          <w:sz w:val="22"/>
+          <w:szCs w:val="22"/>
+        </w:rPr>
+        <w:t>in revision</w:t>
+      </w:r>
+      <w:r>
+        <w:rPr>
+          <w:color w:val="000000" w:themeColor="text1"/>
+          <w:sz w:val="22"/>
+          <w:szCs w:val="22"/>
+        </w:rPr>
+        <w:t>).</w:t>
       </w:r>
     </w:p>
     <w:p>
@@ -193,880 +2839,10 @@
           <w:b/>
           <w:bCs/>
           <w:color w:val="000000" w:themeColor="text1"/>
-          <w:sz w:val="28"/>
-          <w:szCs w:val="28"/>
-        </w:rPr>
-      </w:pPr>
-      <w:r>
-        <w:rPr>
-          <w:rFonts w:asciiTheme="majorHAnsi" w:hAnsiTheme="majorHAnsi" w:cstheme="majorHAnsi"/>
-          <w:b/>
-          <w:bCs/>
-          <w:color w:val="000000" w:themeColor="text1"/>
-          <w:sz w:val="28"/>
-          <w:szCs w:val="28"/>
-        </w:rPr>
-        <w:t xml:space="preserve">Academic </w:t>
-      </w:r>
-      <w:r>
-        <w:rPr>
-          <w:rFonts w:asciiTheme="majorHAnsi" w:hAnsiTheme="majorHAnsi" w:cstheme="majorHAnsi"/>
-          <w:b/>
-          <w:bCs/>
-          <w:color w:val="000000" w:themeColor="text1"/>
-          <w:sz w:val="28"/>
-          <w:szCs w:val="28"/>
-        </w:rPr>
-        <w:t>History</w:t>
-      </w:r>
-    </w:p>
-    <w:p>
-      <w:pPr>
-        <w:contextualSpacing/>
-        <w:rPr>
-          <w:color w:val="000000" w:themeColor="text1"/>
-          <w:sz w:val="8"/>
-          <w:szCs w:val="8"/>
-        </w:rPr>
-      </w:pPr>
-    </w:p>
-    <w:p>
-      <w:pPr>
-        <w:contextualSpacing/>
-        <w:rPr>
-          <w:b/>
-          <w:bCs/>
-          <w:color w:val="000000" w:themeColor="text1"/>
-          <w:sz w:val="22"/>
-          <w:szCs w:val="22"/>
-        </w:rPr>
-      </w:pPr>
-      <w:r>
-        <w:rPr>
-          <w:color w:val="000000" w:themeColor="text1"/>
-          <w:sz w:val="22"/>
-          <w:szCs w:val="22"/>
-        </w:rPr>
-        <w:t>July</w:t>
-      </w:r>
-      <w:r>
-        <w:rPr>
-          <w:color w:val="000000" w:themeColor="text1"/>
-          <w:sz w:val="22"/>
-          <w:szCs w:val="22"/>
-        </w:rPr>
-        <w:t xml:space="preserve"> 2022</w:t>
-      </w:r>
-      <w:r>
-        <w:rPr>
-          <w:color w:val="000000" w:themeColor="text1"/>
-          <w:sz w:val="22"/>
-          <w:szCs w:val="22"/>
-        </w:rPr>
-        <w:t>-</w:t>
-      </w:r>
-      <w:r>
-        <w:rPr>
-          <w:color w:val="000000" w:themeColor="text1"/>
-          <w:sz w:val="22"/>
-          <w:szCs w:val="22"/>
-        </w:rPr>
-        <w:t xml:space="preserve"> </w:t>
-      </w:r>
-      <w:r>
-        <w:rPr>
-          <w:color w:val="000000" w:themeColor="text1"/>
-          <w:sz w:val="22"/>
-          <w:szCs w:val="22"/>
-        </w:rPr>
-        <w:tab/>
-      </w:r>
-      <w:r>
-        <w:rPr>
-          <w:b/>
-          <w:bCs/>
-          <w:color w:val="000000" w:themeColor="text1"/>
-          <w:sz w:val="22"/>
-          <w:szCs w:val="22"/>
-        </w:rPr>
-        <w:t>A.</w:t>
-      </w:r>
-      <w:r>
-        <w:rPr>
-          <w:b/>
-          <w:bCs/>
-          <w:color w:val="000000" w:themeColor="text1"/>
-          <w:sz w:val="22"/>
-          <w:szCs w:val="22"/>
-        </w:rPr>
-        <w:t xml:space="preserve"> </w:t>
-      </w:r>
-      <w:r>
-        <w:rPr>
-          <w:b/>
-          <w:bCs/>
-          <w:color w:val="000000" w:themeColor="text1"/>
-          <w:sz w:val="22"/>
-          <w:szCs w:val="22"/>
-        </w:rPr>
-        <w:t>A. Martinos Center for Biomedical Imaging</w:t>
-      </w:r>
-    </w:p>
-    <w:p>
-      <w:pPr>
-        <w:contextualSpacing/>
-        <w:rPr>
-          <w:b/>
-          <w:bCs/>
-          <w:color w:val="000000" w:themeColor="text1"/>
-          <w:sz w:val="22"/>
-          <w:szCs w:val="22"/>
-        </w:rPr>
-      </w:pPr>
-      <w:r>
-        <w:rPr>
-          <w:color w:val="000000" w:themeColor="text1"/>
-          <w:sz w:val="22"/>
-          <w:szCs w:val="22"/>
-        </w:rPr>
-        <w:t>Present</w:t>
-      </w:r>
-      <w:r>
-        <w:rPr>
-          <w:color w:val="000000" w:themeColor="text1"/>
-          <w:sz w:val="22"/>
-          <w:szCs w:val="22"/>
-        </w:rPr>
-        <w:tab/>
-      </w:r>
-      <w:r>
-        <w:rPr>
-          <w:color w:val="000000" w:themeColor="text1"/>
-          <w:sz w:val="22"/>
-          <w:szCs w:val="22"/>
-        </w:rPr>
-        <w:tab/>
-      </w:r>
-      <w:r>
-        <w:rPr>
-          <w:b/>
-          <w:bCs/>
-          <w:color w:val="000000" w:themeColor="text1"/>
-          <w:sz w:val="22"/>
-          <w:szCs w:val="22"/>
-        </w:rPr>
-        <w:t>Massachusetts General Hospital</w:t>
-      </w:r>
-    </w:p>
-    <w:p>
-      <w:pPr>
-        <w:contextualSpacing/>
-        <w:rPr>
-          <w:b/>
-          <w:bCs/>
-          <w:color w:val="000000" w:themeColor="text1"/>
-          <w:sz w:val="22"/>
-          <w:szCs w:val="22"/>
-        </w:rPr>
-      </w:pPr>
-      <w:r>
-        <w:rPr>
-          <w:b/>
-          <w:bCs/>
-          <w:color w:val="000000" w:themeColor="text1"/>
-          <w:sz w:val="22"/>
-          <w:szCs w:val="22"/>
-        </w:rPr>
-        <w:tab/>
-      </w:r>
-      <w:r>
-        <w:rPr>
-          <w:b/>
-          <w:bCs/>
-          <w:color w:val="000000" w:themeColor="text1"/>
-          <w:sz w:val="22"/>
-          <w:szCs w:val="22"/>
-        </w:rPr>
-        <w:tab/>
-      </w:r>
-      <w:r>
-        <w:rPr>
-          <w:b/>
-          <w:bCs/>
-          <w:color w:val="000000" w:themeColor="text1"/>
-          <w:sz w:val="22"/>
-          <w:szCs w:val="22"/>
-        </w:rPr>
-        <w:t>Department of Radiology</w:t>
-      </w:r>
-    </w:p>
-    <w:p>
-      <w:pPr>
-        <w:contextualSpacing/>
-        <w:rPr>
-          <w:color w:val="000000" w:themeColor="text1"/>
-          <w:sz w:val="22"/>
-          <w:szCs w:val="22"/>
-        </w:rPr>
-      </w:pPr>
-      <w:r>
-        <w:rPr>
-          <w:color w:val="000000" w:themeColor="text1"/>
-          <w:sz w:val="22"/>
-          <w:szCs w:val="22"/>
-        </w:rPr>
-        <w:tab/>
-      </w:r>
-      <w:r>
-        <w:rPr>
-          <w:color w:val="000000" w:themeColor="text1"/>
-          <w:sz w:val="22"/>
-          <w:szCs w:val="22"/>
-        </w:rPr>
-        <w:tab/>
-        <w:t>Postdoctoral Research Fellow</w:t>
-      </w:r>
-    </w:p>
-    <w:p>
-      <w:pPr>
-        <w:contextualSpacing/>
-        <w:rPr>
-          <w:color w:val="000000" w:themeColor="text1"/>
-          <w:sz w:val="22"/>
-          <w:szCs w:val="22"/>
-        </w:rPr>
-      </w:pPr>
-      <w:r>
-        <w:rPr>
-          <w:color w:val="000000" w:themeColor="text1"/>
-          <w:sz w:val="22"/>
-          <w:szCs w:val="22"/>
-        </w:rPr>
-        <w:tab/>
-      </w:r>
-      <w:r>
-        <w:rPr>
-          <w:color w:val="000000" w:themeColor="text1"/>
-          <w:sz w:val="22"/>
-          <w:szCs w:val="22"/>
-        </w:rPr>
-        <w:tab/>
-        <w:t>Mentor</w:t>
-      </w:r>
-      <w:r>
-        <w:rPr>
-          <w:color w:val="000000" w:themeColor="text1"/>
-          <w:sz w:val="22"/>
-          <w:szCs w:val="22"/>
-        </w:rPr>
-        <w:t>s</w:t>
-      </w:r>
-      <w:r>
-        <w:rPr>
-          <w:color w:val="000000" w:themeColor="text1"/>
-          <w:sz w:val="22"/>
-          <w:szCs w:val="22"/>
-        </w:rPr>
-        <w:t>: Jacob Hooker, PhD</w:t>
-      </w:r>
-      <w:r>
-        <w:rPr>
-          <w:color w:val="000000" w:themeColor="text1"/>
-          <w:sz w:val="22"/>
-          <w:szCs w:val="22"/>
-        </w:rPr>
-        <w:t xml:space="preserve"> &amp; Nicole Zürcher, PhD</w:t>
-      </w:r>
-    </w:p>
-    <w:p>
-      <w:pPr>
-        <w:contextualSpacing/>
-        <w:rPr>
-          <w:color w:val="000000" w:themeColor="text1"/>
-          <w:sz w:val="8"/>
-          <w:szCs w:val="8"/>
-        </w:rPr>
-      </w:pPr>
-    </w:p>
-    <w:p>
-      <w:pPr>
-        <w:contextualSpacing/>
-        <w:rPr>
-          <w:b/>
-          <w:bCs/>
-          <w:color w:val="000000" w:themeColor="text1"/>
-          <w:sz w:val="22"/>
-          <w:szCs w:val="22"/>
-        </w:rPr>
-      </w:pPr>
-      <w:r>
-        <w:rPr>
-          <w:color w:val="000000" w:themeColor="text1"/>
-          <w:sz w:val="22"/>
-          <w:szCs w:val="22"/>
-        </w:rPr>
-        <w:t>July</w:t>
-      </w:r>
-      <w:r>
-        <w:rPr>
-          <w:color w:val="000000" w:themeColor="text1"/>
-          <w:sz w:val="22"/>
-          <w:szCs w:val="22"/>
-        </w:rPr>
-        <w:t xml:space="preserve"> 2022</w:t>
-      </w:r>
-      <w:r>
-        <w:rPr>
-          <w:color w:val="000000" w:themeColor="text1"/>
-          <w:sz w:val="22"/>
-          <w:szCs w:val="22"/>
-        </w:rPr>
-        <w:t>-</w:t>
-      </w:r>
-      <w:r>
-        <w:rPr>
-          <w:b/>
-          <w:bCs/>
-          <w:color w:val="000000" w:themeColor="text1"/>
-          <w:sz w:val="22"/>
-          <w:szCs w:val="22"/>
-        </w:rPr>
-        <w:t xml:space="preserve"> </w:t>
-      </w:r>
-      <w:r>
-        <w:rPr>
-          <w:b/>
-          <w:bCs/>
-          <w:color w:val="000000" w:themeColor="text1"/>
-          <w:sz w:val="22"/>
-          <w:szCs w:val="22"/>
-        </w:rPr>
-        <w:tab/>
-        <w:t>Brandeis University</w:t>
-      </w:r>
-    </w:p>
-    <w:p>
-      <w:pPr>
-        <w:contextualSpacing/>
-        <w:rPr>
-          <w:color w:val="000000" w:themeColor="text1"/>
-          <w:sz w:val="22"/>
-          <w:szCs w:val="22"/>
-        </w:rPr>
-      </w:pPr>
-      <w:r>
-        <w:rPr>
-          <w:color w:val="000000" w:themeColor="text1"/>
-          <w:sz w:val="22"/>
-          <w:szCs w:val="22"/>
-        </w:rPr>
-        <w:t>Present</w:t>
-      </w:r>
-      <w:r>
-        <w:rPr>
-          <w:color w:val="000000" w:themeColor="text1"/>
-          <w:sz w:val="22"/>
-          <w:szCs w:val="22"/>
-        </w:rPr>
-        <w:tab/>
-      </w:r>
-      <w:r>
-        <w:rPr>
-          <w:b/>
-          <w:bCs/>
-          <w:color w:val="000000" w:themeColor="text1"/>
-          <w:sz w:val="22"/>
-          <w:szCs w:val="22"/>
-        </w:rPr>
-        <w:tab/>
-      </w:r>
-      <w:r>
-        <w:rPr>
-          <w:b/>
-          <w:bCs/>
-          <w:color w:val="000000" w:themeColor="text1"/>
-          <w:sz w:val="22"/>
-          <w:szCs w:val="22"/>
-        </w:rPr>
-        <w:t>Department of Neuroscience</w:t>
-      </w:r>
-    </w:p>
-    <w:p>
-      <w:pPr>
-        <w:ind w:left="720" w:firstLine="720"/>
-        <w:contextualSpacing/>
-        <w:rPr>
-          <w:color w:val="000000" w:themeColor="text1"/>
-          <w:sz w:val="22"/>
-          <w:szCs w:val="22"/>
-        </w:rPr>
-      </w:pPr>
-      <w:r>
-        <w:rPr>
-          <w:color w:val="000000" w:themeColor="text1"/>
-          <w:sz w:val="22"/>
-          <w:szCs w:val="22"/>
-        </w:rPr>
-        <w:t xml:space="preserve">Visiting </w:t>
-      </w:r>
-      <w:r>
-        <w:rPr>
-          <w:color w:val="000000" w:themeColor="text1"/>
-          <w:sz w:val="22"/>
-          <w:szCs w:val="22"/>
-        </w:rPr>
-        <w:t>Research Scientist</w:t>
-      </w:r>
-    </w:p>
-    <w:p>
-      <w:pPr>
-        <w:contextualSpacing/>
-        <w:rPr>
-          <w:color w:val="000000" w:themeColor="text1"/>
-          <w:sz w:val="22"/>
-          <w:szCs w:val="22"/>
-        </w:rPr>
-      </w:pPr>
-      <w:r>
-        <w:rPr>
-          <w:color w:val="000000" w:themeColor="text1"/>
-          <w:sz w:val="22"/>
-          <w:szCs w:val="22"/>
-        </w:rPr>
-        <w:tab/>
-      </w:r>
-      <w:r>
-        <w:rPr>
-          <w:color w:val="000000" w:themeColor="text1"/>
-          <w:sz w:val="22"/>
-          <w:szCs w:val="22"/>
-        </w:rPr>
-        <w:tab/>
-        <w:t>Mentor</w:t>
-      </w:r>
-      <w:r>
-        <w:rPr>
-          <w:i/>
-          <w:iCs/>
-          <w:color w:val="000000" w:themeColor="text1"/>
-          <w:sz w:val="22"/>
-          <w:szCs w:val="22"/>
-        </w:rPr>
-        <w:t xml:space="preserve">: </w:t>
-      </w:r>
-      <w:r>
-        <w:rPr>
-          <w:color w:val="000000" w:themeColor="text1"/>
-          <w:sz w:val="22"/>
-          <w:szCs w:val="22"/>
-        </w:rPr>
-        <w:t>Anne Berry</w:t>
-      </w:r>
-      <w:r>
-        <w:rPr>
-          <w:color w:val="000000" w:themeColor="text1"/>
-          <w:sz w:val="22"/>
-          <w:szCs w:val="22"/>
-        </w:rPr>
-        <w:t>, PhD</w:t>
-      </w:r>
-    </w:p>
-    <w:p>
-      <w:pPr>
-        <w:contextualSpacing/>
-        <w:rPr>
-          <w:color w:val="000000" w:themeColor="text1"/>
-          <w:sz w:val="8"/>
-          <w:szCs w:val="8"/>
-        </w:rPr>
-      </w:pPr>
-    </w:p>
-    <w:p>
-      <w:pPr>
-        <w:contextualSpacing/>
-        <w:rPr>
-          <w:b/>
-          <w:bCs/>
-          <w:color w:val="000000" w:themeColor="text1"/>
-          <w:sz w:val="22"/>
-          <w:szCs w:val="22"/>
-        </w:rPr>
-      </w:pPr>
-      <w:r>
-        <w:rPr>
-          <w:color w:val="000000" w:themeColor="text1"/>
-          <w:sz w:val="22"/>
-          <w:szCs w:val="22"/>
-        </w:rPr>
-        <w:t>Fall 2022</w:t>
-      </w:r>
-      <w:r>
-        <w:rPr>
-          <w:color w:val="000000" w:themeColor="text1"/>
-          <w:sz w:val="22"/>
-          <w:szCs w:val="22"/>
-        </w:rPr>
-        <w:tab/>
-      </w:r>
-      <w:r>
-        <w:rPr>
-          <w:b/>
-          <w:bCs/>
-          <w:color w:val="000000" w:themeColor="text1"/>
-          <w:sz w:val="22"/>
-          <w:szCs w:val="22"/>
-        </w:rPr>
-        <w:t>Tufts University</w:t>
-      </w:r>
-    </w:p>
-    <w:p>
-      <w:pPr>
-        <w:contextualSpacing/>
-        <w:rPr>
-          <w:b/>
-          <w:bCs/>
-          <w:color w:val="000000" w:themeColor="text1"/>
-          <w:sz w:val="22"/>
-          <w:szCs w:val="22"/>
-        </w:rPr>
-      </w:pPr>
-      <w:r>
-        <w:rPr>
-          <w:b/>
-          <w:bCs/>
-          <w:color w:val="000000" w:themeColor="text1"/>
-          <w:sz w:val="22"/>
-          <w:szCs w:val="22"/>
-        </w:rPr>
-        <w:tab/>
-      </w:r>
-      <w:r>
-        <w:rPr>
-          <w:b/>
-          <w:bCs/>
-          <w:color w:val="000000" w:themeColor="text1"/>
-          <w:sz w:val="22"/>
-          <w:szCs w:val="22"/>
-        </w:rPr>
-        <w:tab/>
-      </w:r>
-      <w:r>
-        <w:rPr>
-          <w:b/>
-          <w:bCs/>
-          <w:color w:val="000000" w:themeColor="text1"/>
-          <w:sz w:val="22"/>
-          <w:szCs w:val="22"/>
-        </w:rPr>
-        <w:t>Department of Psychology</w:t>
-      </w:r>
-    </w:p>
-    <w:p>
-      <w:pPr>
-        <w:contextualSpacing/>
-        <w:rPr>
-          <w:color w:val="000000" w:themeColor="text1"/>
-          <w:sz w:val="22"/>
-          <w:szCs w:val="22"/>
-        </w:rPr>
-      </w:pPr>
-      <w:r>
-        <w:rPr>
-          <w:color w:val="000000" w:themeColor="text1"/>
-          <w:sz w:val="22"/>
-          <w:szCs w:val="22"/>
-        </w:rPr>
-        <w:tab/>
-      </w:r>
-      <w:r>
-        <w:rPr>
-          <w:color w:val="000000" w:themeColor="text1"/>
-          <w:sz w:val="22"/>
-          <w:szCs w:val="22"/>
-        </w:rPr>
-        <w:tab/>
-      </w:r>
-      <w:r>
-        <w:rPr>
-          <w:color w:val="000000" w:themeColor="text1"/>
-          <w:sz w:val="22"/>
-          <w:szCs w:val="22"/>
-        </w:rPr>
-        <w:t xml:space="preserve">Adjunct </w:t>
-      </w:r>
-      <w:r>
-        <w:rPr>
-          <w:color w:val="000000" w:themeColor="text1"/>
-          <w:sz w:val="22"/>
-          <w:szCs w:val="22"/>
-        </w:rPr>
-        <w:t>Lecturer</w:t>
-      </w:r>
-    </w:p>
-    <w:p>
-      <w:pPr>
-        <w:contextualSpacing/>
-        <w:rPr>
-          <w:b/>
-          <w:bCs/>
-          <w:color w:val="000000" w:themeColor="text1"/>
-          <w:sz w:val="8"/>
-          <w:szCs w:val="8"/>
-        </w:rPr>
-      </w:pPr>
-    </w:p>
-    <w:p>
-      <w:pPr>
-        <w:contextualSpacing/>
-        <w:rPr>
-          <w:color w:val="000000" w:themeColor="text1"/>
-          <w:sz w:val="22"/>
-          <w:szCs w:val="22"/>
-        </w:rPr>
-      </w:pPr>
-      <w:r>
-        <w:rPr>
-          <w:color w:val="000000" w:themeColor="text1"/>
-          <w:sz w:val="22"/>
-          <w:szCs w:val="22"/>
-        </w:rPr>
-        <w:t>2017</w:t>
-      </w:r>
-      <w:r>
-        <w:rPr>
-          <w:color w:val="000000" w:themeColor="text1"/>
-          <w:sz w:val="22"/>
-          <w:szCs w:val="22"/>
-        </w:rPr>
-        <w:t>-</w:t>
-      </w:r>
-      <w:r>
-        <w:rPr>
-          <w:color w:val="000000" w:themeColor="text1"/>
-          <w:sz w:val="22"/>
-          <w:szCs w:val="22"/>
-        </w:rPr>
-        <w:t>2022</w:t>
-      </w:r>
-      <w:r>
-        <w:rPr>
-          <w:b/>
-          <w:bCs/>
-          <w:color w:val="000000" w:themeColor="text1"/>
-          <w:sz w:val="22"/>
-          <w:szCs w:val="22"/>
-        </w:rPr>
-        <w:tab/>
-        <w:t>Boston University</w:t>
-      </w:r>
-    </w:p>
-    <w:p>
-      <w:pPr>
-        <w:contextualSpacing/>
-        <w:rPr>
-          <w:color w:val="000000" w:themeColor="text1"/>
-          <w:sz w:val="22"/>
-          <w:szCs w:val="22"/>
-        </w:rPr>
-      </w:pPr>
-      <w:r>
-        <w:rPr>
-          <w:i/>
-          <w:iCs/>
-          <w:color w:val="000000" w:themeColor="text1"/>
-          <w:sz w:val="22"/>
-          <w:szCs w:val="22"/>
-        </w:rPr>
-        <w:tab/>
-      </w:r>
-      <w:r>
-        <w:rPr>
-          <w:color w:val="000000" w:themeColor="text1"/>
-          <w:sz w:val="22"/>
-          <w:szCs w:val="22"/>
-        </w:rPr>
-        <w:tab/>
-      </w:r>
-      <w:r>
-        <w:rPr>
-          <w:color w:val="000000" w:themeColor="text1"/>
-          <w:sz w:val="22"/>
-          <w:szCs w:val="22"/>
-        </w:rPr>
-        <w:t>Ph</w:t>
-      </w:r>
-      <w:r>
-        <w:rPr>
-          <w:color w:val="000000" w:themeColor="text1"/>
-          <w:sz w:val="22"/>
-          <w:szCs w:val="22"/>
-        </w:rPr>
-        <w:t>.</w:t>
-      </w:r>
-      <w:r>
-        <w:rPr>
-          <w:color w:val="000000" w:themeColor="text1"/>
-          <w:sz w:val="22"/>
-          <w:szCs w:val="22"/>
-        </w:rPr>
-        <w:t>D</w:t>
-      </w:r>
-      <w:r>
-        <w:rPr>
-          <w:color w:val="000000" w:themeColor="text1"/>
-          <w:sz w:val="22"/>
-          <w:szCs w:val="22"/>
-        </w:rPr>
-        <w:t>.</w:t>
-      </w:r>
-      <w:r>
-        <w:rPr>
-          <w:color w:val="000000" w:themeColor="text1"/>
-          <w:sz w:val="22"/>
-          <w:szCs w:val="22"/>
-        </w:rPr>
-        <w:t>, Computational Neuroscience</w:t>
-      </w:r>
-    </w:p>
-    <w:p>
-      <w:pPr>
-        <w:ind w:left="720" w:firstLine="720"/>
-        <w:contextualSpacing/>
-        <w:rPr>
-          <w:color w:val="000000" w:themeColor="text1"/>
-          <w:sz w:val="22"/>
-          <w:szCs w:val="22"/>
-        </w:rPr>
-      </w:pPr>
-      <w:r>
-        <w:rPr>
-          <w:color w:val="000000" w:themeColor="text1"/>
-          <w:sz w:val="22"/>
-          <w:szCs w:val="22"/>
-        </w:rPr>
-        <w:t>Mentor: Chantal Stern, DPhil</w:t>
-      </w:r>
-    </w:p>
-    <w:p>
-      <w:pPr>
-        <w:contextualSpacing/>
-        <w:rPr>
-          <w:color w:val="000000" w:themeColor="text1"/>
-          <w:sz w:val="8"/>
-          <w:szCs w:val="8"/>
-        </w:rPr>
-      </w:pPr>
-    </w:p>
-    <w:p>
-      <w:pPr>
-        <w:contextualSpacing/>
-        <w:rPr>
-          <w:color w:val="000000" w:themeColor="text1"/>
-          <w:sz w:val="22"/>
-          <w:szCs w:val="22"/>
-        </w:rPr>
-      </w:pPr>
-      <w:r>
-        <w:rPr>
-          <w:color w:val="000000" w:themeColor="text1"/>
-          <w:sz w:val="22"/>
-          <w:szCs w:val="22"/>
-        </w:rPr>
-        <w:t>2013</w:t>
-      </w:r>
-      <w:r>
-        <w:rPr>
-          <w:color w:val="000000" w:themeColor="text1"/>
-          <w:sz w:val="22"/>
-          <w:szCs w:val="22"/>
-        </w:rPr>
-        <w:t>-</w:t>
-      </w:r>
-      <w:r>
-        <w:rPr>
-          <w:color w:val="000000" w:themeColor="text1"/>
-          <w:sz w:val="22"/>
-          <w:szCs w:val="22"/>
-        </w:rPr>
-        <w:t>2017</w:t>
-      </w:r>
-      <w:r>
-        <w:rPr>
-          <w:b/>
-          <w:bCs/>
-          <w:color w:val="000000" w:themeColor="text1"/>
-          <w:sz w:val="22"/>
-          <w:szCs w:val="22"/>
-        </w:rPr>
-        <w:t xml:space="preserve"> </w:t>
-      </w:r>
-      <w:r>
-        <w:rPr>
-          <w:b/>
-          <w:bCs/>
-          <w:color w:val="000000" w:themeColor="text1"/>
-          <w:sz w:val="22"/>
-          <w:szCs w:val="22"/>
-        </w:rPr>
-        <w:tab/>
-        <w:t>Tufts University</w:t>
-      </w:r>
-    </w:p>
-    <w:p>
-      <w:pPr>
-        <w:ind w:left="720" w:firstLine="720"/>
-        <w:contextualSpacing/>
-        <w:rPr>
-          <w:color w:val="000000" w:themeColor="text1"/>
-          <w:sz w:val="22"/>
-          <w:szCs w:val="22"/>
-        </w:rPr>
-      </w:pPr>
-      <w:r>
-        <w:rPr>
-          <w:color w:val="000000" w:themeColor="text1"/>
-          <w:sz w:val="22"/>
-          <w:szCs w:val="22"/>
-        </w:rPr>
-        <w:t xml:space="preserve">B.S., </w:t>
-      </w:r>
-      <w:r>
-        <w:rPr>
-          <w:i/>
-          <w:iCs/>
-          <w:color w:val="000000" w:themeColor="text1"/>
-          <w:sz w:val="22"/>
-          <w:szCs w:val="22"/>
-        </w:rPr>
-        <w:t>magna cum laude</w:t>
-      </w:r>
-      <w:r>
-        <w:rPr>
-          <w:color w:val="000000" w:themeColor="text1"/>
-          <w:sz w:val="22"/>
-          <w:szCs w:val="22"/>
-        </w:rPr>
-        <w:t>, Thesis Honors</w:t>
-      </w:r>
-    </w:p>
-    <w:p>
-      <w:pPr>
-        <w:ind w:left="720" w:firstLine="720"/>
-        <w:contextualSpacing/>
-        <w:rPr>
-          <w:color w:val="000000" w:themeColor="text1"/>
-          <w:sz w:val="22"/>
-          <w:szCs w:val="22"/>
-        </w:rPr>
-      </w:pPr>
-      <w:r>
-        <w:rPr>
-          <w:color w:val="000000" w:themeColor="text1"/>
-          <w:sz w:val="22"/>
-          <w:szCs w:val="22"/>
-        </w:rPr>
-        <w:t>Cognitive &amp; Brain Science, Computer Science</w:t>
-      </w:r>
+          <w:sz w:val="22"/>
+          <w:szCs w:val="22"/>
+        </w:rPr>
+      </w:pPr>
     </w:p>
     <w:p>
       <w:pPr>
@@ -1092,920 +2868,31 @@
           <w:sz w:val="28"/>
           <w:szCs w:val="28"/>
         </w:rPr>
-        <w:t>Funding</w:t>
-      </w:r>
-    </w:p>
-    <w:p>
-      <w:pPr>
-        <w:contextualSpacing/>
-        <w:rPr>
-          <w:color w:val="000000" w:themeColor="text1"/>
-          <w:sz w:val="10"/>
-          <w:szCs w:val="10"/>
-        </w:rPr>
-      </w:pPr>
-    </w:p>
-    <w:p>
-      <w:pPr>
-        <w:pBdr>
-          <w:bottom w:val="single" w:sz="6" w:space="1" w:color="auto"/>
-        </w:pBdr>
-        <w:contextualSpacing/>
-        <w:rPr>
-          <w:b/>
-          <w:bCs/>
-          <w:color w:val="000000" w:themeColor="text1"/>
-          <w:sz w:val="22"/>
-          <w:szCs w:val="22"/>
-        </w:rPr>
-      </w:pPr>
-      <w:r>
-        <w:rPr>
-          <w:color w:val="000000" w:themeColor="text1"/>
-          <w:sz w:val="22"/>
-          <w:szCs w:val="22"/>
-        </w:rPr>
-        <w:t>2024</w:t>
-      </w:r>
-      <w:r>
-        <w:rPr>
-          <w:color w:val="000000" w:themeColor="text1"/>
-          <w:sz w:val="22"/>
-          <w:szCs w:val="22"/>
-        </w:rPr>
-        <w:t>-</w:t>
-      </w:r>
-      <w:r>
-        <w:rPr>
-          <w:color w:val="000000" w:themeColor="text1"/>
-          <w:sz w:val="22"/>
-          <w:szCs w:val="22"/>
-        </w:rPr>
-        <w:t xml:space="preserve">2027 </w:t>
-      </w:r>
-      <w:r>
-        <w:rPr>
-          <w:color w:val="000000" w:themeColor="text1"/>
-          <w:sz w:val="22"/>
-          <w:szCs w:val="22"/>
-        </w:rPr>
-        <w:tab/>
-      </w:r>
-      <w:r>
-        <w:rPr>
-          <w:b/>
-          <w:bCs/>
-          <w:color w:val="000000" w:themeColor="text1"/>
-          <w:sz w:val="22"/>
-          <w:szCs w:val="22"/>
-        </w:rPr>
-        <w:t>National Institute of Aging</w:t>
-      </w:r>
-    </w:p>
-    <w:p>
-      <w:pPr>
-        <w:pBdr>
-          <w:bottom w:val="single" w:sz="6" w:space="1" w:color="auto"/>
-        </w:pBdr>
-        <w:contextualSpacing/>
-        <w:rPr>
-          <w:sz w:val="22"/>
-          <w:szCs w:val="22"/>
-        </w:rPr>
-      </w:pPr>
-      <w:r>
-        <w:rPr>
-          <w:color w:val="000000" w:themeColor="text1"/>
-          <w:sz w:val="22"/>
-          <w:szCs w:val="22"/>
-        </w:rPr>
-        <w:tab/>
-      </w:r>
-      <w:r>
-        <w:rPr>
-          <w:color w:val="000000" w:themeColor="text1"/>
-          <w:sz w:val="22"/>
-          <w:szCs w:val="22"/>
-        </w:rPr>
-        <w:tab/>
-      </w:r>
-      <w:r>
-        <w:rPr>
-          <w:color w:val="000000" w:themeColor="text1"/>
-          <w:sz w:val="22"/>
-          <w:szCs w:val="22"/>
-        </w:rPr>
-        <w:t xml:space="preserve">F32 AG084259, Ruth </w:t>
-      </w:r>
-      <w:r>
-        <w:rPr>
-          <w:sz w:val="22"/>
-          <w:szCs w:val="22"/>
-        </w:rPr>
-        <w:t>L. Kirschstein Postdoctoral National Research Service Award</w:t>
-      </w:r>
-    </w:p>
-    <w:p>
-      <w:pPr>
-        <w:pBdr>
-          <w:bottom w:val="single" w:sz="6" w:space="1" w:color="auto"/>
-        </w:pBdr>
-        <w:contextualSpacing/>
-        <w:rPr>
+        <w:t>Publications</w:t>
+      </w:r>
+    </w:p>
+    <w:p>
+      <w:pPr>
+        <w:rPr>
+          <w:rStyle w:val="Hyperlink"/>
           <w:i/>
           <w:iCs/>
-          <w:sz w:val="22"/>
-          <w:szCs w:val="22"/>
-        </w:rPr>
-      </w:pPr>
-      <w:r>
-        <w:rPr>
-          <w:sz w:val="22"/>
-          <w:szCs w:val="22"/>
-        </w:rPr>
-        <w:tab/>
-      </w:r>
-      <w:r>
-        <w:rPr>
-          <w:sz w:val="22"/>
-          <w:szCs w:val="22"/>
-        </w:rPr>
-        <w:tab/>
-        <w:t xml:space="preserve">Fellow, </w:t>
-      </w:r>
+          <w:color w:val="000000" w:themeColor="text1"/>
+          <w:sz w:val="22"/>
+          <w:szCs w:val="22"/>
+        </w:rPr>
+      </w:pPr>
       <w:r>
         <w:rPr>
           <w:i/>
           <w:iCs/>
-          <w:sz w:val="22"/>
-          <w:szCs w:val="22"/>
-        </w:rPr>
-        <w:t>Conjoint Effects of Dopamine and Tau on Cognition in Aging</w:t>
-      </w:r>
-    </w:p>
-    <w:p>
-      <w:pPr>
-        <w:pBdr>
-          <w:bottom w:val="single" w:sz="6" w:space="1" w:color="auto"/>
-        </w:pBdr>
-        <w:contextualSpacing/>
-        <w:rPr>
-          <w:i/>
-          <w:iCs/>
-          <w:sz w:val="8"/>
-          <w:szCs w:val="8"/>
-        </w:rPr>
-      </w:pPr>
-    </w:p>
-    <w:p>
-      <w:pPr>
-        <w:pBdr>
-          <w:bottom w:val="single" w:sz="6" w:space="1" w:color="auto"/>
-        </w:pBdr>
-        <w:contextualSpacing/>
-        <w:rPr>
-          <w:b/>
-          <w:bCs/>
-          <w:sz w:val="22"/>
-          <w:szCs w:val="22"/>
-        </w:rPr>
-      </w:pPr>
-      <w:r>
-        <w:rPr>
-          <w:sz w:val="22"/>
-          <w:szCs w:val="22"/>
-        </w:rPr>
-        <w:t>2024-2026</w:t>
-      </w:r>
-      <w:r>
-        <w:rPr>
-          <w:sz w:val="22"/>
-          <w:szCs w:val="22"/>
-        </w:rPr>
-        <w:tab/>
-      </w:r>
-      <w:r>
-        <w:rPr>
-          <w:b/>
-          <w:bCs/>
-          <w:sz w:val="22"/>
-          <w:szCs w:val="22"/>
-        </w:rPr>
-        <w:t>National Institute of Aging</w:t>
-      </w:r>
-    </w:p>
-    <w:p>
-      <w:pPr>
-        <w:pBdr>
-          <w:bottom w:val="single" w:sz="6" w:space="1" w:color="auto"/>
-        </w:pBdr>
-        <w:contextualSpacing/>
-        <w:rPr>
-          <w:sz w:val="22"/>
-          <w:szCs w:val="22"/>
-        </w:rPr>
-      </w:pPr>
-      <w:r>
-        <w:rPr>
-          <w:b/>
-          <w:bCs/>
-          <w:sz w:val="22"/>
-          <w:szCs w:val="22"/>
-        </w:rPr>
-        <w:tab/>
-      </w:r>
-      <w:r>
-        <w:rPr>
-          <w:b/>
-          <w:bCs/>
-          <w:sz w:val="22"/>
-          <w:szCs w:val="22"/>
-        </w:rPr>
-        <w:tab/>
-      </w:r>
-      <w:r>
-        <w:rPr>
-          <w:sz w:val="22"/>
-          <w:szCs w:val="22"/>
-        </w:rPr>
-        <w:t>L30 AG089518, National Loan Repayment Program Award</w:t>
-      </w:r>
-    </w:p>
-    <w:p>
-      <w:pPr>
-        <w:pBdr>
-          <w:bottom w:val="single" w:sz="6" w:space="1" w:color="auto"/>
-        </w:pBdr>
-        <w:contextualSpacing/>
-        <w:rPr>
-          <w:i/>
-          <w:iCs/>
-          <w:color w:val="000000" w:themeColor="text1"/>
-          <w:sz w:val="22"/>
-          <w:szCs w:val="22"/>
-        </w:rPr>
-      </w:pPr>
-      <w:r>
-        <w:rPr>
-          <w:sz w:val="22"/>
-          <w:szCs w:val="22"/>
-        </w:rPr>
-        <w:tab/>
-      </w:r>
-      <w:r>
-        <w:rPr>
-          <w:sz w:val="22"/>
-          <w:szCs w:val="22"/>
-        </w:rPr>
-        <w:tab/>
-      </w:r>
-      <w:r>
-        <w:rPr>
-          <w:i/>
-          <w:iCs/>
-          <w:sz w:val="22"/>
-          <w:szCs w:val="22"/>
-        </w:rPr>
-        <w:t>Dopamine, Tau, and Memory in Aging: An Integrative Investigation</w:t>
-      </w:r>
-    </w:p>
-    <w:p>
-      <w:pPr>
-        <w:pBdr>
-          <w:bottom w:val="single" w:sz="6" w:space="1" w:color="auto"/>
-        </w:pBdr>
-        <w:contextualSpacing/>
-        <w:rPr>
-          <w:rFonts w:asciiTheme="majorHAnsi" w:hAnsiTheme="majorHAnsi" w:cstheme="majorHAnsi"/>
-          <w:b/>
-          <w:bCs/>
-          <w:color w:val="000000" w:themeColor="text1"/>
-          <w:sz w:val="28"/>
-          <w:szCs w:val="28"/>
-        </w:rPr>
-      </w:pPr>
-      <w:r>
-        <w:rPr>
-          <w:rFonts w:asciiTheme="majorHAnsi" w:hAnsiTheme="majorHAnsi" w:cstheme="majorHAnsi"/>
-          <w:b/>
-          <w:bCs/>
-          <w:color w:val="000000" w:themeColor="text1"/>
-          <w:sz w:val="28"/>
-          <w:szCs w:val="28"/>
-        </w:rPr>
-        <w:t>Honors &amp; Awards</w:t>
-      </w:r>
-    </w:p>
-    <w:p>
-      <w:pPr>
-        <w:contextualSpacing/>
-        <w:rPr>
-          <w:color w:val="000000" w:themeColor="text1"/>
-          <w:sz w:val="10"/>
-          <w:szCs w:val="10"/>
-        </w:rPr>
-      </w:pPr>
-    </w:p>
-    <w:p>
-      <w:pPr>
-        <w:contextualSpacing/>
-        <w:rPr>
-          <w:color w:val="000000" w:themeColor="text1"/>
-          <w:sz w:val="22"/>
-          <w:szCs w:val="22"/>
-        </w:rPr>
-      </w:pPr>
-      <w:r>
-        <w:rPr>
-          <w:color w:val="000000" w:themeColor="text1"/>
-          <w:sz w:val="22"/>
-          <w:szCs w:val="22"/>
-        </w:rPr>
-        <w:t>2026</w:t>
-      </w:r>
-      <w:r>
-        <w:rPr>
-          <w:color w:val="000000" w:themeColor="text1"/>
-          <w:sz w:val="22"/>
-          <w:szCs w:val="22"/>
-        </w:rPr>
-        <w:tab/>
-      </w:r>
-      <w:r>
-        <w:rPr>
-          <w:color w:val="000000" w:themeColor="text1"/>
-          <w:sz w:val="22"/>
-          <w:szCs w:val="22"/>
-        </w:rPr>
-        <w:tab/>
-        <w:t>Travel Award, Molecular Connectivity Working Group Symposium</w:t>
-      </w:r>
-    </w:p>
-    <w:p>
-      <w:pPr>
-        <w:contextualSpacing/>
-        <w:rPr>
-          <w:color w:val="000000" w:themeColor="text1"/>
-          <w:sz w:val="22"/>
-          <w:szCs w:val="22"/>
-        </w:rPr>
-      </w:pPr>
-      <w:r>
-        <w:rPr>
-          <w:color w:val="000000" w:themeColor="text1"/>
-          <w:sz w:val="22"/>
-          <w:szCs w:val="22"/>
-        </w:rPr>
-        <w:t>2025</w:t>
-      </w:r>
-      <w:r>
-        <w:rPr>
-          <w:color w:val="000000" w:themeColor="text1"/>
-          <w:sz w:val="22"/>
-          <w:szCs w:val="22"/>
-        </w:rPr>
-        <w:tab/>
-      </w:r>
-      <w:r>
-        <w:rPr>
-          <w:color w:val="000000" w:themeColor="text1"/>
-          <w:sz w:val="22"/>
-          <w:szCs w:val="22"/>
-        </w:rPr>
-        <w:tab/>
-        <w:t>Sallie P. Asche Travel Award, Dallas Aging and Cognition Conference</w:t>
-      </w:r>
-    </w:p>
-    <w:p>
-      <w:pPr>
-        <w:contextualSpacing/>
-        <w:rPr>
-          <w:color w:val="000000" w:themeColor="text1"/>
-          <w:sz w:val="22"/>
-          <w:szCs w:val="22"/>
-        </w:rPr>
-      </w:pPr>
-      <w:r>
-        <w:rPr>
-          <w:color w:val="000000" w:themeColor="text1"/>
-          <w:sz w:val="22"/>
-          <w:szCs w:val="22"/>
-        </w:rPr>
-        <w:t>2024</w:t>
-      </w:r>
-      <w:r>
-        <w:rPr>
-          <w:color w:val="000000" w:themeColor="text1"/>
-          <w:sz w:val="22"/>
-          <w:szCs w:val="22"/>
-        </w:rPr>
-        <w:tab/>
-      </w:r>
-      <w:r>
-        <w:rPr>
-          <w:color w:val="000000" w:themeColor="text1"/>
-          <w:sz w:val="22"/>
-          <w:szCs w:val="22"/>
-        </w:rPr>
-        <w:tab/>
-      </w:r>
-      <w:proofErr w:type="spellStart"/>
-      <w:r>
-        <w:rPr>
-          <w:color w:val="000000" w:themeColor="text1"/>
-          <w:sz w:val="22"/>
-          <w:szCs w:val="22"/>
-        </w:rPr>
-        <w:t>ReproNim</w:t>
-      </w:r>
-      <w:proofErr w:type="spellEnd"/>
-      <w:r>
-        <w:rPr>
-          <w:color w:val="000000" w:themeColor="text1"/>
-          <w:sz w:val="22"/>
-          <w:szCs w:val="22"/>
-        </w:rPr>
-        <w:t>/I</w:t>
-      </w:r>
-      <w:r>
-        <w:rPr>
-          <w:color w:val="000000" w:themeColor="text1"/>
-          <w:sz w:val="22"/>
-          <w:szCs w:val="22"/>
-        </w:rPr>
-        <w:t>nternational Neuroinformatics Coordinating Facility (I</w:t>
-      </w:r>
-      <w:r>
-        <w:rPr>
-          <w:color w:val="000000" w:themeColor="text1"/>
-          <w:sz w:val="22"/>
-          <w:szCs w:val="22"/>
-        </w:rPr>
-        <w:t>NCF</w:t>
-      </w:r>
-      <w:r>
-        <w:rPr>
-          <w:color w:val="000000" w:themeColor="text1"/>
-          <w:sz w:val="22"/>
-          <w:szCs w:val="22"/>
-        </w:rPr>
-        <w:t>)</w:t>
-      </w:r>
-      <w:r>
-        <w:rPr>
-          <w:color w:val="000000" w:themeColor="text1"/>
-          <w:sz w:val="22"/>
-          <w:szCs w:val="22"/>
-        </w:rPr>
-        <w:t xml:space="preserve"> Fellow</w:t>
-      </w:r>
-    </w:p>
-    <w:p>
-      <w:pPr>
-        <w:contextualSpacing/>
-        <w:rPr>
-          <w:color w:val="000000" w:themeColor="text1"/>
-          <w:sz w:val="22"/>
-          <w:szCs w:val="22"/>
-        </w:rPr>
-      </w:pPr>
-      <w:r>
-        <w:rPr>
-          <w:color w:val="000000" w:themeColor="text1"/>
-          <w:sz w:val="22"/>
-          <w:szCs w:val="22"/>
-        </w:rPr>
-        <w:t>2023</w:t>
-      </w:r>
-      <w:r>
-        <w:rPr>
-          <w:color w:val="000000" w:themeColor="text1"/>
-          <w:sz w:val="22"/>
-          <w:szCs w:val="22"/>
-        </w:rPr>
-        <w:tab/>
-      </w:r>
-      <w:r>
-        <w:rPr>
-          <w:color w:val="000000" w:themeColor="text1"/>
-          <w:sz w:val="22"/>
-          <w:szCs w:val="22"/>
-        </w:rPr>
-        <w:tab/>
-        <w:t>Travel Award, 4</w:t>
-      </w:r>
-      <w:r>
-        <w:rPr>
-          <w:color w:val="000000" w:themeColor="text1"/>
-          <w:sz w:val="22"/>
-          <w:szCs w:val="22"/>
-          <w:vertAlign w:val="superscript"/>
-        </w:rPr>
-        <w:t>th</w:t>
-      </w:r>
-      <w:r>
-        <w:rPr>
-          <w:color w:val="000000" w:themeColor="text1"/>
-          <w:sz w:val="22"/>
-          <w:szCs w:val="22"/>
-        </w:rPr>
-        <w:t xml:space="preserve"> Workshop on Reserve &amp; Resilience in Cognitive Aging &amp; Dementia</w:t>
-      </w:r>
-    </w:p>
-    <w:p>
-      <w:pPr>
-        <w:contextualSpacing/>
-        <w:rPr>
-          <w:color w:val="000000" w:themeColor="text1"/>
-          <w:sz w:val="22"/>
-          <w:szCs w:val="22"/>
-        </w:rPr>
-      </w:pPr>
-      <w:r>
-        <w:rPr>
-          <w:color w:val="000000" w:themeColor="text1"/>
-          <w:sz w:val="22"/>
-          <w:szCs w:val="22"/>
-        </w:rPr>
-        <w:t>2022</w:t>
-      </w:r>
-      <w:r>
-        <w:rPr>
-          <w:color w:val="000000" w:themeColor="text1"/>
-          <w:sz w:val="22"/>
-          <w:szCs w:val="22"/>
-        </w:rPr>
-        <w:tab/>
-      </w:r>
-      <w:r>
-        <w:rPr>
-          <w:color w:val="000000" w:themeColor="text1"/>
-          <w:sz w:val="22"/>
-          <w:szCs w:val="22"/>
-        </w:rPr>
-        <w:tab/>
-        <w:t>First Prize, Russek Student Achievement Award</w:t>
-      </w:r>
-      <w:r>
-        <w:rPr>
-          <w:i/>
-          <w:iCs/>
-          <w:color w:val="000000" w:themeColor="text1"/>
-          <w:sz w:val="22"/>
-          <w:szCs w:val="22"/>
-        </w:rPr>
-        <w:t xml:space="preserve">, </w:t>
-      </w:r>
-      <w:r>
-        <w:rPr>
-          <w:color w:val="000000" w:themeColor="text1"/>
-          <w:sz w:val="22"/>
-          <w:szCs w:val="22"/>
-        </w:rPr>
-        <w:t>BU Grad. Prog. for Neuro.</w:t>
-      </w:r>
-    </w:p>
-    <w:p>
-      <w:pPr>
-        <w:contextualSpacing/>
-        <w:rPr>
-          <w:i/>
-          <w:iCs/>
-          <w:color w:val="000000" w:themeColor="text1"/>
-          <w:sz w:val="22"/>
-          <w:szCs w:val="22"/>
-        </w:rPr>
-      </w:pPr>
-      <w:r>
-        <w:rPr>
-          <w:color w:val="000000" w:themeColor="text1"/>
-          <w:sz w:val="22"/>
-          <w:szCs w:val="22"/>
-        </w:rPr>
-        <w:t>2020</w:t>
-      </w:r>
-      <w:r>
-        <w:rPr>
-          <w:color w:val="000000" w:themeColor="text1"/>
-          <w:sz w:val="22"/>
-          <w:szCs w:val="22"/>
-        </w:rPr>
-        <w:tab/>
-      </w:r>
-      <w:r>
-        <w:rPr>
-          <w:color w:val="000000" w:themeColor="text1"/>
-          <w:sz w:val="22"/>
-          <w:szCs w:val="22"/>
-        </w:rPr>
-        <w:tab/>
-        <w:t xml:space="preserve">Third Prize, BU Grad. Prog. for Neuro. </w:t>
-      </w:r>
-      <w:r>
-        <w:rPr>
-          <w:color w:val="000000" w:themeColor="text1"/>
-          <w:sz w:val="22"/>
-          <w:szCs w:val="22"/>
-        </w:rPr>
-        <w:t>Recruitment</w:t>
-      </w:r>
-      <w:r>
-        <w:rPr>
-          <w:color w:val="000000" w:themeColor="text1"/>
-          <w:sz w:val="22"/>
-          <w:szCs w:val="22"/>
-        </w:rPr>
-        <w:t xml:space="preserve"> Poster Session</w:t>
-      </w:r>
-    </w:p>
-    <w:p>
-      <w:pPr>
-        <w:contextualSpacing/>
-        <w:rPr>
-          <w:color w:val="000000" w:themeColor="text1"/>
-          <w:sz w:val="22"/>
-          <w:szCs w:val="22"/>
-        </w:rPr>
-      </w:pPr>
-      <w:r>
-        <w:rPr>
-          <w:color w:val="000000" w:themeColor="text1"/>
-          <w:sz w:val="22"/>
-          <w:szCs w:val="22"/>
-        </w:rPr>
-        <w:t>2017</w:t>
-      </w:r>
-      <w:r>
-        <w:rPr>
-          <w:color w:val="000000" w:themeColor="text1"/>
-          <w:sz w:val="22"/>
-          <w:szCs w:val="22"/>
-        </w:rPr>
-        <w:tab/>
-      </w:r>
-      <w:r>
-        <w:rPr>
-          <w:color w:val="000000" w:themeColor="text1"/>
-          <w:sz w:val="22"/>
-          <w:szCs w:val="22"/>
-        </w:rPr>
-        <w:tab/>
-        <w:t>Honorable Mention, NSF Graduate Research Fellowship Program</w:t>
-      </w:r>
-    </w:p>
-    <w:p>
-      <w:pPr>
-        <w:contextualSpacing/>
-        <w:rPr>
-          <w:i/>
-          <w:iCs/>
-          <w:color w:val="000000" w:themeColor="text1"/>
-          <w:sz w:val="22"/>
-          <w:szCs w:val="22"/>
-        </w:rPr>
-      </w:pPr>
-      <w:r>
-        <w:rPr>
-          <w:color w:val="000000" w:themeColor="text1"/>
-          <w:sz w:val="22"/>
-          <w:szCs w:val="22"/>
-        </w:rPr>
-        <w:t xml:space="preserve">2017 </w:t>
-      </w:r>
-      <w:r>
-        <w:rPr>
-          <w:color w:val="000000" w:themeColor="text1"/>
-          <w:sz w:val="22"/>
-          <w:szCs w:val="22"/>
-        </w:rPr>
-        <w:tab/>
-      </w:r>
-      <w:r>
-        <w:rPr>
-          <w:color w:val="000000" w:themeColor="text1"/>
-          <w:sz w:val="22"/>
-          <w:szCs w:val="22"/>
-        </w:rPr>
-        <w:tab/>
-        <w:t>Joanne Mary Sullivan Prize, Tufts University Psychology Department</w:t>
-      </w:r>
-    </w:p>
-    <w:p>
-      <w:pPr>
-        <w:contextualSpacing/>
-        <w:rPr>
-          <w:color w:val="000000" w:themeColor="text1"/>
-          <w:sz w:val="22"/>
-          <w:szCs w:val="22"/>
-        </w:rPr>
-      </w:pPr>
-      <w:r>
-        <w:rPr>
-          <w:color w:val="000000" w:themeColor="text1"/>
-          <w:sz w:val="22"/>
-          <w:szCs w:val="22"/>
-        </w:rPr>
-        <w:t>2017</w:t>
-      </w:r>
-      <w:r>
-        <w:rPr>
-          <w:color w:val="000000" w:themeColor="text1"/>
-          <w:sz w:val="22"/>
-          <w:szCs w:val="22"/>
-        </w:rPr>
-        <w:tab/>
-      </w:r>
-      <w:r>
-        <w:rPr>
-          <w:color w:val="000000" w:themeColor="text1"/>
-          <w:sz w:val="22"/>
-          <w:szCs w:val="22"/>
-        </w:rPr>
-        <w:tab/>
-        <w:t>Barton Term Scholar for Arts and Sciences, Tufts University</w:t>
-      </w:r>
-    </w:p>
-    <w:p>
-      <w:pPr>
-        <w:contextualSpacing/>
-        <w:rPr>
-          <w:color w:val="000000" w:themeColor="text1"/>
-          <w:sz w:val="22"/>
-          <w:szCs w:val="22"/>
-        </w:rPr>
-      </w:pPr>
-      <w:r>
-        <w:rPr>
-          <w:color w:val="000000" w:themeColor="text1"/>
-          <w:sz w:val="22"/>
-          <w:szCs w:val="22"/>
-        </w:rPr>
-        <w:t>2016</w:t>
-      </w:r>
-      <w:r>
-        <w:rPr>
-          <w:color w:val="000000" w:themeColor="text1"/>
-          <w:sz w:val="22"/>
-          <w:szCs w:val="22"/>
-        </w:rPr>
-        <w:tab/>
-      </w:r>
-      <w:r>
-        <w:rPr>
-          <w:color w:val="000000" w:themeColor="text1"/>
-          <w:sz w:val="22"/>
-          <w:szCs w:val="22"/>
-        </w:rPr>
-        <w:tab/>
-        <w:t>People’s Choice Award</w:t>
-      </w:r>
-      <w:r>
-        <w:rPr>
-          <w:color w:val="000000" w:themeColor="text1"/>
-          <w:sz w:val="22"/>
-          <w:szCs w:val="22"/>
-        </w:rPr>
-        <w:t xml:space="preserve"> for Best Presentation</w:t>
-      </w:r>
-      <w:r>
-        <w:rPr>
-          <w:color w:val="000000" w:themeColor="text1"/>
-          <w:sz w:val="22"/>
-          <w:szCs w:val="22"/>
-        </w:rPr>
-        <w:t>, Out for Undergrad Conference</w:t>
-      </w:r>
-    </w:p>
-    <w:p>
-      <w:pPr>
-        <w:contextualSpacing/>
-        <w:rPr>
-          <w:color w:val="000000" w:themeColor="text1"/>
-          <w:sz w:val="22"/>
-          <w:szCs w:val="22"/>
-        </w:rPr>
-      </w:pPr>
-      <w:r>
-        <w:rPr>
-          <w:color w:val="000000" w:themeColor="text1"/>
-          <w:sz w:val="22"/>
-          <w:szCs w:val="22"/>
-        </w:rPr>
-        <w:t>2016</w:t>
-      </w:r>
-      <w:r>
-        <w:rPr>
-          <w:color w:val="000000" w:themeColor="text1"/>
-          <w:sz w:val="22"/>
-          <w:szCs w:val="22"/>
-        </w:rPr>
-        <w:tab/>
-      </w:r>
-      <w:r>
-        <w:rPr>
-          <w:color w:val="000000" w:themeColor="text1"/>
-          <w:sz w:val="22"/>
-          <w:szCs w:val="22"/>
-        </w:rPr>
-        <w:tab/>
-        <w:t>Greg Ellenoff Internship Grant, Tufts University Career Center</w:t>
-      </w:r>
-    </w:p>
-    <w:p>
-      <w:pPr>
-        <w:contextualSpacing/>
-        <w:rPr>
-          <w:color w:val="000000" w:themeColor="text1"/>
-          <w:sz w:val="22"/>
-          <w:szCs w:val="22"/>
-        </w:rPr>
-      </w:pPr>
-      <w:r>
-        <w:rPr>
-          <w:color w:val="000000" w:themeColor="text1"/>
-          <w:sz w:val="22"/>
-          <w:szCs w:val="22"/>
-        </w:rPr>
-        <w:lastRenderedPageBreak/>
-        <w:t>2016</w:t>
-      </w:r>
-      <w:r>
-        <w:rPr>
-          <w:color w:val="000000" w:themeColor="text1"/>
-          <w:sz w:val="22"/>
-          <w:szCs w:val="22"/>
-        </w:rPr>
-        <w:tab/>
-      </w:r>
-      <w:r>
-        <w:rPr>
-          <w:color w:val="000000" w:themeColor="text1"/>
-          <w:sz w:val="22"/>
-          <w:szCs w:val="22"/>
-        </w:rPr>
-        <w:tab/>
-        <w:t>Psy Chi Honor Society</w:t>
-      </w:r>
-    </w:p>
-    <w:p>
-      <w:pPr>
-        <w:contextualSpacing/>
-        <w:rPr>
-          <w:color w:val="000000" w:themeColor="text1"/>
-          <w:sz w:val="22"/>
-          <w:szCs w:val="22"/>
-        </w:rPr>
-      </w:pPr>
-    </w:p>
-    <w:p>
-      <w:pPr>
-        <w:pBdr>
-          <w:bottom w:val="single" w:sz="6" w:space="1" w:color="auto"/>
-        </w:pBdr>
-        <w:contextualSpacing/>
-        <w:rPr>
-          <w:rFonts w:asciiTheme="majorHAnsi" w:hAnsiTheme="majorHAnsi" w:cstheme="majorHAnsi"/>
-          <w:b/>
-          <w:bCs/>
-          <w:color w:val="000000" w:themeColor="text1"/>
-          <w:sz w:val="28"/>
-          <w:szCs w:val="28"/>
-        </w:rPr>
-      </w:pPr>
-      <w:r>
-        <w:rPr>
-          <w:rFonts w:asciiTheme="majorHAnsi" w:hAnsiTheme="majorHAnsi" w:cstheme="majorHAnsi"/>
-          <w:b/>
-          <w:bCs/>
-          <w:color w:val="000000" w:themeColor="text1"/>
-          <w:sz w:val="28"/>
-          <w:szCs w:val="28"/>
-        </w:rPr>
-        <w:t>Publications</w:t>
-      </w:r>
-    </w:p>
-    <w:p>
-      <w:pPr>
-        <w:rPr>
-          <w:rStyle w:val="Hyperlink"/>
-          <w:i/>
-          <w:iCs/>
-          <w:color w:val="000000" w:themeColor="text1"/>
-          <w:sz w:val="22"/>
-          <w:szCs w:val="22"/>
-        </w:rPr>
-      </w:pPr>
-      <w:r>
-        <w:rPr>
-          <w:i/>
-          <w:iCs/>
           <w:color w:val="000000" w:themeColor="text1"/>
           <w:sz w:val="22"/>
           <w:szCs w:val="22"/>
         </w:rPr>
         <w:t xml:space="preserve">Selected manuscript PDFs are available at </w:t>
       </w:r>
-      <w:hyperlink r:id="rId10" w:history="1">
+      <w:hyperlink r:id="rId16" w:history="1">
         <w:r>
           <w:rPr>
             <w:rStyle w:val="Hyperlink"/>
@@ -2171,7 +3058,7 @@
         </w:rPr>
         <w:t xml:space="preserve"> </w:t>
       </w:r>
-      <w:hyperlink r:id="rId11" w:history="1">
+      <w:hyperlink r:id="rId17" w:history="1">
         <w:r>
           <w:rPr>
             <w:rStyle w:val="Hyperlink"/>
@@ -2284,7 +3171,7 @@
         </w:rPr>
         <w:t xml:space="preserve"> </w:t>
       </w:r>
-      <w:hyperlink r:id="rId12" w:history="1">
+      <w:hyperlink r:id="rId18" w:history="1">
         <w:r>
           <w:rPr>
             <w:rStyle w:val="Hyperlink"/>
@@ -2394,7 +3281,7 @@
         </w:rPr>
         <w:t xml:space="preserve">. </w:t>
       </w:r>
-      <w:hyperlink r:id="rId13" w:history="1">
+      <w:hyperlink r:id="rId19" w:history="1">
         <w:r>
           <w:rPr>
             <w:rStyle w:val="Hyperlink"/>
@@ -2463,7 +3350,25 @@
           <w:sz w:val="22"/>
           <w:szCs w:val="22"/>
         </w:rPr>
-        <w:t xml:space="preserve">, M.E. (2025). A feature-based generalizable prediction model for both perceptual and abstract reasoning. </w:t>
+        <w:t>, M.E. (202</w:t>
+      </w:r>
+      <w:r>
+        <w:rPr>
+          <w:bCs/>
+          <w:color w:val="000000" w:themeColor="text1"/>
+          <w:sz w:val="22"/>
+          <w:szCs w:val="22"/>
+        </w:rPr>
+        <w:t>6</w:t>
+      </w:r>
+      <w:r>
+        <w:rPr>
+          <w:bCs/>
+          <w:color w:val="000000" w:themeColor="text1"/>
+          <w:sz w:val="22"/>
+          <w:szCs w:val="22"/>
+        </w:rPr>
+        <w:t xml:space="preserve">). A feature-based generalizable prediction model for both perceptual and abstract reasoning. </w:t>
       </w:r>
       <w:r>
         <w:rPr>
@@ -2485,7 +3390,7 @@
         </w:rPr>
         <w:t xml:space="preserve">. 1-17. </w:t>
       </w:r>
-      <w:hyperlink r:id="rId14" w:history="1">
+      <w:hyperlink r:id="rId20" w:history="1">
         <w:r>
           <w:rPr>
             <w:rStyle w:val="Hyperlink"/>
@@ -2579,7 +3484,7 @@
         </w:rPr>
         <w:t xml:space="preserve">. </w:t>
       </w:r>
-      <w:hyperlink r:id="rId15" w:history="1">
+      <w:hyperlink r:id="rId21" w:history="1">
         <w:r>
           <w:rPr>
             <w:rStyle w:val="Hyperlink"/>
@@ -2672,7 +3577,7 @@
         </w:rPr>
         <w:t xml:space="preserve"> 12, 727-738. </w:t>
       </w:r>
-      <w:hyperlink r:id="rId16" w:history="1">
+      <w:hyperlink r:id="rId22" w:history="1">
         <w:r>
           <w:rPr>
             <w:rStyle w:val="Hyperlink"/>
@@ -2702,6 +3607,7 @@
           <w:sz w:val="22"/>
           <w:szCs w:val="22"/>
         </w:rPr>
+        <w:lastRenderedPageBreak/>
         <w:t>Ciampa</w:t>
       </w:r>
       <w:r>
@@ -2766,7 +3672,7 @@
         </w:rPr>
         <w:t xml:space="preserve">. 133, 115-124. </w:t>
       </w:r>
-      <w:hyperlink r:id="rId17" w:history="1">
+      <w:hyperlink r:id="rId23" w:history="1">
         <w:r>
           <w:rPr>
             <w:rStyle w:val="Hyperlink"/>
@@ -2851,7 +3757,7 @@
         </w:rPr>
         <w:t xml:space="preserve">. </w:t>
       </w:r>
-      <w:hyperlink r:id="rId18" w:tgtFrame="_blank" w:history="1">
+      <w:hyperlink r:id="rId24" w:tgtFrame="_blank" w:history="1">
         <w:r>
           <w:rPr>
             <w:rStyle w:val="Hyperlink"/>
@@ -2971,7 +3877,7 @@
         </w:rPr>
         <w:t xml:space="preserve">. </w:t>
       </w:r>
-      <w:hyperlink r:id="rId19" w:history="1">
+      <w:hyperlink r:id="rId25" w:history="1">
         <w:r>
           <w:rPr>
             <w:rStyle w:val="Hyperlink"/>
@@ -3045,7 +3951,7 @@
         </w:rPr>
         <w:t xml:space="preserve">. </w:t>
       </w:r>
-      <w:hyperlink r:id="rId20" w:history="1">
+      <w:hyperlink r:id="rId26" w:history="1">
         <w:r>
           <w:rPr>
             <w:rStyle w:val="Hyperlink"/>
@@ -3111,7 +4017,7 @@
         </w:rPr>
         <w:t xml:space="preserve">. </w:t>
       </w:r>
-      <w:hyperlink r:id="rId21" w:history="1">
+      <w:hyperlink r:id="rId27" w:history="1">
         <w:r>
           <w:rPr>
             <w:rStyle w:val="Hyperlink"/>
@@ -3195,16 +4101,7 @@
           <w:sz w:val="22"/>
           <w:szCs w:val="22"/>
         </w:rPr>
-        <w:t xml:space="preserve"> </w:t>
-      </w:r>
-      <w:r>
-        <w:rPr>
-          <w:color w:val="000000" w:themeColor="text1"/>
-          <w:sz w:val="22"/>
-          <w:szCs w:val="22"/>
-        </w:rPr>
-        <w:lastRenderedPageBreak/>
-        <w:t xml:space="preserve">Enabled by a Ru-Mediated </w:t>
+        <w:t xml:space="preserve"> Enabled by a Ru-Mediated </w:t>
       </w:r>
       <w:proofErr w:type="spellStart"/>
       <w:r>
@@ -3241,7 +4138,7 @@
         </w:rPr>
         <w:t xml:space="preserve">. 3(9), 1006-1014 </w:t>
       </w:r>
-      <w:hyperlink r:id="rId22" w:history="1">
+      <w:hyperlink r:id="rId28" w:history="1">
         <w:r>
           <w:rPr>
             <w:rStyle w:val="Hyperlink"/>
@@ -3317,7 +4214,7 @@
         </w:rPr>
         <w:t xml:space="preserve">, 46(1), 20-27 </w:t>
       </w:r>
-      <w:hyperlink r:id="rId23" w:history="1">
+      <w:hyperlink r:id="rId29" w:history="1">
         <w:r>
           <w:rPr>
             <w:rStyle w:val="Hyperlink"/>
@@ -3366,7 +4263,8 @@
         <w:contextualSpacing/>
         <w:jc w:val="both"/>
         <w:rPr>
-          <w:bCs/>
+          <w:i/>
+          <w:iCs/>
           <w:color w:val="000000" w:themeColor="text1"/>
           <w:sz w:val="22"/>
           <w:szCs w:val="22"/>
@@ -3397,87 +4295,22 @@
           <w:sz w:val="28"/>
           <w:szCs w:val="28"/>
         </w:rPr>
-        <w:t xml:space="preserve">Pending </w:t>
-      </w:r>
-      <w:r>
-        <w:rPr>
-          <w:rFonts w:asciiTheme="majorHAnsi" w:hAnsiTheme="majorHAnsi" w:cstheme="majorHAnsi"/>
-          <w:b/>
-          <w:bCs/>
-          <w:color w:val="000000" w:themeColor="text1"/>
-          <w:sz w:val="28"/>
-          <w:szCs w:val="28"/>
-        </w:rPr>
-        <w:t>Manuscripts</w:t>
-      </w:r>
-    </w:p>
-    <w:p>
-      <w:pPr>
-        <w:contextualSpacing/>
-        <w:jc w:val="both"/>
-        <w:rPr>
-          <w:b/>
-          <w:color w:val="000000" w:themeColor="text1"/>
-          <w:sz w:val="10"/>
-          <w:szCs w:val="10"/>
-        </w:rPr>
-      </w:pPr>
-    </w:p>
-    <w:p>
-      <w:pPr>
-        <w:ind w:left="720" w:hanging="720"/>
-        <w:contextualSpacing/>
-        <w:jc w:val="both"/>
-        <w:rPr>
-          <w:color w:val="000000" w:themeColor="text1"/>
-          <w:sz w:val="22"/>
-          <w:szCs w:val="22"/>
-        </w:rPr>
-      </w:pPr>
-      <w:r>
-        <w:rPr>
-          <w:color w:val="000000" w:themeColor="text1"/>
-          <w:sz w:val="22"/>
-          <w:szCs w:val="22"/>
-        </w:rPr>
-        <w:t xml:space="preserve">Ciampa, C.J., </w:t>
-      </w:r>
-      <w:r>
-        <w:rPr>
-          <w:b/>
-          <w:bCs/>
-          <w:color w:val="000000" w:themeColor="text1"/>
-          <w:sz w:val="22"/>
-          <w:szCs w:val="22"/>
-        </w:rPr>
-        <w:t>Morin, T.M.</w:t>
-      </w:r>
-      <w:r>
-        <w:rPr>
-          <w:color w:val="000000" w:themeColor="text1"/>
-          <w:sz w:val="22"/>
-          <w:szCs w:val="22"/>
-        </w:rPr>
-        <w:t xml:space="preserve">, Parent, J.H., Marcus, R.E., </w:t>
-      </w:r>
-      <w:proofErr w:type="spellStart"/>
-      <w:r>
-        <w:rPr>
-          <w:color w:val="000000" w:themeColor="text1"/>
-          <w:sz w:val="22"/>
-          <w:szCs w:val="22"/>
-        </w:rPr>
-        <w:t>Cusin</w:t>
-      </w:r>
-      <w:proofErr w:type="spellEnd"/>
-      <w:r>
-        <w:rPr>
-          <w:color w:val="000000" w:themeColor="text1"/>
-          <w:sz w:val="22"/>
-          <w:szCs w:val="22"/>
-        </w:rPr>
-        <w:t>, C., Hooker, J.M., &amp; Berry, A.S. Methylphenidate preferentially enhances dopamine, memory, and prefrontal cortex activity in older adult women relative to men. (</w:t>
-      </w:r>
+        <w:t>Conference Papers</w:t>
+      </w:r>
+    </w:p>
+    <w:p>
+      <w:pPr>
+        <w:contextualSpacing/>
+        <w:rPr>
+          <w:rFonts w:eastAsia="Times New Roman"/>
+          <w:b/>
+          <w:bCs/>
+          <w:color w:val="000000" w:themeColor="text1"/>
+          <w:sz w:val="22"/>
+          <w:szCs w:val="22"/>
+          <w:shd w:val="clear" w:color="auto" w:fill="FFFFFF"/>
+        </w:rPr>
+      </w:pPr>
       <w:r>
         <w:rPr>
           <w:i/>
@@ -3486,69 +4319,7 @@
           <w:sz w:val="22"/>
           <w:szCs w:val="22"/>
         </w:rPr>
-        <w:t>submitted to journal</w:t>
-      </w:r>
-      <w:r>
-        <w:rPr>
-          <w:color w:val="000000" w:themeColor="text1"/>
-          <w:sz w:val="22"/>
-          <w:szCs w:val="22"/>
-        </w:rPr>
-        <w:t>).</w:t>
-      </w:r>
-    </w:p>
-    <w:p>
-      <w:pPr>
-        <w:ind w:left="720" w:hanging="720"/>
-        <w:contextualSpacing/>
-        <w:jc w:val="both"/>
-        <w:rPr>
-          <w:color w:val="000000" w:themeColor="text1"/>
-          <w:sz w:val="22"/>
-          <w:szCs w:val="22"/>
-        </w:rPr>
-      </w:pPr>
-      <w:r>
-        <w:rPr>
-          <w:color w:val="000000" w:themeColor="text1"/>
-          <w:sz w:val="22"/>
-          <w:szCs w:val="22"/>
-        </w:rPr>
-        <w:t xml:space="preserve">Isenburg, K.M., Liu, Y., </w:t>
-      </w:r>
-      <w:r>
-        <w:rPr>
-          <w:b/>
-          <w:bCs/>
-          <w:color w:val="000000" w:themeColor="text1"/>
-          <w:sz w:val="22"/>
-          <w:szCs w:val="22"/>
-        </w:rPr>
-        <w:t>Morin, T.M.</w:t>
-      </w:r>
-      <w:r>
-        <w:rPr>
-          <w:color w:val="000000" w:themeColor="text1"/>
-          <w:sz w:val="22"/>
-          <w:szCs w:val="22"/>
-        </w:rPr>
-        <w:t xml:space="preserve"> &amp; Stern, C.E. </w:t>
-      </w:r>
-      <w:r>
-        <w:rPr>
-          <w:color w:val="000000" w:themeColor="text1"/>
-          <w:sz w:val="22"/>
-          <w:szCs w:val="22"/>
-        </w:rPr>
-        <w:t xml:space="preserve">Connectome fingerprinting predicts prefrontal cortical activation during abstract reasoning. </w:t>
-      </w:r>
-      <w:r>
-        <w:rPr>
-          <w:color w:val="000000" w:themeColor="text1"/>
-          <w:sz w:val="22"/>
-          <w:szCs w:val="22"/>
-        </w:rPr>
-        <w:t>(</w:t>
+        <w:t xml:space="preserve">Selected </w:t>
       </w:r>
       <w:r>
         <w:rPr>
@@ -3558,22 +4329,9 @@
           <w:sz w:val="22"/>
           <w:szCs w:val="22"/>
         </w:rPr>
-        <w:t>in revision</w:t>
-      </w:r>
-      <w:r>
-        <w:rPr>
-          <w:color w:val="000000" w:themeColor="text1"/>
-          <w:sz w:val="22"/>
-          <w:szCs w:val="22"/>
-        </w:rPr>
-        <w:t>).</w:t>
-      </w:r>
-    </w:p>
-    <w:p>
-      <w:pPr>
-        <w:ind w:left="720" w:hanging="720"/>
-        <w:contextualSpacing/>
-        <w:jc w:val="both"/>
+        <w:t>papers are available at</w:t>
+      </w:r>
+      <w:r>
         <w:rPr>
           <w:i/>
           <w:iCs/>
@@ -3581,79 +4339,9 @@
           <w:sz w:val="22"/>
           <w:szCs w:val="22"/>
         </w:rPr>
-      </w:pPr>
-    </w:p>
-    <w:p>
-      <w:pPr>
-        <w:pBdr>
-          <w:bottom w:val="single" w:sz="6" w:space="1" w:color="auto"/>
-        </w:pBdr>
-        <w:contextualSpacing/>
-        <w:rPr>
-          <w:rFonts w:asciiTheme="majorHAnsi" w:hAnsiTheme="majorHAnsi" w:cstheme="majorHAnsi"/>
-          <w:b/>
-          <w:bCs/>
-          <w:color w:val="000000" w:themeColor="text1"/>
-          <w:sz w:val="28"/>
-          <w:szCs w:val="28"/>
-        </w:rPr>
-      </w:pPr>
-      <w:r>
-        <w:rPr>
-          <w:rFonts w:asciiTheme="majorHAnsi" w:hAnsiTheme="majorHAnsi" w:cstheme="majorHAnsi"/>
-          <w:b/>
-          <w:bCs/>
-          <w:color w:val="000000" w:themeColor="text1"/>
-          <w:sz w:val="28"/>
-          <w:szCs w:val="28"/>
-        </w:rPr>
-        <w:t>Conference Papers</w:t>
-      </w:r>
-    </w:p>
-    <w:p>
-      <w:pPr>
-        <w:contextualSpacing/>
-        <w:rPr>
-          <w:rFonts w:eastAsia="Times New Roman"/>
-          <w:b/>
-          <w:bCs/>
-          <w:color w:val="000000" w:themeColor="text1"/>
-          <w:sz w:val="22"/>
-          <w:szCs w:val="22"/>
-          <w:shd w:val="clear" w:color="auto" w:fill="FFFFFF"/>
-        </w:rPr>
-      </w:pPr>
-      <w:r>
-        <w:rPr>
-          <w:i/>
-          <w:iCs/>
-          <w:color w:val="000000" w:themeColor="text1"/>
-          <w:sz w:val="22"/>
-          <w:szCs w:val="22"/>
-        </w:rPr>
-        <w:t xml:space="preserve">Selected </w:t>
-      </w:r>
-      <w:r>
-        <w:rPr>
-          <w:i/>
-          <w:iCs/>
-          <w:color w:val="000000" w:themeColor="text1"/>
-          <w:sz w:val="22"/>
-          <w:szCs w:val="22"/>
-        </w:rPr>
-        <w:t>papers are available at</w:t>
-      </w:r>
-      <w:r>
-        <w:rPr>
-          <w:i/>
-          <w:iCs/>
-          <w:color w:val="000000" w:themeColor="text1"/>
-          <w:sz w:val="22"/>
-          <w:szCs w:val="22"/>
-        </w:rPr>
         <w:t xml:space="preserve"> </w:t>
       </w:r>
-      <w:hyperlink r:id="rId24" w:history="1">
+      <w:hyperlink r:id="rId30" w:history="1">
         <w:r>
           <w:rPr>
             <w:rStyle w:val="Hyperlink"/>
@@ -3806,7 +4494,7 @@
         </w:rPr>
         <w:t xml:space="preserve">Selected presentation slides are available at </w:t>
       </w:r>
-      <w:hyperlink r:id="rId25" w:history="1">
+      <w:hyperlink r:id="rId31" w:history="1">
         <w:r>
           <w:rPr>
             <w:rStyle w:val="Hyperlink"/>
@@ -4057,6 +4745,7 @@
           <w:sz w:val="22"/>
           <w:szCs w:val="22"/>
         </w:rPr>
+        <w:lastRenderedPageBreak/>
         <w:t xml:space="preserve">Morin, T.M. </w:t>
       </w:r>
       <w:r>
@@ -4288,7 +4977,6 @@
           <w:sz w:val="22"/>
           <w:szCs w:val="22"/>
         </w:rPr>
-        <w:lastRenderedPageBreak/>
         <w:t xml:space="preserve">Morin, T.M. </w:t>
       </w:r>
       <w:r>
@@ -4489,7 +5177,7 @@
         </w:rPr>
         <w:t xml:space="preserve">Selected poster PDFs are available at </w:t>
       </w:r>
-      <w:hyperlink r:id="rId26" w:history="1">
+      <w:hyperlink r:id="rId32" w:history="1">
         <w:r>
           <w:rPr>
             <w:rStyle w:val="Hyperlink"/>
@@ -5102,6 +5790,7 @@
           <w:sz w:val="22"/>
           <w:szCs w:val="22"/>
         </w:rPr>
+        <w:lastRenderedPageBreak/>
         <w:t xml:space="preserve">Morin, T.M., </w:t>
       </w:r>
       <w:proofErr w:type="spellStart"/>
@@ -5370,7 +6059,6 @@
           <w:sz w:val="22"/>
           <w:szCs w:val="22"/>
         </w:rPr>
-        <w:lastRenderedPageBreak/>
         <w:t>Morin, T.M.</w:t>
       </w:r>
       <w:r>
@@ -5613,180 +6301,6 @@
     </w:p>
     <w:p>
       <w:pPr>
-        <w:autoSpaceDE w:val="0"/>
-        <w:autoSpaceDN w:val="0"/>
-        <w:ind w:left="720" w:hanging="720"/>
-        <w:jc w:val="both"/>
-        <w:rPr>
-          <w:color w:val="000000" w:themeColor="text1"/>
-          <w:sz w:val="22"/>
-          <w:szCs w:val="22"/>
-        </w:rPr>
-      </w:pPr>
-      <w:r>
-        <w:rPr>
-          <w:b/>
-          <w:color w:val="000000" w:themeColor="text1"/>
-          <w:sz w:val="22"/>
-          <w:szCs w:val="22"/>
-        </w:rPr>
-        <w:t>Morin, T.M.</w:t>
-      </w:r>
-      <w:r>
-        <w:rPr>
-          <w:color w:val="000000" w:themeColor="text1"/>
-          <w:sz w:val="22"/>
-          <w:szCs w:val="22"/>
-        </w:rPr>
-        <w:t xml:space="preserve">, Ma, W., Chang, A.E., &amp; Stern, C.E. </w:t>
-      </w:r>
-      <w:r>
-        <w:rPr>
-          <w:i/>
-          <w:color w:val="000000" w:themeColor="text1"/>
-          <w:sz w:val="22"/>
-          <w:szCs w:val="22"/>
-        </w:rPr>
-        <w:t>Dynamic functional connectivity during context-dependent rule learning</w:t>
-      </w:r>
-      <w:r>
-        <w:rPr>
-          <w:color w:val="000000" w:themeColor="text1"/>
-          <w:sz w:val="22"/>
-          <w:szCs w:val="22"/>
-        </w:rPr>
-        <w:t>. Organization for Human Brain Mapping. 2020. (Online Meeting, Due to COVID-19)</w:t>
-      </w:r>
-    </w:p>
-    <w:p>
-      <w:pPr>
-        <w:autoSpaceDE w:val="0"/>
-        <w:autoSpaceDN w:val="0"/>
-        <w:ind w:left="720" w:hanging="720"/>
-        <w:jc w:val="both"/>
-        <w:rPr>
-          <w:color w:val="000000" w:themeColor="text1"/>
-          <w:sz w:val="22"/>
-          <w:szCs w:val="22"/>
-        </w:rPr>
-      </w:pPr>
-      <w:r>
-        <w:rPr>
-          <w:b/>
-          <w:bCs/>
-          <w:color w:val="000000" w:themeColor="text1"/>
-          <w:sz w:val="22"/>
-          <w:szCs w:val="22"/>
-        </w:rPr>
-        <w:t>Morin, T.M.</w:t>
-      </w:r>
-      <w:r>
-        <w:rPr>
-          <w:color w:val="000000" w:themeColor="text1"/>
-          <w:sz w:val="22"/>
-          <w:szCs w:val="22"/>
-        </w:rPr>
-        <w:t>,</w:t>
-      </w:r>
-      <w:r>
-        <w:rPr>
-          <w:color w:val="000000" w:themeColor="text1"/>
-          <w:sz w:val="22"/>
-          <w:szCs w:val="22"/>
-        </w:rPr>
-        <w:t xml:space="preserve"> </w:t>
-      </w:r>
-      <w:r>
-        <w:rPr>
-          <w:color w:val="000000" w:themeColor="text1"/>
-          <w:sz w:val="22"/>
-          <w:szCs w:val="22"/>
-        </w:rPr>
-        <w:t xml:space="preserve">Moore, K.N., &amp; Stern, C.E. </w:t>
-      </w:r>
-      <w:r>
-        <w:rPr>
-          <w:i/>
-          <w:color w:val="000000" w:themeColor="text1"/>
-          <w:sz w:val="22"/>
-          <w:szCs w:val="22"/>
-        </w:rPr>
-        <w:t>An fMRI investigation of functional network connectivity during abstract reasoning</w:t>
-      </w:r>
-      <w:r>
-        <w:rPr>
-          <w:color w:val="000000" w:themeColor="text1"/>
-          <w:sz w:val="22"/>
-          <w:szCs w:val="22"/>
-        </w:rPr>
-        <w:t>. Henry I. Russek Student Achievement Day. 20</w:t>
-      </w:r>
-      <w:r>
-        <w:rPr>
-          <w:color w:val="000000" w:themeColor="text1"/>
-          <w:sz w:val="22"/>
-          <w:szCs w:val="22"/>
-        </w:rPr>
-        <w:t>20</w:t>
-      </w:r>
-      <w:r>
-        <w:rPr>
-          <w:color w:val="000000" w:themeColor="text1"/>
-          <w:sz w:val="22"/>
-          <w:szCs w:val="22"/>
-        </w:rPr>
-        <w:t>. Boston University, Boston, MA. (Online Meeting, Due to COVID-19).</w:t>
-      </w:r>
-    </w:p>
-    <w:p>
-      <w:pPr>
-        <w:autoSpaceDE w:val="0"/>
-        <w:autoSpaceDN w:val="0"/>
-        <w:ind w:left="720" w:hanging="720"/>
-        <w:jc w:val="both"/>
-        <w:rPr>
-          <w:color w:val="000000" w:themeColor="text1"/>
-          <w:sz w:val="22"/>
-          <w:szCs w:val="22"/>
-        </w:rPr>
-      </w:pPr>
-      <w:r>
-        <w:rPr>
-          <w:b/>
-          <w:color w:val="000000" w:themeColor="text1"/>
-          <w:sz w:val="22"/>
-          <w:szCs w:val="22"/>
-        </w:rPr>
-        <w:t>Morin, T.M.</w:t>
-      </w:r>
-      <w:r>
-        <w:rPr>
-          <w:color w:val="000000" w:themeColor="text1"/>
-          <w:sz w:val="22"/>
-          <w:szCs w:val="22"/>
-        </w:rPr>
-        <w:t xml:space="preserve">, Moore, K.N., &amp; Stern, C.E. </w:t>
-      </w:r>
-      <w:r>
-        <w:rPr>
-          <w:i/>
-          <w:color w:val="000000" w:themeColor="text1"/>
-          <w:sz w:val="22"/>
-          <w:szCs w:val="22"/>
-        </w:rPr>
-        <w:t>An fMRI investigation of functional network connectivity during abstract reasoning</w:t>
-      </w:r>
-      <w:r>
-        <w:rPr>
-          <w:color w:val="000000" w:themeColor="text1"/>
-          <w:sz w:val="22"/>
-          <w:szCs w:val="22"/>
-        </w:rPr>
-        <w:t>. Cognitive Neuroscience Society Annual Meeting. 2020. (Online Meeting, Due to COVID-19).</w:t>
-      </w:r>
-    </w:p>
-    <w:p>
-      <w:pPr>
         <w:spacing w:before="240"/>
         <w:contextualSpacing/>
         <w:rPr>
@@ -6486,6 +7000,7 @@
           <w:sz w:val="22"/>
           <w:szCs w:val="22"/>
         </w:rPr>
+        <w:lastRenderedPageBreak/>
         <w:t>2025</w:t>
       </w:r>
       <w:r>
@@ -6623,7 +7138,6 @@
           <w:sz w:val="22"/>
           <w:szCs w:val="22"/>
         </w:rPr>
-        <w:lastRenderedPageBreak/>
         <w:t>2022</w:t>
       </w:r>
       <w:r>
@@ -6903,6 +7417,95 @@
           <w:szCs w:val="28"/>
         </w:rPr>
         <w:t>Additional Training</w:t>
+      </w:r>
+    </w:p>
+    <w:p>
+      <w:pPr>
+        <w:contextualSpacing/>
+        <w:rPr>
+          <w:color w:val="000000" w:themeColor="text1"/>
+          <w:sz w:val="8"/>
+          <w:szCs w:val="8"/>
+        </w:rPr>
+      </w:pPr>
+    </w:p>
+    <w:p>
+      <w:pPr>
+        <w:contextualSpacing/>
+        <w:rPr>
+          <w:color w:val="000000" w:themeColor="text1"/>
+          <w:sz w:val="22"/>
+          <w:szCs w:val="22"/>
+        </w:rPr>
+      </w:pPr>
+      <w:r>
+        <w:rPr>
+          <w:color w:val="000000" w:themeColor="text1"/>
+          <w:sz w:val="22"/>
+          <w:szCs w:val="22"/>
+        </w:rPr>
+        <w:t>2024-2025</w:t>
+      </w:r>
+      <w:r>
+        <w:rPr>
+          <w:color w:val="000000" w:themeColor="text1"/>
+          <w:sz w:val="22"/>
+          <w:szCs w:val="22"/>
+        </w:rPr>
+        <w:tab/>
+      </w:r>
+      <w:proofErr w:type="spellStart"/>
+      <w:r>
+        <w:rPr>
+          <w:b/>
+          <w:bCs/>
+          <w:color w:val="000000" w:themeColor="text1"/>
+          <w:sz w:val="22"/>
+          <w:szCs w:val="22"/>
+        </w:rPr>
+        <w:t>ReproNim</w:t>
+      </w:r>
+      <w:proofErr w:type="spellEnd"/>
+      <w:r>
+        <w:rPr>
+          <w:b/>
+          <w:bCs/>
+          <w:color w:val="000000" w:themeColor="text1"/>
+          <w:sz w:val="22"/>
+          <w:szCs w:val="22"/>
+        </w:rPr>
+        <w:t>/International Neuroinformatics Coordinating Facility (INCF)</w:t>
+      </w:r>
+      <w:r>
+        <w:rPr>
+          <w:color w:val="000000" w:themeColor="text1"/>
+          <w:sz w:val="22"/>
+          <w:szCs w:val="22"/>
+        </w:rPr>
+        <w:t xml:space="preserve"> </w:t>
+      </w:r>
+    </w:p>
+    <w:p>
+      <w:pPr>
+        <w:ind w:left="720" w:firstLine="720"/>
+        <w:contextualSpacing/>
+        <w:rPr>
+          <w:i/>
+          <w:iCs/>
+          <w:color w:val="000000" w:themeColor="text1"/>
+          <w:sz w:val="22"/>
+          <w:szCs w:val="22"/>
+        </w:rPr>
+      </w:pPr>
+      <w:r>
+        <w:rPr>
+          <w:i/>
+          <w:iCs/>
+          <w:color w:val="000000" w:themeColor="text1"/>
+          <w:sz w:val="22"/>
+          <w:szCs w:val="22"/>
+        </w:rPr>
+        <w:t>Fellow</w:t>
       </w:r>
     </w:p>
     <w:p>
@@ -7750,437 +8353,33 @@
         </w:rPr>
         <w:t>Brain Research, Cerebral Cortex, Frontiers in Cognition, Imaging Neuroscience, International Journal of Psychophysiology, Network Neuroscience, Neuropsychopharmacology</w:t>
       </w:r>
-    </w:p>
-    <w:p>
-      <w:pPr>
-        <w:contextualSpacing/>
-        <w:jc w:val="both"/>
-        <w:rPr>
-          <w:bCs/>
-          <w:color w:val="000000" w:themeColor="text1"/>
-          <w:sz w:val="22"/>
-          <w:szCs w:val="22"/>
-        </w:rPr>
-      </w:pPr>
-    </w:p>
-    <w:p>
-      <w:pPr>
-        <w:pBdr>
-          <w:bottom w:val="single" w:sz="6" w:space="1" w:color="auto"/>
-        </w:pBdr>
-        <w:contextualSpacing/>
-        <w:rPr>
-          <w:rFonts w:asciiTheme="majorHAnsi" w:hAnsiTheme="majorHAnsi" w:cstheme="majorHAnsi"/>
-          <w:b/>
-          <w:bCs/>
-          <w:color w:val="000000" w:themeColor="text1"/>
-          <w:sz w:val="28"/>
-          <w:szCs w:val="28"/>
-        </w:rPr>
-      </w:pPr>
-      <w:r>
-        <w:rPr>
-          <w:rFonts w:asciiTheme="majorHAnsi" w:hAnsiTheme="majorHAnsi" w:cstheme="majorHAnsi"/>
-          <w:b/>
-          <w:bCs/>
-          <w:color w:val="000000" w:themeColor="text1"/>
-          <w:sz w:val="28"/>
-          <w:szCs w:val="28"/>
-        </w:rPr>
-        <w:t>Skills</w:t>
-      </w:r>
-    </w:p>
-    <w:p>
-      <w:pPr>
-        <w:contextualSpacing/>
-        <w:rPr>
-          <w:b/>
-          <w:color w:val="000000" w:themeColor="text1"/>
-          <w:sz w:val="22"/>
-          <w:szCs w:val="22"/>
-        </w:rPr>
-      </w:pPr>
-      <w:r>
-        <w:rPr>
-          <w:b/>
-          <w:color w:val="000000" w:themeColor="text1"/>
-          <w:sz w:val="22"/>
-          <w:szCs w:val="22"/>
-        </w:rPr>
-        <w:t>Programming Languages</w:t>
-      </w:r>
-    </w:p>
-    <w:p>
-      <w:pPr>
-        <w:pStyle w:val="ListParagraph"/>
-        <w:numPr>
-          <w:ilvl w:val="0"/>
-          <w:numId w:val="1"/>
-        </w:numPr>
-        <w:ind w:left="360"/>
-        <w:rPr>
-          <w:sz w:val="22"/>
-          <w:szCs w:val="22"/>
-        </w:rPr>
-      </w:pPr>
-      <w:r>
-        <w:rPr>
-          <w:color w:val="000000" w:themeColor="text1"/>
-          <w:sz w:val="22"/>
-          <w:szCs w:val="22"/>
-        </w:rPr>
-        <w:t>Fluent in Python, R, MATLAB, Shell Scripting</w:t>
-      </w:r>
-      <w:r>
-        <w:rPr>
-          <w:color w:val="000000" w:themeColor="text1"/>
-          <w:sz w:val="22"/>
-          <w:szCs w:val="22"/>
-        </w:rPr>
-        <w:t xml:space="preserve"> (bash)</w:t>
-      </w:r>
-    </w:p>
-    <w:p>
-      <w:pPr>
-        <w:pStyle w:val="ListParagraph"/>
-        <w:numPr>
-          <w:ilvl w:val="0"/>
-          <w:numId w:val="1"/>
-        </w:numPr>
-        <w:spacing w:before="200" w:after="200" w:line="276" w:lineRule="auto"/>
-        <w:ind w:left="360"/>
-        <w:rPr>
-          <w:color w:val="000000" w:themeColor="text1"/>
-          <w:sz w:val="22"/>
-          <w:szCs w:val="22"/>
-        </w:rPr>
-      </w:pPr>
-      <w:r>
-        <w:rPr>
-          <w:color w:val="000000" w:themeColor="text1"/>
-          <w:sz w:val="22"/>
-          <w:szCs w:val="22"/>
-        </w:rPr>
-        <w:t>Comfortable with C, C++</w:t>
-      </w:r>
-    </w:p>
-    <w:p>
-      <w:pPr>
-        <w:pStyle w:val="ListParagraph"/>
-        <w:numPr>
-          <w:ilvl w:val="0"/>
-          <w:numId w:val="1"/>
-        </w:numPr>
-        <w:spacing w:before="200" w:after="200" w:line="276" w:lineRule="auto"/>
-        <w:ind w:left="360"/>
-        <w:rPr>
-          <w:color w:val="000000" w:themeColor="text1"/>
-          <w:sz w:val="22"/>
-          <w:szCs w:val="22"/>
-        </w:rPr>
-      </w:pPr>
-      <w:r>
-        <w:rPr>
-          <w:color w:val="000000" w:themeColor="text1"/>
-          <w:sz w:val="22"/>
-          <w:szCs w:val="22"/>
-        </w:rPr>
-        <w:t>Experience with HTML/CSS</w:t>
-      </w:r>
-    </w:p>
-    <w:p>
-      <w:pPr>
-        <w:contextualSpacing/>
-        <w:rPr>
-          <w:b/>
-          <w:color w:val="000000" w:themeColor="text1"/>
-          <w:sz w:val="22"/>
-          <w:szCs w:val="22"/>
-        </w:rPr>
-      </w:pPr>
-      <w:r>
-        <w:rPr>
-          <w:b/>
-          <w:color w:val="000000" w:themeColor="text1"/>
-          <w:sz w:val="22"/>
-          <w:szCs w:val="22"/>
-        </w:rPr>
-        <w:t>Neuroimaging &amp; Experimental Software</w:t>
-      </w:r>
-    </w:p>
-    <w:p>
-      <w:pPr>
-        <w:pStyle w:val="ListParagraph"/>
-        <w:numPr>
-          <w:ilvl w:val="0"/>
-          <w:numId w:val="1"/>
-        </w:numPr>
-        <w:ind w:left="360"/>
-        <w:rPr>
-          <w:sz w:val="22"/>
-          <w:szCs w:val="22"/>
-        </w:rPr>
-      </w:pPr>
-      <w:r>
-        <w:rPr>
-          <w:color w:val="000000" w:themeColor="text1"/>
-          <w:sz w:val="22"/>
-          <w:szCs w:val="22"/>
-        </w:rPr>
-        <w:lastRenderedPageBreak/>
-        <w:t xml:space="preserve">AFNI, FSL, </w:t>
-      </w:r>
-      <w:proofErr w:type="spellStart"/>
-      <w:r>
-        <w:rPr>
-          <w:color w:val="000000" w:themeColor="text1"/>
-          <w:sz w:val="22"/>
-          <w:szCs w:val="22"/>
-        </w:rPr>
-        <w:t>Freesurfer</w:t>
-      </w:r>
-      <w:proofErr w:type="spellEnd"/>
-      <w:r>
-        <w:rPr>
-          <w:color w:val="000000" w:themeColor="text1"/>
-          <w:sz w:val="22"/>
-          <w:szCs w:val="22"/>
-        </w:rPr>
-        <w:t>, CONN Toolbox, PMOD</w:t>
-      </w:r>
-    </w:p>
-    <w:p>
-      <w:pPr>
-        <w:pStyle w:val="ListParagraph"/>
-        <w:numPr>
-          <w:ilvl w:val="0"/>
-          <w:numId w:val="1"/>
-        </w:numPr>
-        <w:spacing w:before="200" w:after="200" w:line="276" w:lineRule="auto"/>
-        <w:ind w:left="360"/>
-        <w:rPr>
-          <w:color w:val="000000" w:themeColor="text1"/>
-          <w:sz w:val="22"/>
-          <w:szCs w:val="22"/>
-        </w:rPr>
-      </w:pPr>
-      <w:r>
-        <w:rPr>
-          <w:color w:val="000000" w:themeColor="text1"/>
-          <w:sz w:val="22"/>
-          <w:szCs w:val="22"/>
-        </w:rPr>
-        <w:t xml:space="preserve">BIDS-compatible pipelines including </w:t>
-      </w:r>
-      <w:proofErr w:type="spellStart"/>
-      <w:r>
-        <w:rPr>
-          <w:color w:val="000000" w:themeColor="text1"/>
-          <w:sz w:val="22"/>
-          <w:szCs w:val="22"/>
-        </w:rPr>
-        <w:t>fMRIprep</w:t>
-      </w:r>
-      <w:proofErr w:type="spellEnd"/>
-    </w:p>
-    <w:p>
-      <w:pPr>
-        <w:pStyle w:val="ListParagraph"/>
-        <w:numPr>
-          <w:ilvl w:val="0"/>
-          <w:numId w:val="1"/>
-        </w:numPr>
-        <w:spacing w:before="200" w:after="200" w:line="276" w:lineRule="auto"/>
-        <w:ind w:left="360"/>
-        <w:rPr>
-          <w:color w:val="000000" w:themeColor="text1"/>
-          <w:sz w:val="22"/>
-          <w:szCs w:val="22"/>
-        </w:rPr>
-      </w:pPr>
-      <w:proofErr w:type="spellStart"/>
-      <w:r>
-        <w:rPr>
-          <w:color w:val="000000" w:themeColor="text1"/>
-          <w:sz w:val="22"/>
-          <w:szCs w:val="22"/>
-        </w:rPr>
-        <w:t>PsychoPy</w:t>
-      </w:r>
-      <w:proofErr w:type="spellEnd"/>
-      <w:r>
-        <w:rPr>
-          <w:color w:val="000000" w:themeColor="text1"/>
-          <w:sz w:val="22"/>
-          <w:szCs w:val="22"/>
-        </w:rPr>
-        <w:t xml:space="preserve">; some experience with </w:t>
-      </w:r>
-      <w:proofErr w:type="spellStart"/>
-      <w:r>
-        <w:rPr>
-          <w:color w:val="000000" w:themeColor="text1"/>
-          <w:sz w:val="22"/>
-          <w:szCs w:val="22"/>
-        </w:rPr>
-        <w:t>ePrime</w:t>
-      </w:r>
-      <w:proofErr w:type="spellEnd"/>
-    </w:p>
-    <w:p>
-      <w:pPr>
-        <w:contextualSpacing/>
-        <w:rPr>
-          <w:b/>
-          <w:color w:val="000000" w:themeColor="text1"/>
-          <w:sz w:val="22"/>
-          <w:szCs w:val="22"/>
-        </w:rPr>
-      </w:pPr>
-      <w:r>
-        <w:rPr>
-          <w:b/>
-          <w:color w:val="000000" w:themeColor="text1"/>
-          <w:sz w:val="22"/>
-          <w:szCs w:val="22"/>
-        </w:rPr>
-        <w:t>Key Concepts</w:t>
-      </w:r>
-    </w:p>
-    <w:p>
-      <w:pPr>
-        <w:pStyle w:val="ListParagraph"/>
-        <w:numPr>
-          <w:ilvl w:val="0"/>
-          <w:numId w:val="1"/>
-        </w:numPr>
-        <w:ind w:left="360"/>
-        <w:rPr>
-          <w:sz w:val="22"/>
-          <w:szCs w:val="22"/>
-        </w:rPr>
-      </w:pPr>
-      <w:r>
-        <w:rPr>
-          <w:sz w:val="22"/>
-          <w:szCs w:val="22"/>
-        </w:rPr>
-        <w:t>Age-related changes in cognition, brain network connectivity, and neuromodulator systems</w:t>
-      </w:r>
-    </w:p>
-    <w:p>
-      <w:pPr>
-        <w:pStyle w:val="ListParagraph"/>
-        <w:numPr>
-          <w:ilvl w:val="0"/>
-          <w:numId w:val="1"/>
-        </w:numPr>
-        <w:ind w:left="360"/>
-        <w:rPr>
-          <w:sz w:val="22"/>
-          <w:szCs w:val="22"/>
-        </w:rPr>
-      </w:pPr>
-      <w:r>
-        <w:rPr>
-          <w:color w:val="000000" w:themeColor="text1"/>
-          <w:sz w:val="22"/>
-          <w:szCs w:val="22"/>
-        </w:rPr>
-        <w:t>Cognitive neuroscience of abstract reasoning, learning, and memory</w:t>
-      </w:r>
-    </w:p>
-    <w:p>
-      <w:pPr>
-        <w:pStyle w:val="ListParagraph"/>
-        <w:numPr>
-          <w:ilvl w:val="0"/>
-          <w:numId w:val="1"/>
-        </w:numPr>
-        <w:ind w:left="360"/>
-        <w:rPr>
-          <w:sz w:val="22"/>
-          <w:szCs w:val="22"/>
-        </w:rPr>
-      </w:pPr>
-      <w:r>
-        <w:rPr>
-          <w:color w:val="000000" w:themeColor="text1"/>
-          <w:sz w:val="22"/>
-          <w:szCs w:val="22"/>
-        </w:rPr>
-        <w:t xml:space="preserve">Network science and graph-based analysis of </w:t>
-      </w:r>
-      <w:r>
-        <w:rPr>
-          <w:color w:val="000000" w:themeColor="text1"/>
-          <w:sz w:val="22"/>
-          <w:szCs w:val="22"/>
-        </w:rPr>
-        <w:t>brain imaging</w:t>
-      </w:r>
-      <w:r>
-        <w:rPr>
-          <w:color w:val="000000" w:themeColor="text1"/>
-          <w:sz w:val="22"/>
-          <w:szCs w:val="22"/>
-        </w:rPr>
-        <w:t xml:space="preserve"> data</w:t>
-      </w:r>
-    </w:p>
-    <w:p>
-      <w:pPr>
-        <w:pStyle w:val="ListParagraph"/>
-        <w:numPr>
-          <w:ilvl w:val="0"/>
-          <w:numId w:val="1"/>
-        </w:numPr>
-        <w:spacing w:before="200" w:after="200" w:line="276" w:lineRule="auto"/>
-        <w:ind w:left="360"/>
-        <w:rPr>
-          <w:color w:val="000000" w:themeColor="text1"/>
-          <w:sz w:val="22"/>
-          <w:szCs w:val="22"/>
-        </w:rPr>
-      </w:pPr>
-      <w:r>
-        <w:rPr>
-          <w:color w:val="000000" w:themeColor="text1"/>
-          <w:sz w:val="22"/>
-          <w:szCs w:val="22"/>
-        </w:rPr>
-        <w:t>Kinetic modeling and analysis of functional PET neuroimaging data</w:t>
-      </w:r>
-    </w:p>
-    <w:p>
-      <w:pPr>
-        <w:pStyle w:val="ListParagraph"/>
-        <w:numPr>
-          <w:ilvl w:val="0"/>
-          <w:numId w:val="1"/>
-        </w:numPr>
+      <w:r>
+        <w:rPr>
+          <w:bCs/>
+          <w:i/>
+          <w:iCs/>
+          <w:color w:val="000000" w:themeColor="text1"/>
+          <w:sz w:val="22"/>
+          <w:szCs w:val="22"/>
+        </w:rPr>
+        <w:t>, Neural Networks</w:t>
+      </w:r>
+    </w:p>
+    <w:p>
+      <w:pPr>
         <w:spacing w:line="276" w:lineRule="auto"/>
-        <w:ind w:left="360"/>
-        <w:rPr>
-          <w:color w:val="000000" w:themeColor="text1"/>
-          <w:sz w:val="22"/>
-          <w:szCs w:val="22"/>
-        </w:rPr>
-      </w:pPr>
-      <w:r>
-        <w:rPr>
-          <w:color w:val="000000" w:themeColor="text1"/>
-          <w:sz w:val="22"/>
-          <w:szCs w:val="22"/>
-        </w:rPr>
-        <w:t>fMRI and PET study design, data collection, and analysis</w:t>
-      </w:r>
+        <w:rPr>
+          <w:color w:val="000000" w:themeColor="text1"/>
+          <w:sz w:val="22"/>
+          <w:szCs w:val="22"/>
+        </w:rPr>
+      </w:pPr>
     </w:p>
     <w:sectPr>
-      <w:headerReference w:type="default" r:id="rId27"/>
-      <w:footerReference w:type="even" r:id="rId28"/>
-      <w:footerReference w:type="default" r:id="rId29"/>
-      <w:headerReference w:type="first" r:id="rId30"/>
+      <w:headerReference w:type="default" r:id="rId33"/>
+      <w:footerReference w:type="even" r:id="rId34"/>
+      <w:footerReference w:type="default" r:id="rId35"/>
+      <w:headerReference w:type="first" r:id="rId36"/>
       <w:pgSz w:w="12240" w:h="15840"/>
       <w:pgMar w:top="1440" w:right="1440" w:bottom="1440" w:left="1440" w:header="1440" w:footer="1080" w:gutter="0"/>
       <w:cols w:space="720"/>
@@ -8191,7 +8390,7 @@
 </file>
 
 <file path=word/endnotes.xml><?xml version="1.0" encoding="utf-8"?>
-<w:endnotes xmlns:wpc="http://schemas.microsoft.com/office/word/2010/wordprocessingCanvas" xmlns:cx="http://schemas.microsoft.com/office/drawing/2014/chartex" xmlns:cx1="http://schemas.microsoft.com/office/drawing/2015/9/8/chartex" xmlns:cx2="http://schemas.microsoft.com/office/drawing/2015/10/21/chartex" xmlns:cx3="http://schemas.microsoft.com/office/drawing/2016/5/9/chartex" xmlns:cx4="http://schemas.microsoft.com/office/drawing/2016/5/10/chartex" xmlns:cx5="http://schemas.microsoft.com/office/drawing/2016/5/11/chartex" xmlns:cx6="http://schemas.microsoft.com/office/drawing/2016/5/12/chartex" xmlns:cx7="http://schemas.microsoft.com/office/drawing/2016/5/13/chartex" xmlns:cx8="http://schemas.microsoft.com/office/drawing/2016/5/14/chartex" xmlns:mc="http://schemas.openxmlformats.org/markup-compatibility/2006" xmlns:aink="http://schemas.microsoft.com/office/drawing/2016/ink" xmlns:am3d="http://schemas.microsoft.com/office/drawing/2017/model3d" xmlns:o="urn:schemas-microsoft-com:office:office" xmlns:oel="http://schemas.microsoft.com/office/2019/extlst" xmlns:r="http://schemas.openxmlformats.org/officeDocument/2006/relationships" xmlns:m="http://schemas.openxmlformats.org/officeDocument/2006/math" xmlns:v="urn:schemas-microsoft-com:vml" xmlns:wp14="http://schemas.microsoft.com/office/word/2010/wordprocessingDrawing" xmlns:wp="http://schemas.openxmlformats.org/drawingml/2006/wordprocessingDrawing" xmlns:w10="urn:schemas-microsoft-com:office:word" xmlns:w="http://schemas.openxmlformats.org/wordprocessingml/2006/main" xmlns:w14="http://schemas.microsoft.com/office/word/2010/wordml" xmlns:w15="http://schemas.microsoft.com/office/word/2012/wordml" xmlns:w16cex="http://schemas.microsoft.com/office/word/2018/wordml/cex" xmlns:w16cid="http://schemas.microsoft.com/office/word/2016/wordml/cid" xmlns:w16="http://schemas.microsoft.com/office/word/2018/wordml" xmlns:w16du="http://schemas.microsoft.com/office/word/2023/wordml/word16du" xmlns:w16sdtdh="http://schemas.microsoft.com/office/word/2020/wordml/sdtdatahash" xmlns:w16sdtfl="http://schemas.microsoft.com/office/word/2024/wordml/sdtformatlock" xmlns:w16se="http://schemas.microsoft.com/office/word/2015/wordml/symex" xmlns:wpg="http://schemas.microsoft.com/office/word/2010/wordprocessingGroup" xmlns:wpi="http://schemas.microsoft.com/office/word/2010/wordprocessingInk" xmlns:wne="http://schemas.microsoft.com/office/word/2006/wordml" xmlns:wps="http://schemas.microsoft.com/office/word/2010/wordprocessingShape" mc:Ignorable="w14 w15 w16se w16cid w16 w16cex w16sdtdh w16sdtfl w16du wp14">
+<w:endnotes xmlns:wpc="http://schemas.microsoft.com/office/word/2010/wordprocessingCanvas" xmlns:cx="http://schemas.microsoft.com/office/drawing/2014/chartex" xmlns:cx1="http://schemas.microsoft.com/office/drawing/2015/9/8/chartex" xmlns:cx2="http://schemas.microsoft.com/office/drawing/2015/10/21/chartex" xmlns:cx3="http://schemas.microsoft.com/office/drawing/2016/5/9/chartex" xmlns:cx4="http://schemas.microsoft.com/office/drawing/2016/5/10/chartex" xmlns:cx5="http://schemas.microsoft.com/office/drawing/2016/5/11/chartex" xmlns:cx6="http://schemas.microsoft.com/office/drawing/2016/5/12/chartex" xmlns:cx7="http://schemas.microsoft.com/office/drawing/2016/5/13/chartex" xmlns:cx8="http://schemas.microsoft.com/office/drawing/2016/5/14/chartex" xmlns:mc="http://schemas.openxmlformats.org/markup-compatibility/2006" xmlns:m="http://schemas.openxmlformats.org/officeDocument/2006/math" xmlns:aink="http://schemas.microsoft.com/office/drawing/2016/ink" xmlns:am3d="http://schemas.microsoft.com/office/drawing/2017/model3d" xmlns:oel="http://schemas.microsoft.com/office/2019/extlst" xmlns:r="http://schemas.openxmlformats.org/officeDocument/2006/relationships" xmlns:wp14="http://schemas.microsoft.com/office/word/2010/wordprocessingDrawing" xmlns:wp="http://schemas.openxmlformats.org/drawingml/2006/wordprocessingDrawing" xmlns:wpg="http://schemas.microsoft.com/office/word/2010/wordprocessingGroup" xmlns:wpi="http://schemas.microsoft.com/office/word/2010/wordprocessingInk" xmlns:wps="http://schemas.microsoft.com/office/word/2010/wordprocessingShape" xmlns:o="urn:schemas-microsoft-com:office:office" xmlns:v="urn:schemas-microsoft-com:vml" xmlns:w10="urn:schemas-microsoft-com:office:word" xmlns:w="http://schemas.openxmlformats.org/wordprocessingml/2006/main" xmlns:w14="http://schemas.microsoft.com/office/word/2010/wordml" xmlns:w15="http://schemas.microsoft.com/office/word/2012/wordml" xmlns:w16cei="http://schemas.microsoft.com/office/word/2026/wordml/cei" xmlns:w16cex="http://schemas.microsoft.com/office/word/2018/wordml/cex" xmlns:w16cid="http://schemas.microsoft.com/office/word/2016/wordml/cid" xmlns:w16="http://schemas.microsoft.com/office/word/2018/wordml" xmlns:w16sdtdh="http://schemas.microsoft.com/office/word/2020/wordml/sdtdatahash" xmlns:w16sdtfl="http://schemas.microsoft.com/office/word/2024/wordml/sdtformatlock" xmlns:w16se="http://schemas.microsoft.com/office/word/2015/wordml/symex" xmlns:w16du="http://schemas.microsoft.com/office/word/2023/wordml/word16du" xmlns:wne="http://schemas.microsoft.com/office/word/2006/wordml" mc:Ignorable="w14 w15 w16se w16cid w16 w16cex w16sdtdh w16sdtfl w16du wp14">
   <w:endnote w:type="separator" w:id="-1">
     <w:p>
       <w:r>
@@ -8210,7 +8409,7 @@
 </file>
 
 <file path=word/footer1.xml><?xml version="1.0" encoding="utf-8"?>
-<w:ftr xmlns:wpc="http://schemas.microsoft.com/office/word/2010/wordprocessingCanvas" xmlns:cx="http://schemas.microsoft.com/office/drawing/2014/chartex" xmlns:cx1="http://schemas.microsoft.com/office/drawing/2015/9/8/chartex" xmlns:cx2="http://schemas.microsoft.com/office/drawing/2015/10/21/chartex" xmlns:cx3="http://schemas.microsoft.com/office/drawing/2016/5/9/chartex" xmlns:cx4="http://schemas.microsoft.com/office/drawing/2016/5/10/chartex" xmlns:cx5="http://schemas.microsoft.com/office/drawing/2016/5/11/chartex" xmlns:cx6="http://schemas.microsoft.com/office/drawing/2016/5/12/chartex" xmlns:cx7="http://schemas.microsoft.com/office/drawing/2016/5/13/chartex" xmlns:cx8="http://schemas.microsoft.com/office/drawing/2016/5/14/chartex" xmlns:mc="http://schemas.openxmlformats.org/markup-compatibility/2006" xmlns:aink="http://schemas.microsoft.com/office/drawing/2016/ink" xmlns:am3d="http://schemas.microsoft.com/office/drawing/2017/model3d" xmlns:o="urn:schemas-microsoft-com:office:office" xmlns:oel="http://schemas.microsoft.com/office/2019/extlst" xmlns:r="http://schemas.openxmlformats.org/officeDocument/2006/relationships" xmlns:m="http://schemas.openxmlformats.org/officeDocument/2006/math" xmlns:v="urn:schemas-microsoft-com:vml" xmlns:wp14="http://schemas.microsoft.com/office/word/2010/wordprocessingDrawing" xmlns:wp="http://schemas.openxmlformats.org/drawingml/2006/wordprocessingDrawing" xmlns:w10="urn:schemas-microsoft-com:office:word" xmlns:w="http://schemas.openxmlformats.org/wordprocessingml/2006/main" xmlns:w14="http://schemas.microsoft.com/office/word/2010/wordml" xmlns:w15="http://schemas.microsoft.com/office/word/2012/wordml" xmlns:w16cex="http://schemas.microsoft.com/office/word/2018/wordml/cex" xmlns:w16cid="http://schemas.microsoft.com/office/word/2016/wordml/cid" xmlns:w16="http://schemas.microsoft.com/office/word/2018/wordml" xmlns:w16du="http://schemas.microsoft.com/office/word/2023/wordml/word16du" xmlns:w16sdtdh="http://schemas.microsoft.com/office/word/2020/wordml/sdtdatahash" xmlns:w16sdtfl="http://schemas.microsoft.com/office/word/2024/wordml/sdtformatlock" xmlns:w16se="http://schemas.microsoft.com/office/word/2015/wordml/symex" xmlns:wpg="http://schemas.microsoft.com/office/word/2010/wordprocessingGroup" xmlns:wpi="http://schemas.microsoft.com/office/word/2010/wordprocessingInk" xmlns:wne="http://schemas.microsoft.com/office/word/2006/wordml" xmlns:wps="http://schemas.microsoft.com/office/word/2010/wordprocessingShape" mc:Ignorable="w14 w15 w16se w16cid w16 w16cex w16sdtdh w16sdtfl w16du wp14">
+<w:ftr xmlns:wpc="http://schemas.microsoft.com/office/word/2010/wordprocessingCanvas" xmlns:cx="http://schemas.microsoft.com/office/drawing/2014/chartex" xmlns:cx1="http://schemas.microsoft.com/office/drawing/2015/9/8/chartex" xmlns:cx2="http://schemas.microsoft.com/office/drawing/2015/10/21/chartex" xmlns:cx3="http://schemas.microsoft.com/office/drawing/2016/5/9/chartex" xmlns:cx4="http://schemas.microsoft.com/office/drawing/2016/5/10/chartex" xmlns:cx5="http://schemas.microsoft.com/office/drawing/2016/5/11/chartex" xmlns:cx6="http://schemas.microsoft.com/office/drawing/2016/5/12/chartex" xmlns:cx7="http://schemas.microsoft.com/office/drawing/2016/5/13/chartex" xmlns:cx8="http://schemas.microsoft.com/office/drawing/2016/5/14/chartex" xmlns:mc="http://schemas.openxmlformats.org/markup-compatibility/2006" xmlns:m="http://schemas.openxmlformats.org/officeDocument/2006/math" xmlns:aink="http://schemas.microsoft.com/office/drawing/2016/ink" xmlns:am3d="http://schemas.microsoft.com/office/drawing/2017/model3d" xmlns:oel="http://schemas.microsoft.com/office/2019/extlst" xmlns:r="http://schemas.openxmlformats.org/officeDocument/2006/relationships" xmlns:wp14="http://schemas.microsoft.com/office/word/2010/wordprocessingDrawing" xmlns:wp="http://schemas.openxmlformats.org/drawingml/2006/wordprocessingDrawing" xmlns:wpg="http://schemas.microsoft.com/office/word/2010/wordprocessingGroup" xmlns:wpi="http://schemas.microsoft.com/office/word/2010/wordprocessingInk" xmlns:wps="http://schemas.microsoft.com/office/word/2010/wordprocessingShape" xmlns:o="urn:schemas-microsoft-com:office:office" xmlns:v="urn:schemas-microsoft-com:vml" xmlns:w10="urn:schemas-microsoft-com:office:word" xmlns:w="http://schemas.openxmlformats.org/wordprocessingml/2006/main" xmlns:w14="http://schemas.microsoft.com/office/word/2010/wordml" xmlns:w15="http://schemas.microsoft.com/office/word/2012/wordml" xmlns:w16cei="http://schemas.microsoft.com/office/word/2026/wordml/cei" xmlns:w16cex="http://schemas.microsoft.com/office/word/2018/wordml/cex" xmlns:w16cid="http://schemas.microsoft.com/office/word/2016/wordml/cid" xmlns:w16="http://schemas.microsoft.com/office/word/2018/wordml" xmlns:w16sdtdh="http://schemas.microsoft.com/office/word/2020/wordml/sdtdatahash" xmlns:w16sdtfl="http://schemas.microsoft.com/office/word/2024/wordml/sdtformatlock" xmlns:w16se="http://schemas.microsoft.com/office/word/2015/wordml/symex" xmlns:w16du="http://schemas.microsoft.com/office/word/2023/wordml/word16du" xmlns:wne="http://schemas.microsoft.com/office/word/2006/wordml" mc:Ignorable="w14 w15 w16se w16cid w16 w16cex w16sdtdh w16sdtfl w16du wp14">
   <w:sdt>
     <w:sdtPr>
       <w:rPr>
@@ -8262,7 +8461,7 @@
 </file>
 
 <file path=word/footer2.xml><?xml version="1.0" encoding="utf-8"?>
-<w:ftr xmlns:wpc="http://schemas.microsoft.com/office/word/2010/wordprocessingCanvas" xmlns:cx="http://schemas.microsoft.com/office/drawing/2014/chartex" xmlns:cx1="http://schemas.microsoft.com/office/drawing/2015/9/8/chartex" xmlns:cx2="http://schemas.microsoft.com/office/drawing/2015/10/21/chartex" xmlns:cx3="http://schemas.microsoft.com/office/drawing/2016/5/9/chartex" xmlns:cx4="http://schemas.microsoft.com/office/drawing/2016/5/10/chartex" xmlns:cx5="http://schemas.microsoft.com/office/drawing/2016/5/11/chartex" xmlns:cx6="http://schemas.microsoft.com/office/drawing/2016/5/12/chartex" xmlns:cx7="http://schemas.microsoft.com/office/drawing/2016/5/13/chartex" xmlns:cx8="http://schemas.microsoft.com/office/drawing/2016/5/14/chartex" xmlns:mc="http://schemas.openxmlformats.org/markup-compatibility/2006" xmlns:aink="http://schemas.microsoft.com/office/drawing/2016/ink" xmlns:am3d="http://schemas.microsoft.com/office/drawing/2017/model3d" xmlns:o="urn:schemas-microsoft-com:office:office" xmlns:oel="http://schemas.microsoft.com/office/2019/extlst" xmlns:r="http://schemas.openxmlformats.org/officeDocument/2006/relationships" xmlns:m="http://schemas.openxmlformats.org/officeDocument/2006/math" xmlns:v="urn:schemas-microsoft-com:vml" xmlns:wp14="http://schemas.microsoft.com/office/word/2010/wordprocessingDrawing" xmlns:wp="http://schemas.openxmlformats.org/drawingml/2006/wordprocessingDrawing" xmlns:w10="urn:schemas-microsoft-com:office:word" xmlns:w="http://schemas.openxmlformats.org/wordprocessingml/2006/main" xmlns:w14="http://schemas.microsoft.com/office/word/2010/wordml" xmlns:w15="http://schemas.microsoft.com/office/word/2012/wordml" xmlns:w16cex="http://schemas.microsoft.com/office/word/2018/wordml/cex" xmlns:w16cid="http://schemas.microsoft.com/office/word/2016/wordml/cid" xmlns:w16="http://schemas.microsoft.com/office/word/2018/wordml" xmlns:w16du="http://schemas.microsoft.com/office/word/2023/wordml/word16du" xmlns:w16sdtdh="http://schemas.microsoft.com/office/word/2020/wordml/sdtdatahash" xmlns:w16sdtfl="http://schemas.microsoft.com/office/word/2024/wordml/sdtformatlock" xmlns:w16se="http://schemas.microsoft.com/office/word/2015/wordml/symex" xmlns:wpg="http://schemas.microsoft.com/office/word/2010/wordprocessingGroup" xmlns:wpi="http://schemas.microsoft.com/office/word/2010/wordprocessingInk" xmlns:wne="http://schemas.microsoft.com/office/word/2006/wordml" xmlns:wps="http://schemas.microsoft.com/office/word/2010/wordprocessingShape" mc:Ignorable="w14 w15 w16se w16cid w16 w16cex w16sdtdh w16sdtfl w16du wp14">
+<w:ftr xmlns:wpc="http://schemas.microsoft.com/office/word/2010/wordprocessingCanvas" xmlns:cx="http://schemas.microsoft.com/office/drawing/2014/chartex" xmlns:cx1="http://schemas.microsoft.com/office/drawing/2015/9/8/chartex" xmlns:cx2="http://schemas.microsoft.com/office/drawing/2015/10/21/chartex" xmlns:cx3="http://schemas.microsoft.com/office/drawing/2016/5/9/chartex" xmlns:cx4="http://schemas.microsoft.com/office/drawing/2016/5/10/chartex" xmlns:cx5="http://schemas.microsoft.com/office/drawing/2016/5/11/chartex" xmlns:cx6="http://schemas.microsoft.com/office/drawing/2016/5/12/chartex" xmlns:cx7="http://schemas.microsoft.com/office/drawing/2016/5/13/chartex" xmlns:cx8="http://schemas.microsoft.com/office/drawing/2016/5/14/chartex" xmlns:mc="http://schemas.openxmlformats.org/markup-compatibility/2006" xmlns:m="http://schemas.openxmlformats.org/officeDocument/2006/math" xmlns:aink="http://schemas.microsoft.com/office/drawing/2016/ink" xmlns:am3d="http://schemas.microsoft.com/office/drawing/2017/model3d" xmlns:oel="http://schemas.microsoft.com/office/2019/extlst" xmlns:r="http://schemas.openxmlformats.org/officeDocument/2006/relationships" xmlns:wp14="http://schemas.microsoft.com/office/word/2010/wordprocessingDrawing" xmlns:wp="http://schemas.openxmlformats.org/drawingml/2006/wordprocessingDrawing" xmlns:wpg="http://schemas.microsoft.com/office/word/2010/wordprocessingGroup" xmlns:wpi="http://schemas.microsoft.com/office/word/2010/wordprocessingInk" xmlns:wps="http://schemas.microsoft.com/office/word/2010/wordprocessingShape" xmlns:o="urn:schemas-microsoft-com:office:office" xmlns:v="urn:schemas-microsoft-com:vml" xmlns:w10="urn:schemas-microsoft-com:office:word" xmlns:w="http://schemas.openxmlformats.org/wordprocessingml/2006/main" xmlns:w14="http://schemas.microsoft.com/office/word/2010/wordml" xmlns:w15="http://schemas.microsoft.com/office/word/2012/wordml" xmlns:w16cei="http://schemas.microsoft.com/office/word/2026/wordml/cei" xmlns:w16cex="http://schemas.microsoft.com/office/word/2018/wordml/cex" xmlns:w16cid="http://schemas.microsoft.com/office/word/2016/wordml/cid" xmlns:w16="http://schemas.microsoft.com/office/word/2018/wordml" xmlns:w16sdtdh="http://schemas.microsoft.com/office/word/2020/wordml/sdtdatahash" xmlns:w16sdtfl="http://schemas.microsoft.com/office/word/2024/wordml/sdtformatlock" xmlns:w16se="http://schemas.microsoft.com/office/word/2015/wordml/symex" xmlns:w16du="http://schemas.microsoft.com/office/word/2023/wordml/word16du" xmlns:wne="http://schemas.microsoft.com/office/word/2006/wordml" mc:Ignorable="w14 w15 w16se w16cid w16 w16cex w16sdtdh w16sdtfl w16du wp14">
   <w:sdt>
     <w:sdtPr>
       <w:rPr>
@@ -8342,7 +8541,7 @@
 </file>
 
 <file path=word/footnotes.xml><?xml version="1.0" encoding="utf-8"?>
-<w:footnotes xmlns:wpc="http://schemas.microsoft.com/office/word/2010/wordprocessingCanvas" xmlns:cx="http://schemas.microsoft.com/office/drawing/2014/chartex" xmlns:cx1="http://schemas.microsoft.com/office/drawing/2015/9/8/chartex" xmlns:cx2="http://schemas.microsoft.com/office/drawing/2015/10/21/chartex" xmlns:cx3="http://schemas.microsoft.com/office/drawing/2016/5/9/chartex" xmlns:cx4="http://schemas.microsoft.com/office/drawing/2016/5/10/chartex" xmlns:cx5="http://schemas.microsoft.com/office/drawing/2016/5/11/chartex" xmlns:cx6="http://schemas.microsoft.com/office/drawing/2016/5/12/chartex" xmlns:cx7="http://schemas.microsoft.com/office/drawing/2016/5/13/chartex" xmlns:cx8="http://schemas.microsoft.com/office/drawing/2016/5/14/chartex" xmlns:mc="http://schemas.openxmlformats.org/markup-compatibility/2006" xmlns:aink="http://schemas.microsoft.com/office/drawing/2016/ink" xmlns:am3d="http://schemas.microsoft.com/office/drawing/2017/model3d" xmlns:o="urn:schemas-microsoft-com:office:office" xmlns:oel="http://schemas.microsoft.com/office/2019/extlst" xmlns:r="http://schemas.openxmlformats.org/officeDocument/2006/relationships" xmlns:m="http://schemas.openxmlformats.org/officeDocument/2006/math" xmlns:v="urn:schemas-microsoft-com:vml" xmlns:wp14="http://schemas.microsoft.com/office/word/2010/wordprocessingDrawing" xmlns:wp="http://schemas.openxmlformats.org/drawingml/2006/wordprocessingDrawing" xmlns:w10="urn:schemas-microsoft-com:office:word" xmlns:w="http://schemas.openxmlformats.org/wordprocessingml/2006/main" xmlns:w14="http://schemas.microsoft.com/office/word/2010/wordml" xmlns:w15="http://schemas.microsoft.com/office/word/2012/wordml" xmlns:w16cex="http://schemas.microsoft.com/office/word/2018/wordml/cex" xmlns:w16cid="http://schemas.microsoft.com/office/word/2016/wordml/cid" xmlns:w16="http://schemas.microsoft.com/office/word/2018/wordml" xmlns:w16du="http://schemas.microsoft.com/office/word/2023/wordml/word16du" xmlns:w16sdtdh="http://schemas.microsoft.com/office/word/2020/wordml/sdtdatahash" xmlns:w16sdtfl="http://schemas.microsoft.com/office/word/2024/wordml/sdtformatlock" xmlns:w16se="http://schemas.microsoft.com/office/word/2015/wordml/symex" xmlns:wpg="http://schemas.microsoft.com/office/word/2010/wordprocessingGroup" xmlns:wpi="http://schemas.microsoft.com/office/word/2010/wordprocessingInk" xmlns:wne="http://schemas.microsoft.com/office/word/2006/wordml" xmlns:wps="http://schemas.microsoft.com/office/word/2010/wordprocessingShape" mc:Ignorable="w14 w15 w16se w16cid w16 w16cex w16sdtdh w16sdtfl w16du wp14">
+<w:footnotes xmlns:wpc="http://schemas.microsoft.com/office/word/2010/wordprocessingCanvas" xmlns:cx="http://schemas.microsoft.com/office/drawing/2014/chartex" xmlns:cx1="http://schemas.microsoft.com/office/drawing/2015/9/8/chartex" xmlns:cx2="http://schemas.microsoft.com/office/drawing/2015/10/21/chartex" xmlns:cx3="http://schemas.microsoft.com/office/drawing/2016/5/9/chartex" xmlns:cx4="http://schemas.microsoft.com/office/drawing/2016/5/10/chartex" xmlns:cx5="http://schemas.microsoft.com/office/drawing/2016/5/11/chartex" xmlns:cx6="http://schemas.microsoft.com/office/drawing/2016/5/12/chartex" xmlns:cx7="http://schemas.microsoft.com/office/drawing/2016/5/13/chartex" xmlns:cx8="http://schemas.microsoft.com/office/drawing/2016/5/14/chartex" xmlns:mc="http://schemas.openxmlformats.org/markup-compatibility/2006" xmlns:m="http://schemas.openxmlformats.org/officeDocument/2006/math" xmlns:aink="http://schemas.microsoft.com/office/drawing/2016/ink" xmlns:am3d="http://schemas.microsoft.com/office/drawing/2017/model3d" xmlns:oel="http://schemas.microsoft.com/office/2019/extlst" xmlns:r="http://schemas.openxmlformats.org/officeDocument/2006/relationships" xmlns:wp14="http://schemas.microsoft.com/office/word/2010/wordprocessingDrawing" xmlns:wp="http://schemas.openxmlformats.org/drawingml/2006/wordprocessingDrawing" xmlns:wpg="http://schemas.microsoft.com/office/word/2010/wordprocessingGroup" xmlns:wpi="http://schemas.microsoft.com/office/word/2010/wordprocessingInk" xmlns:wps="http://schemas.microsoft.com/office/word/2010/wordprocessingShape" xmlns:o="urn:schemas-microsoft-com:office:office" xmlns:v="urn:schemas-microsoft-com:vml" xmlns:w10="urn:schemas-microsoft-com:office:word" xmlns:w="http://schemas.openxmlformats.org/wordprocessingml/2006/main" xmlns:w14="http://schemas.microsoft.com/office/word/2010/wordml" xmlns:w15="http://schemas.microsoft.com/office/word/2012/wordml" xmlns:w16cei="http://schemas.microsoft.com/office/word/2026/wordml/cei" xmlns:w16cex="http://schemas.microsoft.com/office/word/2018/wordml/cex" xmlns:w16cid="http://schemas.microsoft.com/office/word/2016/wordml/cid" xmlns:w16="http://schemas.microsoft.com/office/word/2018/wordml" xmlns:w16sdtdh="http://schemas.microsoft.com/office/word/2020/wordml/sdtdatahash" xmlns:w16sdtfl="http://schemas.microsoft.com/office/word/2024/wordml/sdtformatlock" xmlns:w16se="http://schemas.microsoft.com/office/word/2015/wordml/symex" xmlns:w16du="http://schemas.microsoft.com/office/word/2023/wordml/word16du" xmlns:wne="http://schemas.microsoft.com/office/word/2006/wordml" mc:Ignorable="w14 w15 w16se w16cid w16 w16cex w16sdtdh w16sdtfl w16du wp14">
   <w:footnote w:type="separator" w:id="-1">
     <w:p>
       <w:r>
@@ -8361,7 +8560,7 @@
 </file>
 
 <file path=word/header1.xml><?xml version="1.0" encoding="utf-8"?>
-<w:hdr xmlns:wpc="http://schemas.microsoft.com/office/word/2010/wordprocessingCanvas" xmlns:cx="http://schemas.microsoft.com/office/drawing/2014/chartex" xmlns:cx1="http://schemas.microsoft.com/office/drawing/2015/9/8/chartex" xmlns:cx2="http://schemas.microsoft.com/office/drawing/2015/10/21/chartex" xmlns:cx3="http://schemas.microsoft.com/office/drawing/2016/5/9/chartex" xmlns:cx4="http://schemas.microsoft.com/office/drawing/2016/5/10/chartex" xmlns:cx5="http://schemas.microsoft.com/office/drawing/2016/5/11/chartex" xmlns:cx6="http://schemas.microsoft.com/office/drawing/2016/5/12/chartex" xmlns:cx7="http://schemas.microsoft.com/office/drawing/2016/5/13/chartex" xmlns:cx8="http://schemas.microsoft.com/office/drawing/2016/5/14/chartex" xmlns:mc="http://schemas.openxmlformats.org/markup-compatibility/2006" xmlns:aink="http://schemas.microsoft.com/office/drawing/2016/ink" xmlns:am3d="http://schemas.microsoft.com/office/drawing/2017/model3d" xmlns:o="urn:schemas-microsoft-com:office:office" xmlns:oel="http://schemas.microsoft.com/office/2019/extlst" xmlns:r="http://schemas.openxmlformats.org/officeDocument/2006/relationships" xmlns:m="http://schemas.openxmlformats.org/officeDocument/2006/math" xmlns:v="urn:schemas-microsoft-com:vml" xmlns:wp14="http://schemas.microsoft.com/office/word/2010/wordprocessingDrawing" xmlns:wp="http://schemas.openxmlformats.org/drawingml/2006/wordprocessingDrawing" xmlns:w10="urn:schemas-microsoft-com:office:word" xmlns:w="http://schemas.openxmlformats.org/wordprocessingml/2006/main" xmlns:w14="http://schemas.microsoft.com/office/word/2010/wordml" xmlns:w15="http://schemas.microsoft.com/office/word/2012/wordml" xmlns:w16cex="http://schemas.microsoft.com/office/word/2018/wordml/cex" xmlns:w16cid="http://schemas.microsoft.com/office/word/2016/wordml/cid" xmlns:w16="http://schemas.microsoft.com/office/word/2018/wordml" xmlns:w16du="http://schemas.microsoft.com/office/word/2023/wordml/word16du" xmlns:w16sdtdh="http://schemas.microsoft.com/office/word/2020/wordml/sdtdatahash" xmlns:w16sdtfl="http://schemas.microsoft.com/office/word/2024/wordml/sdtformatlock" xmlns:w16se="http://schemas.microsoft.com/office/word/2015/wordml/symex" xmlns:wpg="http://schemas.microsoft.com/office/word/2010/wordprocessingGroup" xmlns:wpi="http://schemas.microsoft.com/office/word/2010/wordprocessingInk" xmlns:wne="http://schemas.microsoft.com/office/word/2006/wordml" xmlns:wps="http://schemas.microsoft.com/office/word/2010/wordprocessingShape" mc:Ignorable="w14 w15 w16se w16cid w16 w16cex w16sdtdh w16sdtfl w16du wp14">
+<w:hdr xmlns:wpc="http://schemas.microsoft.com/office/word/2010/wordprocessingCanvas" xmlns:cx="http://schemas.microsoft.com/office/drawing/2014/chartex" xmlns:cx1="http://schemas.microsoft.com/office/drawing/2015/9/8/chartex" xmlns:cx2="http://schemas.microsoft.com/office/drawing/2015/10/21/chartex" xmlns:cx3="http://schemas.microsoft.com/office/drawing/2016/5/9/chartex" xmlns:cx4="http://schemas.microsoft.com/office/drawing/2016/5/10/chartex" xmlns:cx5="http://schemas.microsoft.com/office/drawing/2016/5/11/chartex" xmlns:cx6="http://schemas.microsoft.com/office/drawing/2016/5/12/chartex" xmlns:cx7="http://schemas.microsoft.com/office/drawing/2016/5/13/chartex" xmlns:cx8="http://schemas.microsoft.com/office/drawing/2016/5/14/chartex" xmlns:mc="http://schemas.openxmlformats.org/markup-compatibility/2006" xmlns:m="http://schemas.openxmlformats.org/officeDocument/2006/math" xmlns:aink="http://schemas.microsoft.com/office/drawing/2016/ink" xmlns:am3d="http://schemas.microsoft.com/office/drawing/2017/model3d" xmlns:oel="http://schemas.microsoft.com/office/2019/extlst" xmlns:r="http://schemas.openxmlformats.org/officeDocument/2006/relationships" xmlns:wp14="http://schemas.microsoft.com/office/word/2010/wordprocessingDrawing" xmlns:wp="http://schemas.openxmlformats.org/drawingml/2006/wordprocessingDrawing" xmlns:wpg="http://schemas.microsoft.com/office/word/2010/wordprocessingGroup" xmlns:wpi="http://schemas.microsoft.com/office/word/2010/wordprocessingInk" xmlns:wps="http://schemas.microsoft.com/office/word/2010/wordprocessingShape" xmlns:o="urn:schemas-microsoft-com:office:office" xmlns:v="urn:schemas-microsoft-com:vml" xmlns:w10="urn:schemas-microsoft-com:office:word" xmlns:w="http://schemas.openxmlformats.org/wordprocessingml/2006/main" xmlns:w14="http://schemas.microsoft.com/office/word/2010/wordml" xmlns:w15="http://schemas.microsoft.com/office/word/2012/wordml" xmlns:w16cei="http://schemas.microsoft.com/office/word/2026/wordml/cei" xmlns:w16cex="http://schemas.microsoft.com/office/word/2018/wordml/cex" xmlns:w16cid="http://schemas.microsoft.com/office/word/2016/wordml/cid" xmlns:w16="http://schemas.microsoft.com/office/word/2018/wordml" xmlns:w16sdtdh="http://schemas.microsoft.com/office/word/2020/wordml/sdtdatahash" xmlns:w16sdtfl="http://schemas.microsoft.com/office/word/2024/wordml/sdtformatlock" xmlns:w16se="http://schemas.microsoft.com/office/word/2015/wordml/symex" xmlns:w16du="http://schemas.microsoft.com/office/word/2023/wordml/word16du" xmlns:wne="http://schemas.microsoft.com/office/word/2006/wordml" mc:Ignorable="w14 w15 w16se w16cid w16 w16cex w16sdtdh w16sdtfl w16du wp14">
   <w:p>
     <w:pPr>
       <w:pStyle w:val="Header"/>
@@ -8372,7 +8571,7 @@
 </file>
 
 <file path=word/header2.xml><?xml version="1.0" encoding="utf-8"?>
-<w:hdr xmlns:wpc="http://schemas.microsoft.com/office/word/2010/wordprocessingCanvas" xmlns:cx="http://schemas.microsoft.com/office/drawing/2014/chartex" xmlns:cx1="http://schemas.microsoft.com/office/drawing/2015/9/8/chartex" xmlns:cx2="http://schemas.microsoft.com/office/drawing/2015/10/21/chartex" xmlns:cx3="http://schemas.microsoft.com/office/drawing/2016/5/9/chartex" xmlns:cx4="http://schemas.microsoft.com/office/drawing/2016/5/10/chartex" xmlns:cx5="http://schemas.microsoft.com/office/drawing/2016/5/11/chartex" xmlns:cx6="http://schemas.microsoft.com/office/drawing/2016/5/12/chartex" xmlns:cx7="http://schemas.microsoft.com/office/drawing/2016/5/13/chartex" xmlns:cx8="http://schemas.microsoft.com/office/drawing/2016/5/14/chartex" xmlns:mc="http://schemas.openxmlformats.org/markup-compatibility/2006" xmlns:aink="http://schemas.microsoft.com/office/drawing/2016/ink" xmlns:am3d="http://schemas.microsoft.com/office/drawing/2017/model3d" xmlns:o="urn:schemas-microsoft-com:office:office" xmlns:oel="http://schemas.microsoft.com/office/2019/extlst" xmlns:r="http://schemas.openxmlformats.org/officeDocument/2006/relationships" xmlns:m="http://schemas.openxmlformats.org/officeDocument/2006/math" xmlns:v="urn:schemas-microsoft-com:vml" xmlns:wp14="http://schemas.microsoft.com/office/word/2010/wordprocessingDrawing" xmlns:wp="http://schemas.openxmlformats.org/drawingml/2006/wordprocessingDrawing" xmlns:w10="urn:schemas-microsoft-com:office:word" xmlns:w="http://schemas.openxmlformats.org/wordprocessingml/2006/main" xmlns:w14="http://schemas.microsoft.com/office/word/2010/wordml" xmlns:w15="http://schemas.microsoft.com/office/word/2012/wordml" xmlns:w16cex="http://schemas.microsoft.com/office/word/2018/wordml/cex" xmlns:w16cid="http://schemas.microsoft.com/office/word/2016/wordml/cid" xmlns:w16="http://schemas.microsoft.com/office/word/2018/wordml" xmlns:w16du="http://schemas.microsoft.com/office/word/2023/wordml/word16du" xmlns:w16sdtdh="http://schemas.microsoft.com/office/word/2020/wordml/sdtdatahash" xmlns:w16sdtfl="http://schemas.microsoft.com/office/word/2024/wordml/sdtformatlock" xmlns:w16se="http://schemas.microsoft.com/office/word/2015/wordml/symex" xmlns:wpg="http://schemas.microsoft.com/office/word/2010/wordprocessingGroup" xmlns:wpi="http://schemas.microsoft.com/office/word/2010/wordprocessingInk" xmlns:wne="http://schemas.microsoft.com/office/word/2006/wordml" xmlns:wps="http://schemas.microsoft.com/office/word/2010/wordprocessingShape" mc:Ignorable="w14 w15 w16se w16cid w16 w16cex w16sdtdh w16sdtfl w16du wp14">
+<w:hdr xmlns:wpc="http://schemas.microsoft.com/office/word/2010/wordprocessingCanvas" xmlns:cx="http://schemas.microsoft.com/office/drawing/2014/chartex" xmlns:cx1="http://schemas.microsoft.com/office/drawing/2015/9/8/chartex" xmlns:cx2="http://schemas.microsoft.com/office/drawing/2015/10/21/chartex" xmlns:cx3="http://schemas.microsoft.com/office/drawing/2016/5/9/chartex" xmlns:cx4="http://schemas.microsoft.com/office/drawing/2016/5/10/chartex" xmlns:cx5="http://schemas.microsoft.com/office/drawing/2016/5/11/chartex" xmlns:cx6="http://schemas.microsoft.com/office/drawing/2016/5/12/chartex" xmlns:cx7="http://schemas.microsoft.com/office/drawing/2016/5/13/chartex" xmlns:cx8="http://schemas.microsoft.com/office/drawing/2016/5/14/chartex" xmlns:mc="http://schemas.openxmlformats.org/markup-compatibility/2006" xmlns:m="http://schemas.openxmlformats.org/officeDocument/2006/math" xmlns:aink="http://schemas.microsoft.com/office/drawing/2016/ink" xmlns:am3d="http://schemas.microsoft.com/office/drawing/2017/model3d" xmlns:oel="http://schemas.microsoft.com/office/2019/extlst" xmlns:r="http://schemas.openxmlformats.org/officeDocument/2006/relationships" xmlns:wp14="http://schemas.microsoft.com/office/word/2010/wordprocessingDrawing" xmlns:wp="http://schemas.openxmlformats.org/drawingml/2006/wordprocessingDrawing" xmlns:wpg="http://schemas.microsoft.com/office/word/2010/wordprocessingGroup" xmlns:wpi="http://schemas.microsoft.com/office/word/2010/wordprocessingInk" xmlns:wps="http://schemas.microsoft.com/office/word/2010/wordprocessingShape" xmlns:o="urn:schemas-microsoft-com:office:office" xmlns:v="urn:schemas-microsoft-com:vml" xmlns:w10="urn:schemas-microsoft-com:office:word" xmlns:w="http://schemas.openxmlformats.org/wordprocessingml/2006/main" xmlns:w14="http://schemas.microsoft.com/office/word/2010/wordml" xmlns:w15="http://schemas.microsoft.com/office/word/2012/wordml" xmlns:w16cei="http://schemas.microsoft.com/office/word/2026/wordml/cei" xmlns:w16cex="http://schemas.microsoft.com/office/word/2018/wordml/cex" xmlns:w16cid="http://schemas.microsoft.com/office/word/2016/wordml/cid" xmlns:w16="http://schemas.microsoft.com/office/word/2018/wordml" xmlns:w16sdtdh="http://schemas.microsoft.com/office/word/2020/wordml/sdtdatahash" xmlns:w16sdtfl="http://schemas.microsoft.com/office/word/2024/wordml/sdtformatlock" xmlns:w16se="http://schemas.microsoft.com/office/word/2015/wordml/symex" xmlns:w16du="http://schemas.microsoft.com/office/word/2023/wordml/word16du" xmlns:wne="http://schemas.microsoft.com/office/word/2006/wordml" mc:Ignorable="w14 w15 w16se w16cid w16 w16cex w16sdtdh w16sdtfl w16du wp14">
   <w:p>
     <w:pPr>
       <w:pStyle w:val="Header"/>
@@ -8423,7 +8622,7 @@
 </file>
 
 <file path=word/numbering.xml><?xml version="1.0" encoding="utf-8"?>
-<w:numbering xmlns:wpc="http://schemas.microsoft.com/office/word/2010/wordprocessingCanvas" xmlns:cx="http://schemas.microsoft.com/office/drawing/2014/chartex" xmlns:cx1="http://schemas.microsoft.com/office/drawing/2015/9/8/chartex" xmlns:cx2="http://schemas.microsoft.com/office/drawing/2015/10/21/chartex" xmlns:cx3="http://schemas.microsoft.com/office/drawing/2016/5/9/chartex" xmlns:cx4="http://schemas.microsoft.com/office/drawing/2016/5/10/chartex" xmlns:cx5="http://schemas.microsoft.com/office/drawing/2016/5/11/chartex" xmlns:cx6="http://schemas.microsoft.com/office/drawing/2016/5/12/chartex" xmlns:cx7="http://schemas.microsoft.com/office/drawing/2016/5/13/chartex" xmlns:cx8="http://schemas.microsoft.com/office/drawing/2016/5/14/chartex" xmlns:mc="http://schemas.openxmlformats.org/markup-compatibility/2006" xmlns:aink="http://schemas.microsoft.com/office/drawing/2016/ink" xmlns:am3d="http://schemas.microsoft.com/office/drawing/2017/model3d" xmlns:o="urn:schemas-microsoft-com:office:office" xmlns:oel="http://schemas.microsoft.com/office/2019/extlst" xmlns:r="http://schemas.openxmlformats.org/officeDocument/2006/relationships" xmlns:m="http://schemas.openxmlformats.org/officeDocument/2006/math" xmlns:v="urn:schemas-microsoft-com:vml" xmlns:wp14="http://schemas.microsoft.com/office/word/2010/wordprocessingDrawing" xmlns:wp="http://schemas.openxmlformats.org/drawingml/2006/wordprocessingDrawing" xmlns:w10="urn:schemas-microsoft-com:office:word" xmlns:w="http://schemas.openxmlformats.org/wordprocessingml/2006/main" xmlns:w14="http://schemas.microsoft.com/office/word/2010/wordml" xmlns:w15="http://schemas.microsoft.com/office/word/2012/wordml" xmlns:w16cex="http://schemas.microsoft.com/office/word/2018/wordml/cex" xmlns:w16cid="http://schemas.microsoft.com/office/word/2016/wordml/cid" xmlns:w16="http://schemas.microsoft.com/office/word/2018/wordml" xmlns:w16du="http://schemas.microsoft.com/office/word/2023/wordml/word16du" xmlns:w16sdtdh="http://schemas.microsoft.com/office/word/2020/wordml/sdtdatahash" xmlns:w16sdtfl="http://schemas.microsoft.com/office/word/2024/wordml/sdtformatlock" xmlns:w16se="http://schemas.microsoft.com/office/word/2015/wordml/symex" xmlns:wpg="http://schemas.microsoft.com/office/word/2010/wordprocessingGroup" xmlns:wpi="http://schemas.microsoft.com/office/word/2010/wordprocessingInk" xmlns:wne="http://schemas.microsoft.com/office/word/2006/wordml" xmlns:wps="http://schemas.microsoft.com/office/word/2010/wordprocessingShape" mc:Ignorable="w14 w15 w16se w16cid w16 w16cex w16sdtdh w16sdtfl w16du wp14">
+<w:numbering xmlns:wpc="http://schemas.microsoft.com/office/word/2010/wordprocessingCanvas" xmlns:cx="http://schemas.microsoft.com/office/drawing/2014/chartex" xmlns:cx1="http://schemas.microsoft.com/office/drawing/2015/9/8/chartex" xmlns:cx2="http://schemas.microsoft.com/office/drawing/2015/10/21/chartex" xmlns:cx3="http://schemas.microsoft.com/office/drawing/2016/5/9/chartex" xmlns:cx4="http://schemas.microsoft.com/office/drawing/2016/5/10/chartex" xmlns:cx5="http://schemas.microsoft.com/office/drawing/2016/5/11/chartex" xmlns:cx6="http://schemas.microsoft.com/office/drawing/2016/5/12/chartex" xmlns:cx7="http://schemas.microsoft.com/office/drawing/2016/5/13/chartex" xmlns:cx8="http://schemas.microsoft.com/office/drawing/2016/5/14/chartex" xmlns:mc="http://schemas.openxmlformats.org/markup-compatibility/2006" xmlns:m="http://schemas.openxmlformats.org/officeDocument/2006/math" xmlns:aink="http://schemas.microsoft.com/office/drawing/2016/ink" xmlns:am3d="http://schemas.microsoft.com/office/drawing/2017/model3d" xmlns:oel="http://schemas.microsoft.com/office/2019/extlst" xmlns:r="http://schemas.openxmlformats.org/officeDocument/2006/relationships" xmlns:wp14="http://schemas.microsoft.com/office/word/2010/wordprocessingDrawing" xmlns:wp="http://schemas.openxmlformats.org/drawingml/2006/wordprocessingDrawing" xmlns:wpg="http://schemas.microsoft.com/office/word/2010/wordprocessingGroup" xmlns:wpi="http://schemas.microsoft.com/office/word/2010/wordprocessingInk" xmlns:wps="http://schemas.microsoft.com/office/word/2010/wordprocessingShape" xmlns:o="urn:schemas-microsoft-com:office:office" xmlns:v="urn:schemas-microsoft-com:vml" xmlns:w10="urn:schemas-microsoft-com:office:word" xmlns:w="http://schemas.openxmlformats.org/wordprocessingml/2006/main" xmlns:w14="http://schemas.microsoft.com/office/word/2010/wordml" xmlns:w15="http://schemas.microsoft.com/office/word/2012/wordml" xmlns:w16cei="http://schemas.microsoft.com/office/word/2026/wordml/cei" xmlns:w16cex="http://schemas.microsoft.com/office/word/2018/wordml/cex" xmlns:w16cid="http://schemas.microsoft.com/office/word/2016/wordml/cid" xmlns:w16="http://schemas.microsoft.com/office/word/2018/wordml" xmlns:w16sdtdh="http://schemas.microsoft.com/office/word/2020/wordml/sdtdatahash" xmlns:w16sdtfl="http://schemas.microsoft.com/office/word/2024/wordml/sdtformatlock" xmlns:w16se="http://schemas.microsoft.com/office/word/2015/wordml/symex" xmlns:w16du="http://schemas.microsoft.com/office/word/2023/wordml/word16du" xmlns:wne="http://schemas.microsoft.com/office/word/2006/wordml" mc:Ignorable="w14 w15 w16se w16cid w16 w16cex w16sdtdh w16sdtfl w16du wp14">
   <w:abstractNum w:abstractNumId="0" w15:restartNumberingAfterBreak="0">
     <w:nsid w:val="0A2027C4"/>
     <w:multiLevelType w:val="hybridMultilevel"/>
@@ -8928,7 +9127,7 @@
 </file>
 
 <file path=word/styles.xml><?xml version="1.0" encoding="utf-8"?>
-<w:styles xmlns:mc="http://schemas.openxmlformats.org/markup-compatibility/2006" xmlns:r="http://schemas.openxmlformats.org/officeDocument/2006/relationships" xmlns:w="http://schemas.openxmlformats.org/wordprocessingml/2006/main" xmlns:w14="http://schemas.microsoft.com/office/word/2010/wordml" xmlns:w15="http://schemas.microsoft.com/office/word/2012/wordml" xmlns:w16cex="http://schemas.microsoft.com/office/word/2018/wordml/cex" xmlns:w16cid="http://schemas.microsoft.com/office/word/2016/wordml/cid" xmlns:w16="http://schemas.microsoft.com/office/word/2018/wordml" xmlns:w16du="http://schemas.microsoft.com/office/word/2023/wordml/word16du" xmlns:w16sdtdh="http://schemas.microsoft.com/office/word/2020/wordml/sdtdatahash" xmlns:w16sdtfl="http://schemas.microsoft.com/office/word/2024/wordml/sdtformatlock" xmlns:w16se="http://schemas.microsoft.com/office/word/2015/wordml/symex" mc:Ignorable="w14 w15 w16se w16cid w16 w16cex w16sdtdh w16sdtfl w16du">
+<w:styles xmlns:mc="http://schemas.openxmlformats.org/markup-compatibility/2006" xmlns:r="http://schemas.openxmlformats.org/officeDocument/2006/relationships" xmlns:w="http://schemas.openxmlformats.org/wordprocessingml/2006/main" xmlns:w14="http://schemas.microsoft.com/office/word/2010/wordml" xmlns:w15="http://schemas.microsoft.com/office/word/2012/wordml" xmlns:w16cex="http://schemas.microsoft.com/office/word/2018/wordml/cex" xmlns:w16cid="http://schemas.microsoft.com/office/word/2016/wordml/cid" xmlns:w16="http://schemas.microsoft.com/office/word/2018/wordml" xmlns:w16sdtdh="http://schemas.microsoft.com/office/word/2020/wordml/sdtdatahash" xmlns:w16sdtfl="http://schemas.microsoft.com/office/word/2024/wordml/sdtformatlock" xmlns:w16se="http://schemas.microsoft.com/office/word/2015/wordml/symex" xmlns:w16du="http://schemas.microsoft.com/office/word/2023/wordml/word16du" mc:Ignorable="w14 w15 w16se w16cid w16 w16cex w16sdtdh w16sdtfl w16du">
   <w:docDefaults>
     <w:rPrDefault>
       <w:rPr>
@@ -9493,6 +9692,22 @@
     <w:basedOn w:val="DefaultParagraphFont"/>
     <w:rsid w:val="008E4C79"/>
   </w:style>
+  <w:style w:type="table" w:styleId="TableGrid">
+    <w:name w:val="Table Grid"/>
+    <w:basedOn w:val="TableNormal"/>
+    <w:uiPriority w:val="39"/>
+    <w:rsid w:val="00045194"/>
+    <w:tblPr>
+      <w:tblBorders>
+        <w:top w:val="single" w:sz="4" w:space="0" w:color="auto"/>
+        <w:left w:val="single" w:sz="4" w:space="0" w:color="auto"/>
+        <w:bottom w:val="single" w:sz="4" w:space="0" w:color="auto"/>
+        <w:right w:val="single" w:sz="4" w:space="0" w:color="auto"/>
+        <w:insideH w:val="single" w:sz="4" w:space="0" w:color="auto"/>
+        <w:insideV w:val="single" w:sz="4" w:space="0" w:color="auto"/>
+      </w:tblBorders>
+    </w:tblPr>
+  </w:style>
 </w:styles>
 </file>
 

--- a/assets/downloads/morin_cv.docx
+++ b/assets/downloads/morin_cv.docx
@@ -1,6 +1,6 @@
 
 <file path=word/document.xml><?xml version="1.0" encoding="utf-8"?>
-<w:document xmlns:wpc="http://schemas.microsoft.com/office/word/2010/wordprocessingCanvas" xmlns:cx="http://schemas.microsoft.com/office/drawing/2014/chartex" xmlns:cx1="http://schemas.microsoft.com/office/drawing/2015/9/8/chartex" xmlns:cx2="http://schemas.microsoft.com/office/drawing/2015/10/21/chartex" xmlns:cx3="http://schemas.microsoft.com/office/drawing/2016/5/9/chartex" xmlns:cx4="http://schemas.microsoft.com/office/drawing/2016/5/10/chartex" xmlns:cx5="http://schemas.microsoft.com/office/drawing/2016/5/11/chartex" xmlns:cx6="http://schemas.microsoft.com/office/drawing/2016/5/12/chartex" xmlns:cx7="http://schemas.microsoft.com/office/drawing/2016/5/13/chartex" xmlns:cx8="http://schemas.microsoft.com/office/drawing/2016/5/14/chartex" xmlns:mc="http://schemas.openxmlformats.org/markup-compatibility/2006" xmlns:m="http://schemas.openxmlformats.org/officeDocument/2006/math" xmlns:aink="http://schemas.microsoft.com/office/drawing/2016/ink" xmlns:am3d="http://schemas.microsoft.com/office/drawing/2017/model3d" xmlns:oel="http://schemas.microsoft.com/office/2019/extlst" xmlns:r="http://schemas.openxmlformats.org/officeDocument/2006/relationships" xmlns:wp14="http://schemas.microsoft.com/office/word/2010/wordprocessingDrawing" xmlns:wp="http://schemas.openxmlformats.org/drawingml/2006/wordprocessingDrawing" xmlns:wpg="http://schemas.microsoft.com/office/word/2010/wordprocessingGroup" xmlns:wpi="http://schemas.microsoft.com/office/word/2010/wordprocessingInk" xmlns:wps="http://schemas.microsoft.com/office/word/2010/wordprocessingShape" xmlns:o="urn:schemas-microsoft-com:office:office" xmlns:v="urn:schemas-microsoft-com:vml" xmlns:w10="urn:schemas-microsoft-com:office:word" xmlns:w="http://schemas.openxmlformats.org/wordprocessingml/2006/main" xmlns:w14="http://schemas.microsoft.com/office/word/2010/wordml" xmlns:w15="http://schemas.microsoft.com/office/word/2012/wordml" xmlns:w16cei="http://schemas.microsoft.com/office/word/2026/wordml/cei" xmlns:w16cex="http://schemas.microsoft.com/office/word/2018/wordml/cex" xmlns:w16cid="http://schemas.microsoft.com/office/word/2016/wordml/cid" xmlns:w16="http://schemas.microsoft.com/office/word/2018/wordml" xmlns:w16sdtdh="http://schemas.microsoft.com/office/word/2020/wordml/sdtdatahash" xmlns:w16sdtfl="http://schemas.microsoft.com/office/word/2024/wordml/sdtformatlock" xmlns:w16se="http://schemas.microsoft.com/office/word/2015/wordml/symex" xmlns:w16du="http://schemas.microsoft.com/office/word/2023/wordml/word16du" xmlns:wne="http://schemas.microsoft.com/office/word/2006/wordml" mc:Ignorable="w14 w15 w16se w16cid w16 w16cex w16sdtdh w16sdtfl w16du wp14">
+<w:document xmlns:wpc="http://schemas.microsoft.com/office/word/2010/wordprocessingCanvas" xmlns:cx="http://schemas.microsoft.com/office/drawing/2014/chartex" xmlns:cx1="http://schemas.microsoft.com/office/drawing/2015/9/8/chartex" xmlns:cx2="http://schemas.microsoft.com/office/drawing/2015/10/21/chartex" xmlns:cx3="http://schemas.microsoft.com/office/drawing/2016/5/9/chartex" xmlns:cx4="http://schemas.microsoft.com/office/drawing/2016/5/10/chartex" xmlns:cx5="http://schemas.microsoft.com/office/drawing/2016/5/11/chartex" xmlns:cx6="http://schemas.microsoft.com/office/drawing/2016/5/12/chartex" xmlns:cx7="http://schemas.microsoft.com/office/drawing/2016/5/13/chartex" xmlns:cx8="http://schemas.microsoft.com/office/drawing/2016/5/14/chartex" xmlns:mc="http://schemas.openxmlformats.org/markup-compatibility/2006" xmlns:m="http://schemas.openxmlformats.org/officeDocument/2006/math" xmlns:aink="http://schemas.microsoft.com/office/drawing/2016/ink" xmlns:am3d="http://schemas.microsoft.com/office/drawing/2017/model3d" xmlns:oel="http://schemas.microsoft.com/office/2019/extlst" xmlns:r="http://schemas.openxmlformats.org/officeDocument/2006/relationships" xmlns:wp14="http://schemas.microsoft.com/office/word/2010/wordprocessingDrawing" xmlns:wp="http://schemas.openxmlformats.org/drawingml/2006/wordprocessingDrawing" xmlns:wpg="http://schemas.microsoft.com/office/word/2010/wordprocessingGroup" xmlns:wpi="http://schemas.microsoft.com/office/word/2010/wordprocessingInk" xmlns:wps="http://schemas.microsoft.com/office/word/2010/wordprocessingShape" xmlns:o="urn:schemas-microsoft-com:office:office" xmlns:v="urn:schemas-microsoft-com:vml" xmlns:w10="urn:schemas-microsoft-com:office:word" xmlns:w="http://schemas.openxmlformats.org/wordprocessingml/2006/main" xmlns:w14="http://schemas.microsoft.com/office/word/2010/wordml" xmlns:w15="http://schemas.microsoft.com/office/word/2012/wordml" xmlns:w16cex="http://schemas.microsoft.com/office/word/2018/wordml/cex" xmlns:w16cid="http://schemas.microsoft.com/office/word/2016/wordml/cid" xmlns:w16="http://schemas.microsoft.com/office/word/2018/wordml" xmlns:w16sdtdh="http://schemas.microsoft.com/office/word/2020/wordml/sdtdatahash" xmlns:w16sdtfl="http://schemas.microsoft.com/office/word/2024/wordml/sdtformatlock" xmlns:w16se="http://schemas.microsoft.com/office/word/2015/wordml/symex" xmlns:w16du="http://schemas.microsoft.com/office/word/2023/wordml/word16du" xmlns:wne="http://schemas.microsoft.com/office/word/2006/wordml" mc:Ignorable="w14 w15 w16se w16cid w16 w16cex w16sdtdh w16sdtfl w16du wp14">
   <w:body>
     <w:p>
       <w:pPr>
@@ -533,7 +533,7 @@
                 <w:sz w:val="22"/>
                 <w:szCs w:val="22"/>
               </w:rPr>
-              <w:t>August</w:t>
+              <w:t>September</w:t>
             </w:r>
             <w:r>
               <w:rPr>
@@ -1507,45 +1507,21 @@
     </w:p>
     <w:p>
       <w:pPr>
-        <w:pBdr>
-          <w:bottom w:val="single" w:sz="6" w:space="1" w:color="auto"/>
-        </w:pBdr>
-        <w:contextualSpacing/>
-        <w:rPr>
-          <w:b/>
-          <w:bCs/>
-          <w:color w:val="000000" w:themeColor="text1"/>
-          <w:sz w:val="22"/>
-          <w:szCs w:val="22"/>
-        </w:rPr>
-      </w:pPr>
-      <w:r>
-        <w:rPr>
-          <w:color w:val="000000" w:themeColor="text1"/>
-          <w:sz w:val="22"/>
-          <w:szCs w:val="22"/>
-        </w:rPr>
-        <w:t>2024</w:t>
-      </w:r>
-      <w:r>
-        <w:rPr>
-          <w:color w:val="000000" w:themeColor="text1"/>
-          <w:sz w:val="22"/>
-          <w:szCs w:val="22"/>
-        </w:rPr>
-        <w:t>-</w:t>
-      </w:r>
-      <w:r>
-        <w:rPr>
-          <w:color w:val="000000" w:themeColor="text1"/>
-          <w:sz w:val="22"/>
-          <w:szCs w:val="22"/>
-        </w:rPr>
-        <w:t xml:space="preserve">2027 </w:t>
-      </w:r>
-      <w:r>
-        <w:rPr>
-          <w:color w:val="000000" w:themeColor="text1"/>
+        <w:contextualSpacing/>
+        <w:rPr>
+          <w:sz w:val="22"/>
+          <w:szCs w:val="22"/>
+        </w:rPr>
+      </w:pPr>
+      <w:r>
+        <w:rPr>
+          <w:sz w:val="22"/>
+          <w:szCs w:val="22"/>
+        </w:rPr>
+        <w:t>2024-2027</w:t>
+      </w:r>
+      <w:r>
+        <w:rPr>
           <w:sz w:val="22"/>
           <w:szCs w:val="22"/>
         </w:rPr>
@@ -1564,31 +1540,13 @@
     </w:p>
     <w:p>
       <w:pPr>
-        <w:pBdr>
-          <w:bottom w:val="single" w:sz="6" w:space="1" w:color="auto"/>
-        </w:pBdr>
-        <w:contextualSpacing/>
-        <w:rPr>
-          <w:sz w:val="22"/>
-          <w:szCs w:val="22"/>
-        </w:rPr>
-      </w:pPr>
-      <w:r>
-        <w:rPr>
-          <w:color w:val="000000" w:themeColor="text1"/>
-          <w:sz w:val="22"/>
-          <w:szCs w:val="22"/>
-        </w:rPr>
-        <w:tab/>
-      </w:r>
-      <w:r>
-        <w:rPr>
-          <w:color w:val="000000" w:themeColor="text1"/>
-          <w:sz w:val="22"/>
-          <w:szCs w:val="22"/>
-        </w:rPr>
-        <w:tab/>
-      </w:r>
+        <w:ind w:left="720" w:firstLine="720"/>
+        <w:contextualSpacing/>
+        <w:rPr>
+          <w:sz w:val="22"/>
+          <w:szCs w:val="22"/>
+        </w:rPr>
+      </w:pPr>
       <w:r>
         <w:rPr>
           <w:color w:val="000000" w:themeColor="text1"/>
@@ -1623,9 +1581,7 @@
     </w:p>
     <w:p>
       <w:pPr>
-        <w:pBdr>
-          <w:bottom w:val="single" w:sz="6" w:space="1" w:color="auto"/>
-        </w:pBdr>
+        <w:ind w:left="720" w:firstLine="720"/>
         <w:contextualSpacing/>
         <w:rPr>
           <w:i/>
@@ -1639,14 +1595,6 @@
           <w:sz w:val="22"/>
           <w:szCs w:val="22"/>
         </w:rPr>
-        <w:tab/>
-      </w:r>
-      <w:r>
-        <w:rPr>
-          <w:sz w:val="22"/>
-          <w:szCs w:val="22"/>
-        </w:rPr>
-        <w:tab/>
         <w:t xml:space="preserve">Fellow, </w:t>
       </w:r>
       <w:r>
@@ -1661,79 +1609,75 @@
     </w:p>
     <w:p>
       <w:pPr>
-        <w:pBdr>
-          <w:bottom w:val="single" w:sz="6" w:space="1" w:color="auto"/>
-        </w:pBdr>
-        <w:contextualSpacing/>
+        <w:contextualSpacing/>
+        <w:rPr>
+          <w:b/>
+          <w:bCs/>
+          <w:color w:val="000000" w:themeColor="text1"/>
+          <w:sz w:val="11"/>
+          <w:szCs w:val="11"/>
+        </w:rPr>
+      </w:pPr>
+    </w:p>
+    <w:p>
+      <w:pPr>
+        <w:contextualSpacing/>
+        <w:rPr>
+          <w:sz w:val="22"/>
+          <w:szCs w:val="22"/>
+        </w:rPr>
+      </w:pPr>
+      <w:r>
+        <w:rPr>
+          <w:sz w:val="22"/>
+          <w:szCs w:val="22"/>
+        </w:rPr>
+        <w:t xml:space="preserve">2026-2027 </w:t>
+      </w:r>
+      <w:r>
+        <w:rPr>
+          <w:sz w:val="22"/>
+          <w:szCs w:val="22"/>
+        </w:rPr>
+        <w:tab/>
+      </w:r>
+      <w:r>
+        <w:rPr>
+          <w:b/>
+          <w:bCs/>
+          <w:color w:val="000000" w:themeColor="text1"/>
+          <w:sz w:val="22"/>
+          <w:szCs w:val="22"/>
+        </w:rPr>
+        <w:t>National Institute of Aging</w:t>
+      </w:r>
+    </w:p>
+    <w:p>
+      <w:pPr>
+        <w:contextualSpacing/>
+        <w:rPr>
+          <w:sz w:val="22"/>
+          <w:szCs w:val="22"/>
+        </w:rPr>
+      </w:pPr>
+      <w:r>
         <w:rPr>
           <w:i/>
           <w:iCs/>
-          <w:sz w:val="8"/>
-          <w:szCs w:val="8"/>
-        </w:rPr>
-      </w:pPr>
-    </w:p>
-    <w:p>
-      <w:pPr>
-        <w:pBdr>
-          <w:bottom w:val="single" w:sz="6" w:space="1" w:color="auto"/>
-        </w:pBdr>
-        <w:contextualSpacing/>
-        <w:rPr>
-          <w:b/>
-          <w:bCs/>
-          <w:sz w:val="22"/>
-          <w:szCs w:val="22"/>
-        </w:rPr>
-      </w:pPr>
-      <w:r>
-        <w:rPr>
-          <w:sz w:val="22"/>
-          <w:szCs w:val="22"/>
-        </w:rPr>
-        <w:t>2024-2026</w:t>
-      </w:r>
-      <w:r>
-        <w:rPr>
-          <w:sz w:val="22"/>
-          <w:szCs w:val="22"/>
-        </w:rPr>
-        <w:tab/>
-      </w:r>
-      <w:r>
-        <w:rPr>
-          <w:b/>
-          <w:bCs/>
-          <w:sz w:val="22"/>
-          <w:szCs w:val="22"/>
-        </w:rPr>
-        <w:t>National Institute of Aging</w:t>
-      </w:r>
-    </w:p>
-    <w:p>
-      <w:pPr>
-        <w:pBdr>
-          <w:bottom w:val="single" w:sz="6" w:space="1" w:color="auto"/>
-        </w:pBdr>
-        <w:contextualSpacing/>
-        <w:rPr>
-          <w:sz w:val="22"/>
-          <w:szCs w:val="22"/>
-        </w:rPr>
-      </w:pPr>
-      <w:r>
-        <w:rPr>
-          <w:b/>
-          <w:bCs/>
-          <w:sz w:val="22"/>
-          <w:szCs w:val="22"/>
-        </w:rPr>
-        <w:tab/>
-      </w:r>
-      <w:r>
-        <w:rPr>
-          <w:b/>
-          <w:bCs/>
+          <w:sz w:val="15"/>
+          <w:szCs w:val="15"/>
+        </w:rPr>
+        <w:t>(Competitive Renewal)</w:t>
+      </w:r>
+      <w:r>
+        <w:rPr>
+          <w:sz w:val="22"/>
+          <w:szCs w:val="22"/>
+        </w:rPr>
+        <w:t xml:space="preserve"> </w:t>
+      </w:r>
+      <w:r>
+        <w:rPr>
           <w:sz w:val="22"/>
           <w:szCs w:val="22"/>
         </w:rPr>
@@ -1749,9 +1693,6 @@
     </w:p>
     <w:p>
       <w:pPr>
-        <w:pBdr>
-          <w:bottom w:val="single" w:sz="6" w:space="1" w:color="auto"/>
-        </w:pBdr>
         <w:contextualSpacing/>
         <w:rPr>
           <w:i/>
@@ -1765,7 +1706,7 @@
           <w:sz w:val="22"/>
           <w:szCs w:val="22"/>
         </w:rPr>
-        <w:tab/>
+        <w:t xml:space="preserve">2024-2026 </w:t>
       </w:r>
       <w:r>
         <w:rPr>
@@ -1782,6 +1723,26 @@
           <w:szCs w:val="22"/>
         </w:rPr>
         <w:t>Dopamine, Tau, and Memory in Aging: An Integrative Investigation</w:t>
+      </w:r>
+    </w:p>
+    <w:p>
+      <w:pPr>
+        <w:contextualSpacing/>
+        <w:rPr>
+          <w:i/>
+          <w:iCs/>
+          <w:sz w:val="15"/>
+          <w:szCs w:val="15"/>
+        </w:rPr>
+      </w:pPr>
+      <w:r>
+        <w:rPr>
+          <w:i/>
+          <w:iCs/>
+          <w:sz w:val="15"/>
+          <w:szCs w:val="15"/>
+        </w:rPr>
+        <w:t>(Initial Funding Period)</w:t>
       </w:r>
     </w:p>
     <w:p>
@@ -2453,17 +2414,7 @@
           <w:sz w:val="22"/>
           <w:szCs w:val="22"/>
         </w:rPr>
-        <w:t>(</w:t>
-      </w:r>
-      <w:r>
-        <w:rPr>
-          <w:i/>
-          <w:iCs/>
-          <w:color w:val="000000" w:themeColor="text1"/>
-          <w:sz w:val="22"/>
-          <w:szCs w:val="22"/>
-        </w:rPr>
-        <w:t>in revision</w:t>
+        <w:t>(in revision</w:t>
       </w:r>
       <w:r>
         <w:rPr>
@@ -6366,6 +6317,161 @@
           <w:sz w:val="22"/>
           <w:szCs w:val="22"/>
         </w:rPr>
+        <w:t>2018-202</w:t>
+      </w:r>
+      <w:r>
+        <w:rPr>
+          <w:color w:val="000000" w:themeColor="text1"/>
+          <w:sz w:val="22"/>
+          <w:szCs w:val="22"/>
+        </w:rPr>
+        <w:t>6</w:t>
+      </w:r>
+      <w:r>
+        <w:rPr>
+          <w:color w:val="000000" w:themeColor="text1"/>
+          <w:sz w:val="22"/>
+          <w:szCs w:val="22"/>
+        </w:rPr>
+        <w:tab/>
+      </w:r>
+      <w:r>
+        <w:rPr>
+          <w:b/>
+          <w:bCs/>
+          <w:color w:val="000000" w:themeColor="text1"/>
+          <w:sz w:val="22"/>
+          <w:szCs w:val="22"/>
+        </w:rPr>
+        <w:t>Guest Lecturer, Tufts University</w:t>
+      </w:r>
+    </w:p>
+    <w:p>
+      <w:pPr>
+        <w:spacing w:before="240"/>
+        <w:contextualSpacing/>
+        <w:rPr>
+          <w:color w:val="000000" w:themeColor="text1"/>
+          <w:sz w:val="22"/>
+          <w:szCs w:val="22"/>
+        </w:rPr>
+      </w:pPr>
+      <w:r>
+        <w:rPr>
+          <w:color w:val="000000" w:themeColor="text1"/>
+          <w:sz w:val="22"/>
+          <w:szCs w:val="22"/>
+        </w:rPr>
+        <w:tab/>
+      </w:r>
+      <w:r>
+        <w:rPr>
+          <w:b/>
+          <w:bCs/>
+          <w:color w:val="000000" w:themeColor="text1"/>
+          <w:sz w:val="22"/>
+          <w:szCs w:val="22"/>
+        </w:rPr>
+        <w:tab/>
+      </w:r>
+      <w:r>
+        <w:rPr>
+          <w:color w:val="000000" w:themeColor="text1"/>
+          <w:sz w:val="22"/>
+          <w:szCs w:val="22"/>
+        </w:rPr>
+        <w:t>PSY 9: Introduction to Cognitive &amp; Brain Sciences</w:t>
+      </w:r>
+    </w:p>
+    <w:p>
+      <w:pPr>
+        <w:spacing w:before="240"/>
+        <w:contextualSpacing/>
+        <w:rPr>
+          <w:color w:val="000000" w:themeColor="text1"/>
+          <w:sz w:val="22"/>
+          <w:szCs w:val="22"/>
+        </w:rPr>
+      </w:pPr>
+      <w:r>
+        <w:rPr>
+          <w:color w:val="000000" w:themeColor="text1"/>
+          <w:sz w:val="22"/>
+          <w:szCs w:val="22"/>
+        </w:rPr>
+        <w:tab/>
+      </w:r>
+      <w:r>
+        <w:rPr>
+          <w:color w:val="000000" w:themeColor="text1"/>
+          <w:sz w:val="22"/>
+          <w:szCs w:val="22"/>
+        </w:rPr>
+        <w:tab/>
+        <w:t>Instructor: Aniruddh Patel, PhD</w:t>
+      </w:r>
+      <w:r>
+        <w:rPr>
+          <w:color w:val="000000" w:themeColor="text1"/>
+          <w:sz w:val="22"/>
+          <w:szCs w:val="22"/>
+        </w:rPr>
+        <w:br/>
+      </w:r>
+      <w:r>
+        <w:rPr>
+          <w:color w:val="000000" w:themeColor="text1"/>
+          <w:sz w:val="22"/>
+          <w:szCs w:val="22"/>
+        </w:rPr>
+        <w:tab/>
+      </w:r>
+      <w:r>
+        <w:rPr>
+          <w:color w:val="000000" w:themeColor="text1"/>
+          <w:sz w:val="22"/>
+          <w:szCs w:val="22"/>
+        </w:rPr>
+        <w:tab/>
+      </w:r>
+      <w:r>
+        <w:rPr>
+          <w:color w:val="000000" w:themeColor="text1"/>
+          <w:sz w:val="22"/>
+          <w:szCs w:val="22"/>
+        </w:rPr>
+        <w:t>Guest Lecture: “Introduction to Neuroimaging”</w:t>
+      </w:r>
+    </w:p>
+    <w:p>
+      <w:pPr>
+        <w:spacing w:before="240"/>
+        <w:contextualSpacing/>
+        <w:rPr>
+          <w:color w:val="000000" w:themeColor="text1"/>
+          <w:sz w:val="22"/>
+          <w:szCs w:val="22"/>
+        </w:rPr>
+      </w:pPr>
+    </w:p>
+    <w:p>
+      <w:pPr>
+        <w:spacing w:before="240"/>
+        <w:contextualSpacing/>
+        <w:rPr>
+          <w:b/>
+          <w:bCs/>
+          <w:color w:val="000000" w:themeColor="text1"/>
+          <w:sz w:val="22"/>
+          <w:szCs w:val="22"/>
+        </w:rPr>
+      </w:pPr>
+      <w:r>
+        <w:rPr>
+          <w:color w:val="000000" w:themeColor="text1"/>
+          <w:sz w:val="22"/>
+          <w:szCs w:val="22"/>
+        </w:rPr>
         <w:t>2022</w:t>
       </w:r>
       <w:r>
@@ -6465,46 +6571,44 @@
         <w:spacing w:before="240"/>
         <w:contextualSpacing/>
         <w:rPr>
-          <w:b/>
-          <w:bCs/>
-          <w:color w:val="000000" w:themeColor="text1"/>
-          <w:sz w:val="22"/>
-          <w:szCs w:val="22"/>
-        </w:rPr>
-      </w:pPr>
-      <w:r>
-        <w:rPr>
-          <w:color w:val="000000" w:themeColor="text1"/>
-          <w:sz w:val="22"/>
-          <w:szCs w:val="22"/>
-        </w:rPr>
-        <w:t>2018-202</w:t>
-      </w:r>
-      <w:r>
-        <w:rPr>
-          <w:color w:val="000000" w:themeColor="text1"/>
-          <w:sz w:val="22"/>
-          <w:szCs w:val="22"/>
-        </w:rPr>
-        <w:t>6</w:t>
-      </w:r>
-      <w:r>
-        <w:rPr>
-          <w:color w:val="000000" w:themeColor="text1"/>
-          <w:sz w:val="22"/>
-          <w:szCs w:val="22"/>
-        </w:rPr>
-        <w:tab/>
-      </w:r>
-      <w:r>
-        <w:rPr>
-          <w:b/>
-          <w:bCs/>
-          <w:color w:val="000000" w:themeColor="text1"/>
-          <w:sz w:val="22"/>
-          <w:szCs w:val="22"/>
-        </w:rPr>
-        <w:t>Guest Lecturer, Tufts University</w:t>
+          <w:color w:val="000000" w:themeColor="text1"/>
+          <w:sz w:val="22"/>
+          <w:szCs w:val="22"/>
+        </w:rPr>
+      </w:pPr>
+      <w:r>
+        <w:rPr>
+          <w:color w:val="000000" w:themeColor="text1"/>
+          <w:sz w:val="22"/>
+          <w:szCs w:val="22"/>
+        </w:rPr>
+        <w:t>2021-2022</w:t>
+      </w:r>
+      <w:r>
+        <w:rPr>
+          <w:color w:val="000000" w:themeColor="text1"/>
+          <w:sz w:val="22"/>
+          <w:szCs w:val="22"/>
+        </w:rPr>
+        <w:tab/>
+      </w:r>
+      <w:r>
+        <w:rPr>
+          <w:b/>
+          <w:bCs/>
+          <w:color w:val="000000" w:themeColor="text1"/>
+          <w:sz w:val="22"/>
+          <w:szCs w:val="22"/>
+        </w:rPr>
+        <w:t>Guest Lecturer, Boston University</w:t>
+      </w:r>
+      <w:r>
+        <w:rPr>
+          <w:color w:val="000000" w:themeColor="text1"/>
+          <w:sz w:val="22"/>
+          <w:szCs w:val="22"/>
+        </w:rPr>
+        <w:tab/>
       </w:r>
     </w:p>
     <w:p>
@@ -6517,177 +6621,6 @@
           <w:szCs w:val="22"/>
         </w:rPr>
       </w:pPr>
-      <w:r>
-        <w:rPr>
-          <w:color w:val="000000" w:themeColor="text1"/>
-          <w:sz w:val="22"/>
-          <w:szCs w:val="22"/>
-        </w:rPr>
-        <w:t>Spring</w:t>
-      </w:r>
-      <w:r>
-        <w:rPr>
-          <w:b/>
-          <w:bCs/>
-          <w:color w:val="000000" w:themeColor="text1"/>
-          <w:sz w:val="22"/>
-          <w:szCs w:val="22"/>
-        </w:rPr>
-        <w:tab/>
-      </w:r>
-      <w:r>
-        <w:rPr>
-          <w:b/>
-          <w:bCs/>
-          <w:color w:val="000000" w:themeColor="text1"/>
-          <w:sz w:val="22"/>
-          <w:szCs w:val="22"/>
-        </w:rPr>
-        <w:tab/>
-      </w:r>
-      <w:r>
-        <w:rPr>
-          <w:color w:val="000000" w:themeColor="text1"/>
-          <w:sz w:val="22"/>
-          <w:szCs w:val="22"/>
-        </w:rPr>
-        <w:t>PSY 9: Introduction to Cognitive &amp; Brain Sciences</w:t>
-      </w:r>
-    </w:p>
-    <w:p>
-      <w:pPr>
-        <w:spacing w:before="240"/>
-        <w:contextualSpacing/>
-        <w:rPr>
-          <w:color w:val="000000" w:themeColor="text1"/>
-          <w:sz w:val="22"/>
-          <w:szCs w:val="22"/>
-        </w:rPr>
-      </w:pPr>
-      <w:r>
-        <w:rPr>
-          <w:color w:val="000000" w:themeColor="text1"/>
-          <w:sz w:val="22"/>
-          <w:szCs w:val="22"/>
-        </w:rPr>
-        <w:tab/>
-      </w:r>
-      <w:r>
-        <w:rPr>
-          <w:color w:val="000000" w:themeColor="text1"/>
-          <w:sz w:val="22"/>
-          <w:szCs w:val="22"/>
-        </w:rPr>
-        <w:tab/>
-        <w:t>Instructor: Aniruddh Patel, PhD</w:t>
-      </w:r>
-      <w:r>
-        <w:rPr>
-          <w:color w:val="000000" w:themeColor="text1"/>
-          <w:sz w:val="22"/>
-          <w:szCs w:val="22"/>
-        </w:rPr>
-        <w:br/>
-      </w:r>
-      <w:r>
-        <w:rPr>
-          <w:color w:val="000000" w:themeColor="text1"/>
-          <w:sz w:val="22"/>
-          <w:szCs w:val="22"/>
-        </w:rPr>
-        <w:tab/>
-      </w:r>
-      <w:r>
-        <w:rPr>
-          <w:color w:val="000000" w:themeColor="text1"/>
-          <w:sz w:val="22"/>
-          <w:szCs w:val="22"/>
-        </w:rPr>
-        <w:tab/>
-      </w:r>
-      <w:r>
-        <w:rPr>
-          <w:color w:val="000000" w:themeColor="text1"/>
-          <w:sz w:val="22"/>
-          <w:szCs w:val="22"/>
-        </w:rPr>
-        <w:t>Guest Lecture: “Introduction to Neuroimaging”</w:t>
-      </w:r>
-    </w:p>
-    <w:p>
-      <w:pPr>
-        <w:spacing w:before="240"/>
-        <w:contextualSpacing/>
-        <w:rPr>
-          <w:color w:val="000000" w:themeColor="text1"/>
-          <w:sz w:val="22"/>
-          <w:szCs w:val="22"/>
-        </w:rPr>
-      </w:pPr>
-    </w:p>
-    <w:p>
-      <w:pPr>
-        <w:spacing w:before="240"/>
-        <w:contextualSpacing/>
-        <w:rPr>
-          <w:color w:val="000000" w:themeColor="text1"/>
-          <w:sz w:val="22"/>
-          <w:szCs w:val="22"/>
-        </w:rPr>
-      </w:pPr>
-      <w:r>
-        <w:rPr>
-          <w:color w:val="000000" w:themeColor="text1"/>
-          <w:sz w:val="22"/>
-          <w:szCs w:val="22"/>
-        </w:rPr>
-        <w:t>2021-2022</w:t>
-      </w:r>
-      <w:r>
-        <w:rPr>
-          <w:color w:val="000000" w:themeColor="text1"/>
-          <w:sz w:val="22"/>
-          <w:szCs w:val="22"/>
-        </w:rPr>
-        <w:tab/>
-      </w:r>
-      <w:r>
-        <w:rPr>
-          <w:b/>
-          <w:bCs/>
-          <w:color w:val="000000" w:themeColor="text1"/>
-          <w:sz w:val="22"/>
-          <w:szCs w:val="22"/>
-        </w:rPr>
-        <w:t>Guest Lecturer, Boston University</w:t>
-      </w:r>
-      <w:r>
-        <w:rPr>
-          <w:color w:val="000000" w:themeColor="text1"/>
-          <w:sz w:val="22"/>
-          <w:szCs w:val="22"/>
-        </w:rPr>
-        <w:tab/>
-      </w:r>
-    </w:p>
-    <w:p>
-      <w:pPr>
-        <w:spacing w:before="240"/>
-        <w:contextualSpacing/>
-        <w:rPr>
-          <w:color w:val="000000" w:themeColor="text1"/>
-          <w:sz w:val="22"/>
-          <w:szCs w:val="22"/>
-        </w:rPr>
-      </w:pPr>
-      <w:r>
-        <w:rPr>
-          <w:color w:val="000000" w:themeColor="text1"/>
-          <w:sz w:val="22"/>
-          <w:szCs w:val="22"/>
-        </w:rPr>
-        <w:t>Spring</w:t>
-      </w:r>
       <w:r>
         <w:rPr>
           <w:color w:val="000000" w:themeColor="text1"/>
@@ -6933,6 +6866,17 @@
         </w:rPr>
         <w:t>CD 124, 125, 126: American Sign Language I, II, and III (~60 undergraduates)</w:t>
       </w:r>
+    </w:p>
+    <w:p>
+      <w:pPr>
+        <w:spacing w:before="240"/>
+        <w:contextualSpacing/>
+        <w:rPr>
+          <w:color w:val="000000" w:themeColor="text1"/>
+          <w:sz w:val="22"/>
+          <w:szCs w:val="22"/>
+        </w:rPr>
+      </w:pPr>
     </w:p>
     <w:p>
       <w:pPr>
@@ -6969,6 +6913,7 @@
           <w:sz w:val="28"/>
           <w:szCs w:val="28"/>
         </w:rPr>
+        <w:lastRenderedPageBreak/>
         <w:t>Service &amp; Additional Experience</w:t>
       </w:r>
     </w:p>
@@ -7000,7 +6945,6 @@
           <w:sz w:val="22"/>
           <w:szCs w:val="22"/>
         </w:rPr>
-        <w:lastRenderedPageBreak/>
         <w:t>2025</w:t>
       </w:r>
       <w:r>
@@ -7010,7 +6954,7 @@
           <w:sz w:val="22"/>
           <w:szCs w:val="22"/>
         </w:rPr>
-        <w:tab/>
+        <w:t>-Present</w:t>
       </w:r>
       <w:r>
         <w:rPr>
@@ -7040,6 +6984,114 @@
           <w:sz w:val="22"/>
           <w:szCs w:val="22"/>
         </w:rPr>
+        <w:t>2026</w:t>
+      </w:r>
+      <w:r>
+        <w:rPr>
+          <w:bCs/>
+          <w:color w:val="000000" w:themeColor="text1"/>
+          <w:sz w:val="22"/>
+          <w:szCs w:val="22"/>
+        </w:rPr>
+        <w:tab/>
+      </w:r>
+      <w:r>
+        <w:rPr>
+          <w:bCs/>
+          <w:color w:val="000000" w:themeColor="text1"/>
+          <w:sz w:val="22"/>
+          <w:szCs w:val="22"/>
+        </w:rPr>
+        <w:tab/>
+        <w:t>Research Project Co-supervisor, MGH Lurie Center Summer Internship Student</w:t>
+      </w:r>
+    </w:p>
+    <w:p>
+      <w:pPr>
+        <w:contextualSpacing/>
+        <w:rPr>
+          <w:bCs/>
+          <w:color w:val="000000" w:themeColor="text1"/>
+          <w:sz w:val="22"/>
+          <w:szCs w:val="22"/>
+        </w:rPr>
+      </w:pPr>
+      <w:r>
+        <w:rPr>
+          <w:bCs/>
+          <w:color w:val="000000" w:themeColor="text1"/>
+          <w:sz w:val="22"/>
+          <w:szCs w:val="22"/>
+        </w:rPr>
+        <w:t>2024-2025</w:t>
+      </w:r>
+      <w:r>
+        <w:rPr>
+          <w:bCs/>
+          <w:color w:val="000000" w:themeColor="text1"/>
+          <w:sz w:val="22"/>
+          <w:szCs w:val="22"/>
+        </w:rPr>
+        <w:tab/>
+        <w:t>Research Project Co-supervisor, Brandeis Undergraduate Honors Thesis Student</w:t>
+      </w:r>
+    </w:p>
+    <w:p>
+      <w:pPr>
+        <w:contextualSpacing/>
+        <w:rPr>
+          <w:bCs/>
+          <w:color w:val="000000" w:themeColor="text1"/>
+          <w:sz w:val="22"/>
+          <w:szCs w:val="22"/>
+        </w:rPr>
+      </w:pPr>
+      <w:r>
+        <w:rPr>
+          <w:bCs/>
+          <w:color w:val="000000" w:themeColor="text1"/>
+          <w:sz w:val="22"/>
+          <w:szCs w:val="22"/>
+        </w:rPr>
+        <w:t>2024</w:t>
+      </w:r>
+      <w:r>
+        <w:rPr>
+          <w:bCs/>
+          <w:color w:val="000000" w:themeColor="text1"/>
+          <w:sz w:val="22"/>
+          <w:szCs w:val="22"/>
+        </w:rPr>
+        <w:tab/>
+      </w:r>
+      <w:r>
+        <w:rPr>
+          <w:bCs/>
+          <w:color w:val="000000" w:themeColor="text1"/>
+          <w:sz w:val="22"/>
+          <w:szCs w:val="22"/>
+        </w:rPr>
+        <w:tab/>
+        <w:t>Research Project Co-supervisor, Visiting PhD Student at MGH</w:t>
+      </w:r>
+    </w:p>
+    <w:p>
+      <w:pPr>
+        <w:contextualSpacing/>
+        <w:rPr>
+          <w:bCs/>
+          <w:color w:val="000000" w:themeColor="text1"/>
+          <w:sz w:val="22"/>
+          <w:szCs w:val="22"/>
+        </w:rPr>
+      </w:pPr>
+      <w:r>
+        <w:rPr>
+          <w:bCs/>
+          <w:color w:val="000000" w:themeColor="text1"/>
+          <w:sz w:val="22"/>
+          <w:szCs w:val="22"/>
+        </w:rPr>
         <w:t>2023</w:t>
       </w:r>
       <w:r>
@@ -7387,8 +7439,8 @@
         <w:contextualSpacing/>
         <w:rPr>
           <w:color w:val="000000" w:themeColor="text1"/>
-          <w:sz w:val="22"/>
-          <w:szCs w:val="22"/>
+          <w:sz w:val="10"/>
+          <w:szCs w:val="10"/>
         </w:rPr>
       </w:pPr>
     </w:p>
@@ -7433,6 +7485,82 @@
       <w:pPr>
         <w:contextualSpacing/>
         <w:rPr>
+          <w:b/>
+          <w:bCs/>
+          <w:color w:val="000000" w:themeColor="text1"/>
+          <w:sz w:val="22"/>
+          <w:szCs w:val="22"/>
+        </w:rPr>
+      </w:pPr>
+      <w:r>
+        <w:rPr>
+          <w:color w:val="000000" w:themeColor="text1"/>
+          <w:sz w:val="22"/>
+          <w:szCs w:val="22"/>
+        </w:rPr>
+        <w:t>2026-2027</w:t>
+      </w:r>
+      <w:r>
+        <w:rPr>
+          <w:color w:val="000000" w:themeColor="text1"/>
+          <w:sz w:val="22"/>
+          <w:szCs w:val="22"/>
+        </w:rPr>
+        <w:tab/>
+      </w:r>
+      <w:r>
+        <w:rPr>
+          <w:b/>
+          <w:bCs/>
+          <w:color w:val="000000" w:themeColor="text1"/>
+          <w:sz w:val="22"/>
+          <w:szCs w:val="22"/>
+        </w:rPr>
+        <w:t>Career Catalyst, Harvard Medical School</w:t>
+      </w:r>
+    </w:p>
+    <w:p>
+      <w:pPr>
+        <w:contextualSpacing/>
+        <w:rPr>
+          <w:i/>
+          <w:iCs/>
+          <w:color w:val="000000" w:themeColor="text1"/>
+          <w:sz w:val="22"/>
+          <w:szCs w:val="22"/>
+        </w:rPr>
+      </w:pPr>
+      <w:r>
+        <w:rPr>
+          <w:color w:val="000000" w:themeColor="text1"/>
+          <w:sz w:val="22"/>
+          <w:szCs w:val="22"/>
+        </w:rPr>
+        <w:tab/>
+      </w:r>
+      <w:r>
+        <w:rPr>
+          <w:color w:val="000000" w:themeColor="text1"/>
+          <w:sz w:val="22"/>
+          <w:szCs w:val="22"/>
+        </w:rPr>
+        <w:tab/>
+      </w:r>
+      <w:r>
+        <w:rPr>
+          <w:i/>
+          <w:iCs/>
+          <w:color w:val="000000" w:themeColor="text1"/>
+          <w:sz w:val="22"/>
+          <w:szCs w:val="22"/>
+        </w:rPr>
+        <w:t>Mentee</w:t>
+      </w:r>
+    </w:p>
+    <w:p>
+      <w:pPr>
+        <w:contextualSpacing/>
+        <w:rPr>
           <w:color w:val="000000" w:themeColor="text1"/>
           <w:sz w:val="22"/>
           <w:szCs w:val="22"/>
@@ -7513,16 +7641,6 @@
         <w:contextualSpacing/>
         <w:rPr>
           <w:color w:val="000000" w:themeColor="text1"/>
-          <w:sz w:val="8"/>
-          <w:szCs w:val="8"/>
-        </w:rPr>
-      </w:pPr>
-    </w:p>
-    <w:p>
-      <w:pPr>
-        <w:contextualSpacing/>
-        <w:rPr>
-          <w:color w:val="000000" w:themeColor="text1"/>
           <w:sz w:val="22"/>
           <w:szCs w:val="22"/>
         </w:rPr>
@@ -7616,16 +7734,6 @@
       <w:pPr>
         <w:contextualSpacing/>
         <w:rPr>
-          <w:color w:val="000000" w:themeColor="text1"/>
-          <w:sz w:val="8"/>
-          <w:szCs w:val="8"/>
-        </w:rPr>
-      </w:pPr>
-    </w:p>
-    <w:p>
-      <w:pPr>
-        <w:contextualSpacing/>
-        <w:rPr>
           <w:b/>
           <w:color w:val="000000" w:themeColor="text1"/>
           <w:sz w:val="22"/>
@@ -7694,17 +7802,6 @@
         <w:rPr>
           <w:b/>
           <w:color w:val="000000" w:themeColor="text1"/>
-          <w:sz w:val="8"/>
-          <w:szCs w:val="8"/>
-        </w:rPr>
-      </w:pPr>
-    </w:p>
-    <w:p>
-      <w:pPr>
-        <w:contextualSpacing/>
-        <w:rPr>
-          <w:b/>
-          <w:color w:val="000000" w:themeColor="text1"/>
           <w:sz w:val="22"/>
           <w:szCs w:val="22"/>
         </w:rPr>
@@ -7825,16 +7922,6 @@
       <w:pPr>
         <w:contextualSpacing/>
         <w:rPr>
-          <w:color w:val="000000" w:themeColor="text1"/>
-          <w:sz w:val="8"/>
-          <w:szCs w:val="8"/>
-        </w:rPr>
-      </w:pPr>
-    </w:p>
-    <w:p>
-      <w:pPr>
-        <w:contextualSpacing/>
-        <w:rPr>
           <w:b/>
           <w:color w:val="000000" w:themeColor="text1"/>
           <w:sz w:val="22"/>
@@ -7995,16 +8082,6 @@
       <w:pPr>
         <w:contextualSpacing/>
         <w:rPr>
-          <w:color w:val="000000" w:themeColor="text1"/>
-          <w:sz w:val="8"/>
-          <w:szCs w:val="8"/>
-        </w:rPr>
-      </w:pPr>
-    </w:p>
-    <w:p>
-      <w:pPr>
-        <w:contextualSpacing/>
-        <w:rPr>
           <w:b/>
           <w:color w:val="000000" w:themeColor="text1"/>
           <w:sz w:val="22"/>
@@ -8130,8 +8207,8 @@
         <w:jc w:val="both"/>
         <w:rPr>
           <w:color w:val="000000" w:themeColor="text1"/>
-          <w:sz w:val="22"/>
-          <w:szCs w:val="22"/>
+          <w:sz w:val="10"/>
+          <w:szCs w:val="10"/>
         </w:rPr>
       </w:pPr>
     </w:p>
@@ -8298,8 +8375,8 @@
         <w:rPr>
           <w:bCs/>
           <w:color w:val="000000" w:themeColor="text1"/>
-          <w:sz w:val="22"/>
-          <w:szCs w:val="22"/>
+          <w:sz w:val="10"/>
+          <w:szCs w:val="10"/>
         </w:rPr>
       </w:pPr>
     </w:p>
@@ -8364,16 +8441,6 @@
         </w:rPr>
         <w:t>, Neural Networks</w:t>
       </w:r>
-    </w:p>
-    <w:p>
-      <w:pPr>
-        <w:spacing w:line="276" w:lineRule="auto"/>
-        <w:rPr>
-          <w:color w:val="000000" w:themeColor="text1"/>
-          <w:sz w:val="22"/>
-          <w:szCs w:val="22"/>
-        </w:rPr>
-      </w:pPr>
     </w:p>
     <w:sectPr>
       <w:headerReference w:type="default" r:id="rId33"/>
@@ -8390,7 +8457,7 @@
 </file>
 
 <file path=word/endnotes.xml><?xml version="1.0" encoding="utf-8"?>
-<w:endnotes xmlns:wpc="http://schemas.microsoft.com/office/word/2010/wordprocessingCanvas" xmlns:cx="http://schemas.microsoft.com/office/drawing/2014/chartex" xmlns:cx1="http://schemas.microsoft.com/office/drawing/2015/9/8/chartex" xmlns:cx2="http://schemas.microsoft.com/office/drawing/2015/10/21/chartex" xmlns:cx3="http://schemas.microsoft.com/office/drawing/2016/5/9/chartex" xmlns:cx4="http://schemas.microsoft.com/office/drawing/2016/5/10/chartex" xmlns:cx5="http://schemas.microsoft.com/office/drawing/2016/5/11/chartex" xmlns:cx6="http://schemas.microsoft.com/office/drawing/2016/5/12/chartex" xmlns:cx7="http://schemas.microsoft.com/office/drawing/2016/5/13/chartex" xmlns:cx8="http://schemas.microsoft.com/office/drawing/2016/5/14/chartex" xmlns:mc="http://schemas.openxmlformats.org/markup-compatibility/2006" xmlns:m="http://schemas.openxmlformats.org/officeDocument/2006/math" xmlns:aink="http://schemas.microsoft.com/office/drawing/2016/ink" xmlns:am3d="http://schemas.microsoft.com/office/drawing/2017/model3d" xmlns:oel="http://schemas.microsoft.com/office/2019/extlst" xmlns:r="http://schemas.openxmlformats.org/officeDocument/2006/relationships" xmlns:wp14="http://schemas.microsoft.com/office/word/2010/wordprocessingDrawing" xmlns:wp="http://schemas.openxmlformats.org/drawingml/2006/wordprocessingDrawing" xmlns:wpg="http://schemas.microsoft.com/office/word/2010/wordprocessingGroup" xmlns:wpi="http://schemas.microsoft.com/office/word/2010/wordprocessingInk" xmlns:wps="http://schemas.microsoft.com/office/word/2010/wordprocessingShape" xmlns:o="urn:schemas-microsoft-com:office:office" xmlns:v="urn:schemas-microsoft-com:vml" xmlns:w10="urn:schemas-microsoft-com:office:word" xmlns:w="http://schemas.openxmlformats.org/wordprocessingml/2006/main" xmlns:w14="http://schemas.microsoft.com/office/word/2010/wordml" xmlns:w15="http://schemas.microsoft.com/office/word/2012/wordml" xmlns:w16cei="http://schemas.microsoft.com/office/word/2026/wordml/cei" xmlns:w16cex="http://schemas.microsoft.com/office/word/2018/wordml/cex" xmlns:w16cid="http://schemas.microsoft.com/office/word/2016/wordml/cid" xmlns:w16="http://schemas.microsoft.com/office/word/2018/wordml" xmlns:w16sdtdh="http://schemas.microsoft.com/office/word/2020/wordml/sdtdatahash" xmlns:w16sdtfl="http://schemas.microsoft.com/office/word/2024/wordml/sdtformatlock" xmlns:w16se="http://schemas.microsoft.com/office/word/2015/wordml/symex" xmlns:w16du="http://schemas.microsoft.com/office/word/2023/wordml/word16du" xmlns:wne="http://schemas.microsoft.com/office/word/2006/wordml" mc:Ignorable="w14 w15 w16se w16cid w16 w16cex w16sdtdh w16sdtfl w16du wp14">
+<w:endnotes xmlns:wpc="http://schemas.microsoft.com/office/word/2010/wordprocessingCanvas" xmlns:cx="http://schemas.microsoft.com/office/drawing/2014/chartex" xmlns:cx1="http://schemas.microsoft.com/office/drawing/2015/9/8/chartex" xmlns:cx2="http://schemas.microsoft.com/office/drawing/2015/10/21/chartex" xmlns:cx3="http://schemas.microsoft.com/office/drawing/2016/5/9/chartex" xmlns:cx4="http://schemas.microsoft.com/office/drawing/2016/5/10/chartex" xmlns:cx5="http://schemas.microsoft.com/office/drawing/2016/5/11/chartex" xmlns:cx6="http://schemas.microsoft.com/office/drawing/2016/5/12/chartex" xmlns:cx7="http://schemas.microsoft.com/office/drawing/2016/5/13/chartex" xmlns:cx8="http://schemas.microsoft.com/office/drawing/2016/5/14/chartex" xmlns:mc="http://schemas.openxmlformats.org/markup-compatibility/2006" xmlns:m="http://schemas.openxmlformats.org/officeDocument/2006/math" xmlns:aink="http://schemas.microsoft.com/office/drawing/2016/ink" xmlns:am3d="http://schemas.microsoft.com/office/drawing/2017/model3d" xmlns:oel="http://schemas.microsoft.com/office/2019/extlst" xmlns:r="http://schemas.openxmlformats.org/officeDocument/2006/relationships" xmlns:wp14="http://schemas.microsoft.com/office/word/2010/wordprocessingDrawing" xmlns:wp="http://schemas.openxmlformats.org/drawingml/2006/wordprocessingDrawing" xmlns:wpg="http://schemas.microsoft.com/office/word/2010/wordprocessingGroup" xmlns:wpi="http://schemas.microsoft.com/office/word/2010/wordprocessingInk" xmlns:wps="http://schemas.microsoft.com/office/word/2010/wordprocessingShape" xmlns:o="urn:schemas-microsoft-com:office:office" xmlns:v="urn:schemas-microsoft-com:vml" xmlns:w10="urn:schemas-microsoft-com:office:word" xmlns:w="http://schemas.openxmlformats.org/wordprocessingml/2006/main" xmlns:w14="http://schemas.microsoft.com/office/word/2010/wordml" xmlns:w15="http://schemas.microsoft.com/office/word/2012/wordml" xmlns:w16cex="http://schemas.microsoft.com/office/word/2018/wordml/cex" xmlns:w16cid="http://schemas.microsoft.com/office/word/2016/wordml/cid" xmlns:w16="http://schemas.microsoft.com/office/word/2018/wordml" xmlns:w16sdtdh="http://schemas.microsoft.com/office/word/2020/wordml/sdtdatahash" xmlns:w16sdtfl="http://schemas.microsoft.com/office/word/2024/wordml/sdtformatlock" xmlns:w16se="http://schemas.microsoft.com/office/word/2015/wordml/symex" xmlns:w16du="http://schemas.microsoft.com/office/word/2023/wordml/word16du" xmlns:wne="http://schemas.microsoft.com/office/word/2006/wordml" mc:Ignorable="w14 w15 w16se w16cid w16 w16cex w16sdtdh w16sdtfl w16du wp14">
   <w:endnote w:type="separator" w:id="-1">
     <w:p>
       <w:r>
@@ -8409,7 +8476,7 @@
 </file>
 
 <file path=word/footer1.xml><?xml version="1.0" encoding="utf-8"?>
-<w:ftr xmlns:wpc="http://schemas.microsoft.com/office/word/2010/wordprocessingCanvas" xmlns:cx="http://schemas.microsoft.com/office/drawing/2014/chartex" xmlns:cx1="http://schemas.microsoft.com/office/drawing/2015/9/8/chartex" xmlns:cx2="http://schemas.microsoft.com/office/drawing/2015/10/21/chartex" xmlns:cx3="http://schemas.microsoft.com/office/drawing/2016/5/9/chartex" xmlns:cx4="http://schemas.microsoft.com/office/drawing/2016/5/10/chartex" xmlns:cx5="http://schemas.microsoft.com/office/drawing/2016/5/11/chartex" xmlns:cx6="http://schemas.microsoft.com/office/drawing/2016/5/12/chartex" xmlns:cx7="http://schemas.microsoft.com/office/drawing/2016/5/13/chartex" xmlns:cx8="http://schemas.microsoft.com/office/drawing/2016/5/14/chartex" xmlns:mc="http://schemas.openxmlformats.org/markup-compatibility/2006" xmlns:m="http://schemas.openxmlformats.org/officeDocument/2006/math" xmlns:aink="http://schemas.microsoft.com/office/drawing/2016/ink" xmlns:am3d="http://schemas.microsoft.com/office/drawing/2017/model3d" xmlns:oel="http://schemas.microsoft.com/office/2019/extlst" xmlns:r="http://schemas.openxmlformats.org/officeDocument/2006/relationships" xmlns:wp14="http://schemas.microsoft.com/office/word/2010/wordprocessingDrawing" xmlns:wp="http://schemas.openxmlformats.org/drawingml/2006/wordprocessingDrawing" xmlns:wpg="http://schemas.microsoft.com/office/word/2010/wordprocessingGroup" xmlns:wpi="http://schemas.microsoft.com/office/word/2010/wordprocessingInk" xmlns:wps="http://schemas.microsoft.com/office/word/2010/wordprocessingShape" xmlns:o="urn:schemas-microsoft-com:office:office" xmlns:v="urn:schemas-microsoft-com:vml" xmlns:w10="urn:schemas-microsoft-com:office:word" xmlns:w="http://schemas.openxmlformats.org/wordprocessingml/2006/main" xmlns:w14="http://schemas.microsoft.com/office/word/2010/wordml" xmlns:w15="http://schemas.microsoft.com/office/word/2012/wordml" xmlns:w16cei="http://schemas.microsoft.com/office/word/2026/wordml/cei" xmlns:w16cex="http://schemas.microsoft.com/office/word/2018/wordml/cex" xmlns:w16cid="http://schemas.microsoft.com/office/word/2016/wordml/cid" xmlns:w16="http://schemas.microsoft.com/office/word/2018/wordml" xmlns:w16sdtdh="http://schemas.microsoft.com/office/word/2020/wordml/sdtdatahash" xmlns:w16sdtfl="http://schemas.microsoft.com/office/word/2024/wordml/sdtformatlock" xmlns:w16se="http://schemas.microsoft.com/office/word/2015/wordml/symex" xmlns:w16du="http://schemas.microsoft.com/office/word/2023/wordml/word16du" xmlns:wne="http://schemas.microsoft.com/office/word/2006/wordml" mc:Ignorable="w14 w15 w16se w16cid w16 w16cex w16sdtdh w16sdtfl w16du wp14">
+<w:ftr xmlns:wpc="http://schemas.microsoft.com/office/word/2010/wordprocessingCanvas" xmlns:cx="http://schemas.microsoft.com/office/drawing/2014/chartex" xmlns:cx1="http://schemas.microsoft.com/office/drawing/2015/9/8/chartex" xmlns:cx2="http://schemas.microsoft.com/office/drawing/2015/10/21/chartex" xmlns:cx3="http://schemas.microsoft.com/office/drawing/2016/5/9/chartex" xmlns:cx4="http://schemas.microsoft.com/office/drawing/2016/5/10/chartex" xmlns:cx5="http://schemas.microsoft.com/office/drawing/2016/5/11/chartex" xmlns:cx6="http://schemas.microsoft.com/office/drawing/2016/5/12/chartex" xmlns:cx7="http://schemas.microsoft.com/office/drawing/2016/5/13/chartex" xmlns:cx8="http://schemas.microsoft.com/office/drawing/2016/5/14/chartex" xmlns:mc="http://schemas.openxmlformats.org/markup-compatibility/2006" xmlns:m="http://schemas.openxmlformats.org/officeDocument/2006/math" xmlns:aink="http://schemas.microsoft.com/office/drawing/2016/ink" xmlns:am3d="http://schemas.microsoft.com/office/drawing/2017/model3d" xmlns:oel="http://schemas.microsoft.com/office/2019/extlst" xmlns:r="http://schemas.openxmlformats.org/officeDocument/2006/relationships" xmlns:wp14="http://schemas.microsoft.com/office/word/2010/wordprocessingDrawing" xmlns:wp="http://schemas.openxmlformats.org/drawingml/2006/wordprocessingDrawing" xmlns:wpg="http://schemas.microsoft.com/office/word/2010/wordprocessingGroup" xmlns:wpi="http://schemas.microsoft.com/office/word/2010/wordprocessingInk" xmlns:wps="http://schemas.microsoft.com/office/word/2010/wordprocessingShape" xmlns:o="urn:schemas-microsoft-com:office:office" xmlns:v="urn:schemas-microsoft-com:vml" xmlns:w10="urn:schemas-microsoft-com:office:word" xmlns:w="http://schemas.openxmlformats.org/wordprocessingml/2006/main" xmlns:w14="http://schemas.microsoft.com/office/word/2010/wordml" xmlns:w15="http://schemas.microsoft.com/office/word/2012/wordml" xmlns:w16cex="http://schemas.microsoft.com/office/word/2018/wordml/cex" xmlns:w16cid="http://schemas.microsoft.com/office/word/2016/wordml/cid" xmlns:w16="http://schemas.microsoft.com/office/word/2018/wordml" xmlns:w16sdtdh="http://schemas.microsoft.com/office/word/2020/wordml/sdtdatahash" xmlns:w16sdtfl="http://schemas.microsoft.com/office/word/2024/wordml/sdtformatlock" xmlns:w16se="http://schemas.microsoft.com/office/word/2015/wordml/symex" xmlns:w16du="http://schemas.microsoft.com/office/word/2023/wordml/word16du" xmlns:wne="http://schemas.microsoft.com/office/word/2006/wordml" mc:Ignorable="w14 w15 w16se w16cid w16 w16cex w16sdtdh w16sdtfl w16du wp14">
   <w:sdt>
     <w:sdtPr>
       <w:rPr>
@@ -8461,7 +8528,7 @@
 </file>
 
 <file path=word/footer2.xml><?xml version="1.0" encoding="utf-8"?>
-<w:ftr xmlns:wpc="http://schemas.microsoft.com/office/word/2010/wordprocessingCanvas" xmlns:cx="http://schemas.microsoft.com/office/drawing/2014/chartex" xmlns:cx1="http://schemas.microsoft.com/office/drawing/2015/9/8/chartex" xmlns:cx2="http://schemas.microsoft.com/office/drawing/2015/10/21/chartex" xmlns:cx3="http://schemas.microsoft.com/office/drawing/2016/5/9/chartex" xmlns:cx4="http://schemas.microsoft.com/office/drawing/2016/5/10/chartex" xmlns:cx5="http://schemas.microsoft.com/office/drawing/2016/5/11/chartex" xmlns:cx6="http://schemas.microsoft.com/office/drawing/2016/5/12/chartex" xmlns:cx7="http://schemas.microsoft.com/office/drawing/2016/5/13/chartex" xmlns:cx8="http://schemas.microsoft.com/office/drawing/2016/5/14/chartex" xmlns:mc="http://schemas.openxmlformats.org/markup-compatibility/2006" xmlns:m="http://schemas.openxmlformats.org/officeDocument/2006/math" xmlns:aink="http://schemas.microsoft.com/office/drawing/2016/ink" xmlns:am3d="http://schemas.microsoft.com/office/drawing/2017/model3d" xmlns:oel="http://schemas.microsoft.com/office/2019/extlst" xmlns:r="http://schemas.openxmlformats.org/officeDocument/2006/relationships" xmlns:wp14="http://schemas.microsoft.com/office/word/2010/wordprocessingDrawing" xmlns:wp="http://schemas.openxmlformats.org/drawingml/2006/wordprocessingDrawing" xmlns:wpg="http://schemas.microsoft.com/office/word/2010/wordprocessingGroup" xmlns:wpi="http://schemas.microsoft.com/office/word/2010/wordprocessingInk" xmlns:wps="http://schemas.microsoft.com/office/word/2010/wordprocessingShape" xmlns:o="urn:schemas-microsoft-com:office:office" xmlns:v="urn:schemas-microsoft-com:vml" xmlns:w10="urn:schemas-microsoft-com:office:word" xmlns:w="http://schemas.openxmlformats.org/wordprocessingml/2006/main" xmlns:w14="http://schemas.microsoft.com/office/word/2010/wordml" xmlns:w15="http://schemas.microsoft.com/office/word/2012/wordml" xmlns:w16cei="http://schemas.microsoft.com/office/word/2026/wordml/cei" xmlns:w16cex="http://schemas.microsoft.com/office/word/2018/wordml/cex" xmlns:w16cid="http://schemas.microsoft.com/office/word/2016/wordml/cid" xmlns:w16="http://schemas.microsoft.com/office/word/2018/wordml" xmlns:w16sdtdh="http://schemas.microsoft.com/office/word/2020/wordml/sdtdatahash" xmlns:w16sdtfl="http://schemas.microsoft.com/office/word/2024/wordml/sdtformatlock" xmlns:w16se="http://schemas.microsoft.com/office/word/2015/wordml/symex" xmlns:w16du="http://schemas.microsoft.com/office/word/2023/wordml/word16du" xmlns:wne="http://schemas.microsoft.com/office/word/2006/wordml" mc:Ignorable="w14 w15 w16se w16cid w16 w16cex w16sdtdh w16sdtfl w16du wp14">
+<w:ftr xmlns:wpc="http://schemas.microsoft.com/office/word/2010/wordprocessingCanvas" xmlns:cx="http://schemas.microsoft.com/office/drawing/2014/chartex" xmlns:cx1="http://schemas.microsoft.com/office/drawing/2015/9/8/chartex" xmlns:cx2="http://schemas.microsoft.com/office/drawing/2015/10/21/chartex" xmlns:cx3="http://schemas.microsoft.com/office/drawing/2016/5/9/chartex" xmlns:cx4="http://schemas.microsoft.com/office/drawing/2016/5/10/chartex" xmlns:cx5="http://schemas.microsoft.com/office/drawing/2016/5/11/chartex" xmlns:cx6="http://schemas.microsoft.com/office/drawing/2016/5/12/chartex" xmlns:cx7="http://schemas.microsoft.com/office/drawing/2016/5/13/chartex" xmlns:cx8="http://schemas.microsoft.com/office/drawing/2016/5/14/chartex" xmlns:mc="http://schemas.openxmlformats.org/markup-compatibility/2006" xmlns:m="http://schemas.openxmlformats.org/officeDocument/2006/math" xmlns:aink="http://schemas.microsoft.com/office/drawing/2016/ink" xmlns:am3d="http://schemas.microsoft.com/office/drawing/2017/model3d" xmlns:oel="http://schemas.microsoft.com/office/2019/extlst" xmlns:r="http://schemas.openxmlformats.org/officeDocument/2006/relationships" xmlns:wp14="http://schemas.microsoft.com/office/word/2010/wordprocessingDrawing" xmlns:wp="http://schemas.openxmlformats.org/drawingml/2006/wordprocessingDrawing" xmlns:wpg="http://schemas.microsoft.com/office/word/2010/wordprocessingGroup" xmlns:wpi="http://schemas.microsoft.com/office/word/2010/wordprocessingInk" xmlns:wps="http://schemas.microsoft.com/office/word/2010/wordprocessingShape" xmlns:o="urn:schemas-microsoft-com:office:office" xmlns:v="urn:schemas-microsoft-com:vml" xmlns:w10="urn:schemas-microsoft-com:office:word" xmlns:w="http://schemas.openxmlformats.org/wordprocessingml/2006/main" xmlns:w14="http://schemas.microsoft.com/office/word/2010/wordml" xmlns:w15="http://schemas.microsoft.com/office/word/2012/wordml" xmlns:w16cex="http://schemas.microsoft.com/office/word/2018/wordml/cex" xmlns:w16cid="http://schemas.microsoft.com/office/word/2016/wordml/cid" xmlns:w16="http://schemas.microsoft.com/office/word/2018/wordml" xmlns:w16sdtdh="http://schemas.microsoft.com/office/word/2020/wordml/sdtdatahash" xmlns:w16sdtfl="http://schemas.microsoft.com/office/word/2024/wordml/sdtformatlock" xmlns:w16se="http://schemas.microsoft.com/office/word/2015/wordml/symex" xmlns:w16du="http://schemas.microsoft.com/office/word/2023/wordml/word16du" xmlns:wne="http://schemas.microsoft.com/office/word/2006/wordml" mc:Ignorable="w14 w15 w16se w16cid w16 w16cex w16sdtdh w16sdtfl w16du wp14">
   <w:sdt>
     <w:sdtPr>
       <w:rPr>
@@ -8541,7 +8608,7 @@
 </file>
 
 <file path=word/footnotes.xml><?xml version="1.0" encoding="utf-8"?>
-<w:footnotes xmlns:wpc="http://schemas.microsoft.com/office/word/2010/wordprocessingCanvas" xmlns:cx="http://schemas.microsoft.com/office/drawing/2014/chartex" xmlns:cx1="http://schemas.microsoft.com/office/drawing/2015/9/8/chartex" xmlns:cx2="http://schemas.microsoft.com/office/drawing/2015/10/21/chartex" xmlns:cx3="http://schemas.microsoft.com/office/drawing/2016/5/9/chartex" xmlns:cx4="http://schemas.microsoft.com/office/drawing/2016/5/10/chartex" xmlns:cx5="http://schemas.microsoft.com/office/drawing/2016/5/11/chartex" xmlns:cx6="http://schemas.microsoft.com/office/drawing/2016/5/12/chartex" xmlns:cx7="http://schemas.microsoft.com/office/drawing/2016/5/13/chartex" xmlns:cx8="http://schemas.microsoft.com/office/drawing/2016/5/14/chartex" xmlns:mc="http://schemas.openxmlformats.org/markup-compatibility/2006" xmlns:m="http://schemas.openxmlformats.org/officeDocument/2006/math" xmlns:aink="http://schemas.microsoft.com/office/drawing/2016/ink" xmlns:am3d="http://schemas.microsoft.com/office/drawing/2017/model3d" xmlns:oel="http://schemas.microsoft.com/office/2019/extlst" xmlns:r="http://schemas.openxmlformats.org/officeDocument/2006/relationships" xmlns:wp14="http://schemas.microsoft.com/office/word/2010/wordprocessingDrawing" xmlns:wp="http://schemas.openxmlformats.org/drawingml/2006/wordprocessingDrawing" xmlns:wpg="http://schemas.microsoft.com/office/word/2010/wordprocessingGroup" xmlns:wpi="http://schemas.microsoft.com/office/word/2010/wordprocessingInk" xmlns:wps="http://schemas.microsoft.com/office/word/2010/wordprocessingShape" xmlns:o="urn:schemas-microsoft-com:office:office" xmlns:v="urn:schemas-microsoft-com:vml" xmlns:w10="urn:schemas-microsoft-com:office:word" xmlns:w="http://schemas.openxmlformats.org/wordprocessingml/2006/main" xmlns:w14="http://schemas.microsoft.com/office/word/2010/wordml" xmlns:w15="http://schemas.microsoft.com/office/word/2012/wordml" xmlns:w16cei="http://schemas.microsoft.com/office/word/2026/wordml/cei" xmlns:w16cex="http://schemas.microsoft.com/office/word/2018/wordml/cex" xmlns:w16cid="http://schemas.microsoft.com/office/word/2016/wordml/cid" xmlns:w16="http://schemas.microsoft.com/office/word/2018/wordml" xmlns:w16sdtdh="http://schemas.microsoft.com/office/word/2020/wordml/sdtdatahash" xmlns:w16sdtfl="http://schemas.microsoft.com/office/word/2024/wordml/sdtformatlock" xmlns:w16se="http://schemas.microsoft.com/office/word/2015/wordml/symex" xmlns:w16du="http://schemas.microsoft.com/office/word/2023/wordml/word16du" xmlns:wne="http://schemas.microsoft.com/office/word/2006/wordml" mc:Ignorable="w14 w15 w16se w16cid w16 w16cex w16sdtdh w16sdtfl w16du wp14">
+<w:footnotes xmlns:wpc="http://schemas.microsoft.com/office/word/2010/wordprocessingCanvas" xmlns:cx="http://schemas.microsoft.com/office/drawing/2014/chartex" xmlns:cx1="http://schemas.microsoft.com/office/drawing/2015/9/8/chartex" xmlns:cx2="http://schemas.microsoft.com/office/drawing/2015/10/21/chartex" xmlns:cx3="http://schemas.microsoft.com/office/drawing/2016/5/9/chartex" xmlns:cx4="http://schemas.microsoft.com/office/drawing/2016/5/10/chartex" xmlns:cx5="http://schemas.microsoft.com/office/drawing/2016/5/11/chartex" xmlns:cx6="http://schemas.microsoft.com/office/drawing/2016/5/12/chartex" xmlns:cx7="http://schemas.microsoft.com/office/drawing/2016/5/13/chartex" xmlns:cx8="http://schemas.microsoft.com/office/drawing/2016/5/14/chartex" xmlns:mc="http://schemas.openxmlformats.org/markup-compatibility/2006" xmlns:m="http://schemas.openxmlformats.org/officeDocument/2006/math" xmlns:aink="http://schemas.microsoft.com/office/drawing/2016/ink" xmlns:am3d="http://schemas.microsoft.com/office/drawing/2017/model3d" xmlns:oel="http://schemas.microsoft.com/office/2019/extlst" xmlns:r="http://schemas.openxmlformats.org/officeDocument/2006/relationships" xmlns:wp14="http://schemas.microsoft.com/office/word/2010/wordprocessingDrawing" xmlns:wp="http://schemas.openxmlformats.org/drawingml/2006/wordprocessingDrawing" xmlns:wpg="http://schemas.microsoft.com/office/word/2010/wordprocessingGroup" xmlns:wpi="http://schemas.microsoft.com/office/word/2010/wordprocessingInk" xmlns:wps="http://schemas.microsoft.com/office/word/2010/wordprocessingShape" xmlns:o="urn:schemas-microsoft-com:office:office" xmlns:v="urn:schemas-microsoft-com:vml" xmlns:w10="urn:schemas-microsoft-com:office:word" xmlns:w="http://schemas.openxmlformats.org/wordprocessingml/2006/main" xmlns:w14="http://schemas.microsoft.com/office/word/2010/wordml" xmlns:w15="http://schemas.microsoft.com/office/word/2012/wordml" xmlns:w16cex="http://schemas.microsoft.com/office/word/2018/wordml/cex" xmlns:w16cid="http://schemas.microsoft.com/office/word/2016/wordml/cid" xmlns:w16="http://schemas.microsoft.com/office/word/2018/wordml" xmlns:w16sdtdh="http://schemas.microsoft.com/office/word/2020/wordml/sdtdatahash" xmlns:w16sdtfl="http://schemas.microsoft.com/office/word/2024/wordml/sdtformatlock" xmlns:w16se="http://schemas.microsoft.com/office/word/2015/wordml/symex" xmlns:w16du="http://schemas.microsoft.com/office/word/2023/wordml/word16du" xmlns:wne="http://schemas.microsoft.com/office/word/2006/wordml" mc:Ignorable="w14 w15 w16se w16cid w16 w16cex w16sdtdh w16sdtfl w16du wp14">
   <w:footnote w:type="separator" w:id="-1">
     <w:p>
       <w:r>
@@ -8560,7 +8627,7 @@
 </file>
 
 <file path=word/header1.xml><?xml version="1.0" encoding="utf-8"?>
-<w:hdr xmlns:wpc="http://schemas.microsoft.com/office/word/2010/wordprocessingCanvas" xmlns:cx="http://schemas.microsoft.com/office/drawing/2014/chartex" xmlns:cx1="http://schemas.microsoft.com/office/drawing/2015/9/8/chartex" xmlns:cx2="http://schemas.microsoft.com/office/drawing/2015/10/21/chartex" xmlns:cx3="http://schemas.microsoft.com/office/drawing/2016/5/9/chartex" xmlns:cx4="http://schemas.microsoft.com/office/drawing/2016/5/10/chartex" xmlns:cx5="http://schemas.microsoft.com/office/drawing/2016/5/11/chartex" xmlns:cx6="http://schemas.microsoft.com/office/drawing/2016/5/12/chartex" xmlns:cx7="http://schemas.microsoft.com/office/drawing/2016/5/13/chartex" xmlns:cx8="http://schemas.microsoft.com/office/drawing/2016/5/14/chartex" xmlns:mc="http://schemas.openxmlformats.org/markup-compatibility/2006" xmlns:m="http://schemas.openxmlformats.org/officeDocument/2006/math" xmlns:aink="http://schemas.microsoft.com/office/drawing/2016/ink" xmlns:am3d="http://schemas.microsoft.com/office/drawing/2017/model3d" xmlns:oel="http://schemas.microsoft.com/office/2019/extlst" xmlns:r="http://schemas.openxmlformats.org/officeDocument/2006/relationships" xmlns:wp14="http://schemas.microsoft.com/office/word/2010/wordprocessingDrawing" xmlns:wp="http://schemas.openxmlformats.org/drawingml/2006/wordprocessingDrawing" xmlns:wpg="http://schemas.microsoft.com/office/word/2010/wordprocessingGroup" xmlns:wpi="http://schemas.microsoft.com/office/word/2010/wordprocessingInk" xmlns:wps="http://schemas.microsoft.com/office/word/2010/wordprocessingShape" xmlns:o="urn:schemas-microsoft-com:office:office" xmlns:v="urn:schemas-microsoft-com:vml" xmlns:w10="urn:schemas-microsoft-com:office:word" xmlns:w="http://schemas.openxmlformats.org/wordprocessingml/2006/main" xmlns:w14="http://schemas.microsoft.com/office/word/2010/wordml" xmlns:w15="http://schemas.microsoft.com/office/word/2012/wordml" xmlns:w16cei="http://schemas.microsoft.com/office/word/2026/wordml/cei" xmlns:w16cex="http://schemas.microsoft.com/office/word/2018/wordml/cex" xmlns:w16cid="http://schemas.microsoft.com/office/word/2016/wordml/cid" xmlns:w16="http://schemas.microsoft.com/office/word/2018/wordml" xmlns:w16sdtdh="http://schemas.microsoft.com/office/word/2020/wordml/sdtdatahash" xmlns:w16sdtfl="http://schemas.microsoft.com/office/word/2024/wordml/sdtformatlock" xmlns:w16se="http://schemas.microsoft.com/office/word/2015/wordml/symex" xmlns:w16du="http://schemas.microsoft.com/office/word/2023/wordml/word16du" xmlns:wne="http://schemas.microsoft.com/office/word/2006/wordml" mc:Ignorable="w14 w15 w16se w16cid w16 w16cex w16sdtdh w16sdtfl w16du wp14">
+<w:hdr xmlns:wpc="http://schemas.microsoft.com/office/word/2010/wordprocessingCanvas" xmlns:cx="http://schemas.microsoft.com/office/drawing/2014/chartex" xmlns:cx1="http://schemas.microsoft.com/office/drawing/2015/9/8/chartex" xmlns:cx2="http://schemas.microsoft.com/office/drawing/2015/10/21/chartex" xmlns:cx3="http://schemas.microsoft.com/office/drawing/2016/5/9/chartex" xmlns:cx4="http://schemas.microsoft.com/office/drawing/2016/5/10/chartex" xmlns:cx5="http://schemas.microsoft.com/office/drawing/2016/5/11/chartex" xmlns:cx6="http://schemas.microsoft.com/office/drawing/2016/5/12/chartex" xmlns:cx7="http://schemas.microsoft.com/office/drawing/2016/5/13/chartex" xmlns:cx8="http://schemas.microsoft.com/office/drawing/2016/5/14/chartex" xmlns:mc="http://schemas.openxmlformats.org/markup-compatibility/2006" xmlns:m="http://schemas.openxmlformats.org/officeDocument/2006/math" xmlns:aink="http://schemas.microsoft.com/office/drawing/2016/ink" xmlns:am3d="http://schemas.microsoft.com/office/drawing/2017/model3d" xmlns:oel="http://schemas.microsoft.com/office/2019/extlst" xmlns:r="http://schemas.openxmlformats.org/officeDocument/2006/relationships" xmlns:wp14="http://schemas.microsoft.com/office/word/2010/wordprocessingDrawing" xmlns:wp="http://schemas.openxmlformats.org/drawingml/2006/wordprocessingDrawing" xmlns:wpg="http://schemas.microsoft.com/office/word/2010/wordprocessingGroup" xmlns:wpi="http://schemas.microsoft.com/office/word/2010/wordprocessingInk" xmlns:wps="http://schemas.microsoft.com/office/word/2010/wordprocessingShape" xmlns:o="urn:schemas-microsoft-com:office:office" xmlns:v="urn:schemas-microsoft-com:vml" xmlns:w10="urn:schemas-microsoft-com:office:word" xmlns:w="http://schemas.openxmlformats.org/wordprocessingml/2006/main" xmlns:w14="http://schemas.microsoft.com/office/word/2010/wordml" xmlns:w15="http://schemas.microsoft.com/office/word/2012/wordml" xmlns:w16cex="http://schemas.microsoft.com/office/word/2018/wordml/cex" xmlns:w16cid="http://schemas.microsoft.com/office/word/2016/wordml/cid" xmlns:w16="http://schemas.microsoft.com/office/word/2018/wordml" xmlns:w16sdtdh="http://schemas.microsoft.com/office/word/2020/wordml/sdtdatahash" xmlns:w16sdtfl="http://schemas.microsoft.com/office/word/2024/wordml/sdtformatlock" xmlns:w16se="http://schemas.microsoft.com/office/word/2015/wordml/symex" xmlns:w16du="http://schemas.microsoft.com/office/word/2023/wordml/word16du" xmlns:wne="http://schemas.microsoft.com/office/word/2006/wordml" mc:Ignorable="w14 w15 w16se w16cid w16 w16cex w16sdtdh w16sdtfl w16du wp14">
   <w:p>
     <w:pPr>
       <w:pStyle w:val="Header"/>
@@ -8571,7 +8638,7 @@
 </file>
 
 <file path=word/header2.xml><?xml version="1.0" encoding="utf-8"?>
-<w:hdr xmlns:wpc="http://schemas.microsoft.com/office/word/2010/wordprocessingCanvas" xmlns:cx="http://schemas.microsoft.com/office/drawing/2014/chartex" xmlns:cx1="http://schemas.microsoft.com/office/drawing/2015/9/8/chartex" xmlns:cx2="http://schemas.microsoft.com/office/drawing/2015/10/21/chartex" xmlns:cx3="http://schemas.microsoft.com/office/drawing/2016/5/9/chartex" xmlns:cx4="http://schemas.microsoft.com/office/drawing/2016/5/10/chartex" xmlns:cx5="http://schemas.microsoft.com/office/drawing/2016/5/11/chartex" xmlns:cx6="http://schemas.microsoft.com/office/drawing/2016/5/12/chartex" xmlns:cx7="http://schemas.microsoft.com/office/drawing/2016/5/13/chartex" xmlns:cx8="http://schemas.microsoft.com/office/drawing/2016/5/14/chartex" xmlns:mc="http://schemas.openxmlformats.org/markup-compatibility/2006" xmlns:m="http://schemas.openxmlformats.org/officeDocument/2006/math" xmlns:aink="http://schemas.microsoft.com/office/drawing/2016/ink" xmlns:am3d="http://schemas.microsoft.com/office/drawing/2017/model3d" xmlns:oel="http://schemas.microsoft.com/office/2019/extlst" xmlns:r="http://schemas.openxmlformats.org/officeDocument/2006/relationships" xmlns:wp14="http://schemas.microsoft.com/office/word/2010/wordprocessingDrawing" xmlns:wp="http://schemas.openxmlformats.org/drawingml/2006/wordprocessingDrawing" xmlns:wpg="http://schemas.microsoft.com/office/word/2010/wordprocessingGroup" xmlns:wpi="http://schemas.microsoft.com/office/word/2010/wordprocessingInk" xmlns:wps="http://schemas.microsoft.com/office/word/2010/wordprocessingShape" xmlns:o="urn:schemas-microsoft-com:office:office" xmlns:v="urn:schemas-microsoft-com:vml" xmlns:w10="urn:schemas-microsoft-com:office:word" xmlns:w="http://schemas.openxmlformats.org/wordprocessingml/2006/main" xmlns:w14="http://schemas.microsoft.com/office/word/2010/wordml" xmlns:w15="http://schemas.microsoft.com/office/word/2012/wordml" xmlns:w16cei="http://schemas.microsoft.com/office/word/2026/wordml/cei" xmlns:w16cex="http://schemas.microsoft.com/office/word/2018/wordml/cex" xmlns:w16cid="http://schemas.microsoft.com/office/word/2016/wordml/cid" xmlns:w16="http://schemas.microsoft.com/office/word/2018/wordml" xmlns:w16sdtdh="http://schemas.microsoft.com/office/word/2020/wordml/sdtdatahash" xmlns:w16sdtfl="http://schemas.microsoft.com/office/word/2024/wordml/sdtformatlock" xmlns:w16se="http://schemas.microsoft.com/office/word/2015/wordml/symex" xmlns:w16du="http://schemas.microsoft.com/office/word/2023/wordml/word16du" xmlns:wne="http://schemas.microsoft.com/office/word/2006/wordml" mc:Ignorable="w14 w15 w16se w16cid w16 w16cex w16sdtdh w16sdtfl w16du wp14">
+<w:hdr xmlns:wpc="http://schemas.microsoft.com/office/word/2010/wordprocessingCanvas" xmlns:cx="http://schemas.microsoft.com/office/drawing/2014/chartex" xmlns:cx1="http://schemas.microsoft.com/office/drawing/2015/9/8/chartex" xmlns:cx2="http://schemas.microsoft.com/office/drawing/2015/10/21/chartex" xmlns:cx3="http://schemas.microsoft.com/office/drawing/2016/5/9/chartex" xmlns:cx4="http://schemas.microsoft.com/office/drawing/2016/5/10/chartex" xmlns:cx5="http://schemas.microsoft.com/office/drawing/2016/5/11/chartex" xmlns:cx6="http://schemas.microsoft.com/office/drawing/2016/5/12/chartex" xmlns:cx7="http://schemas.microsoft.com/office/drawing/2016/5/13/chartex" xmlns:cx8="http://schemas.microsoft.com/office/drawing/2016/5/14/chartex" xmlns:mc="http://schemas.openxmlformats.org/markup-compatibility/2006" xmlns:m="http://schemas.openxmlformats.org/officeDocument/2006/math" xmlns:aink="http://schemas.microsoft.com/office/drawing/2016/ink" xmlns:am3d="http://schemas.microsoft.com/office/drawing/2017/model3d" xmlns:oel="http://schemas.microsoft.com/office/2019/extlst" xmlns:r="http://schemas.openxmlformats.org/officeDocument/2006/relationships" xmlns:wp14="http://schemas.microsoft.com/office/word/2010/wordprocessingDrawing" xmlns:wp="http://schemas.openxmlformats.org/drawingml/2006/wordprocessingDrawing" xmlns:wpg="http://schemas.microsoft.com/office/word/2010/wordprocessingGroup" xmlns:wpi="http://schemas.microsoft.com/office/word/2010/wordprocessingInk" xmlns:wps="http://schemas.microsoft.com/office/word/2010/wordprocessingShape" xmlns:o="urn:schemas-microsoft-com:office:office" xmlns:v="urn:schemas-microsoft-com:vml" xmlns:w10="urn:schemas-microsoft-com:office:word" xmlns:w="http://schemas.openxmlformats.org/wordprocessingml/2006/main" xmlns:w14="http://schemas.microsoft.com/office/word/2010/wordml" xmlns:w15="http://schemas.microsoft.com/office/word/2012/wordml" xmlns:w16cex="http://schemas.microsoft.com/office/word/2018/wordml/cex" xmlns:w16cid="http://schemas.microsoft.com/office/word/2016/wordml/cid" xmlns:w16="http://schemas.microsoft.com/office/word/2018/wordml" xmlns:w16sdtdh="http://schemas.microsoft.com/office/word/2020/wordml/sdtdatahash" xmlns:w16sdtfl="http://schemas.microsoft.com/office/word/2024/wordml/sdtformatlock" xmlns:w16se="http://schemas.microsoft.com/office/word/2015/wordml/symex" xmlns:w16du="http://schemas.microsoft.com/office/word/2023/wordml/word16du" xmlns:wne="http://schemas.microsoft.com/office/word/2006/wordml" mc:Ignorable="w14 w15 w16se w16cid w16 w16cex w16sdtdh w16sdtfl w16du wp14">
   <w:p>
     <w:pPr>
       <w:pStyle w:val="Header"/>
@@ -8622,7 +8689,7 @@
 </file>
 
 <file path=word/numbering.xml><?xml version="1.0" encoding="utf-8"?>
-<w:numbering xmlns:wpc="http://schemas.microsoft.com/office/word/2010/wordprocessingCanvas" xmlns:cx="http://schemas.microsoft.com/office/drawing/2014/chartex" xmlns:cx1="http://schemas.microsoft.com/office/drawing/2015/9/8/chartex" xmlns:cx2="http://schemas.microsoft.com/office/drawing/2015/10/21/chartex" xmlns:cx3="http://schemas.microsoft.com/office/drawing/2016/5/9/chartex" xmlns:cx4="http://schemas.microsoft.com/office/drawing/2016/5/10/chartex" xmlns:cx5="http://schemas.microsoft.com/office/drawing/2016/5/11/chartex" xmlns:cx6="http://schemas.microsoft.com/office/drawing/2016/5/12/chartex" xmlns:cx7="http://schemas.microsoft.com/office/drawing/2016/5/13/chartex" xmlns:cx8="http://schemas.microsoft.com/office/drawing/2016/5/14/chartex" xmlns:mc="http://schemas.openxmlformats.org/markup-compatibility/2006" xmlns:m="http://schemas.openxmlformats.org/officeDocument/2006/math" xmlns:aink="http://schemas.microsoft.com/office/drawing/2016/ink" xmlns:am3d="http://schemas.microsoft.com/office/drawing/2017/model3d" xmlns:oel="http://schemas.microsoft.com/office/2019/extlst" xmlns:r="http://schemas.openxmlformats.org/officeDocument/2006/relationships" xmlns:wp14="http://schemas.microsoft.com/office/word/2010/wordprocessingDrawing" xmlns:wp="http://schemas.openxmlformats.org/drawingml/2006/wordprocessingDrawing" xmlns:wpg="http://schemas.microsoft.com/office/word/2010/wordprocessingGroup" xmlns:wpi="http://schemas.microsoft.com/office/word/2010/wordprocessingInk" xmlns:wps="http://schemas.microsoft.com/office/word/2010/wordprocessingShape" xmlns:o="urn:schemas-microsoft-com:office:office" xmlns:v="urn:schemas-microsoft-com:vml" xmlns:w10="urn:schemas-microsoft-com:office:word" xmlns:w="http://schemas.openxmlformats.org/wordprocessingml/2006/main" xmlns:w14="http://schemas.microsoft.com/office/word/2010/wordml" xmlns:w15="http://schemas.microsoft.com/office/word/2012/wordml" xmlns:w16cei="http://schemas.microsoft.com/office/word/2026/wordml/cei" xmlns:w16cex="http://schemas.microsoft.com/office/word/2018/wordml/cex" xmlns:w16cid="http://schemas.microsoft.com/office/word/2016/wordml/cid" xmlns:w16="http://schemas.microsoft.com/office/word/2018/wordml" xmlns:w16sdtdh="http://schemas.microsoft.com/office/word/2020/wordml/sdtdatahash" xmlns:w16sdtfl="http://schemas.microsoft.com/office/word/2024/wordml/sdtformatlock" xmlns:w16se="http://schemas.microsoft.com/office/word/2015/wordml/symex" xmlns:w16du="http://schemas.microsoft.com/office/word/2023/wordml/word16du" xmlns:wne="http://schemas.microsoft.com/office/word/2006/wordml" mc:Ignorable="w14 w15 w16se w16cid w16 w16cex w16sdtdh w16sdtfl w16du wp14">
+<w:numbering xmlns:wpc="http://schemas.microsoft.com/office/word/2010/wordprocessingCanvas" xmlns:cx="http://schemas.microsoft.com/office/drawing/2014/chartex" xmlns:cx1="http://schemas.microsoft.com/office/drawing/2015/9/8/chartex" xmlns:cx2="http://schemas.microsoft.com/office/drawing/2015/10/21/chartex" xmlns:cx3="http://schemas.microsoft.com/office/drawing/2016/5/9/chartex" xmlns:cx4="http://schemas.microsoft.com/office/drawing/2016/5/10/chartex" xmlns:cx5="http://schemas.microsoft.com/office/drawing/2016/5/11/chartex" xmlns:cx6="http://schemas.microsoft.com/office/drawing/2016/5/12/chartex" xmlns:cx7="http://schemas.microsoft.com/office/drawing/2016/5/13/chartex" xmlns:cx8="http://schemas.microsoft.com/office/drawing/2016/5/14/chartex" xmlns:mc="http://schemas.openxmlformats.org/markup-compatibility/2006" xmlns:m="http://schemas.openxmlformats.org/officeDocument/2006/math" xmlns:aink="http://schemas.microsoft.com/office/drawing/2016/ink" xmlns:am3d="http://schemas.microsoft.com/office/drawing/2017/model3d" xmlns:oel="http://schemas.microsoft.com/office/2019/extlst" xmlns:r="http://schemas.openxmlformats.org/officeDocument/2006/relationships" xmlns:wp14="http://schemas.microsoft.com/office/word/2010/wordprocessingDrawing" xmlns:wp="http://schemas.openxmlformats.org/drawingml/2006/wordprocessingDrawing" xmlns:wpg="http://schemas.microsoft.com/office/word/2010/wordprocessingGroup" xmlns:wpi="http://schemas.microsoft.com/office/word/2010/wordprocessingInk" xmlns:wps="http://schemas.microsoft.com/office/word/2010/wordprocessingShape" xmlns:o="urn:schemas-microsoft-com:office:office" xmlns:v="urn:schemas-microsoft-com:vml" xmlns:w10="urn:schemas-microsoft-com:office:word" xmlns:w="http://schemas.openxmlformats.org/wordprocessingml/2006/main" xmlns:w14="http://schemas.microsoft.com/office/word/2010/wordml" xmlns:w15="http://schemas.microsoft.com/office/word/2012/wordml" xmlns:w16cex="http://schemas.microsoft.com/office/word/2018/wordml/cex" xmlns:w16cid="http://schemas.microsoft.com/office/word/2016/wordml/cid" xmlns:w16="http://schemas.microsoft.com/office/word/2018/wordml" xmlns:w16sdtdh="http://schemas.microsoft.com/office/word/2020/wordml/sdtdatahash" xmlns:w16sdtfl="http://schemas.microsoft.com/office/word/2024/wordml/sdtformatlock" xmlns:w16se="http://schemas.microsoft.com/office/word/2015/wordml/symex" xmlns:w16du="http://schemas.microsoft.com/office/word/2023/wordml/word16du" xmlns:wne="http://schemas.microsoft.com/office/word/2006/wordml" mc:Ignorable="w14 w15 w16se w16cid w16 w16cex w16sdtdh w16sdtfl w16du wp14">
   <w:abstractNum w:abstractNumId="0" w15:restartNumberingAfterBreak="0">
     <w:nsid w:val="0A2027C4"/>
     <w:multiLevelType w:val="hybridMultilevel"/>

--- a/assets/downloads/morin_cv.docx
+++ b/assets/downloads/morin_cv.docx
@@ -2284,6 +2284,80 @@
           <w:sz w:val="22"/>
           <w:szCs w:val="22"/>
         </w:rPr>
+        <w:t xml:space="preserve">Ciampa, C.J., Plummer, A., Kinney, A., Crawford, J.L., </w:t>
+      </w:r>
+      <w:r>
+        <w:rPr>
+          <w:b/>
+          <w:bCs/>
+          <w:color w:val="000000" w:themeColor="text1"/>
+          <w:sz w:val="22"/>
+          <w:szCs w:val="22"/>
+        </w:rPr>
+        <w:t>Morin, T.M.</w:t>
+      </w:r>
+      <w:r>
+        <w:rPr>
+          <w:color w:val="000000" w:themeColor="text1"/>
+          <w:sz w:val="22"/>
+          <w:szCs w:val="22"/>
+        </w:rPr>
+        <w:t xml:space="preserve">, Parent, J.H., Ballard, I.C., </w:t>
+      </w:r>
+      <w:proofErr w:type="spellStart"/>
+      <w:r>
+        <w:rPr>
+          <w:color w:val="000000" w:themeColor="text1"/>
+          <w:sz w:val="22"/>
+          <w:szCs w:val="22"/>
+        </w:rPr>
+        <w:t>Cusin</w:t>
+      </w:r>
+      <w:proofErr w:type="spellEnd"/>
+      <w:r>
+        <w:rPr>
+          <w:color w:val="000000" w:themeColor="text1"/>
+          <w:sz w:val="22"/>
+          <w:szCs w:val="22"/>
+        </w:rPr>
+        <w:t>, C., Hooker, J.M., &amp; Berry, A.S. Physical activity attenuates the impact of cardiovascular risk factors on dopamine D2/3 receptor availability. (</w:t>
+      </w:r>
+      <w:r>
+        <w:rPr>
+          <w:i/>
+          <w:iCs/>
+          <w:color w:val="000000" w:themeColor="text1"/>
+          <w:sz w:val="22"/>
+          <w:szCs w:val="22"/>
+        </w:rPr>
+        <w:t>submitted to journal</w:t>
+      </w:r>
+      <w:r>
+        <w:rPr>
+          <w:color w:val="000000" w:themeColor="text1"/>
+          <w:sz w:val="22"/>
+          <w:szCs w:val="22"/>
+        </w:rPr>
+        <w:t>).</w:t>
+      </w:r>
+    </w:p>
+    <w:p>
+      <w:pPr>
+        <w:ind w:left="720" w:hanging="720"/>
+        <w:contextualSpacing/>
+        <w:jc w:val="both"/>
+        <w:rPr>
+          <w:color w:val="000000" w:themeColor="text1"/>
+          <w:sz w:val="22"/>
+          <w:szCs w:val="22"/>
+        </w:rPr>
+      </w:pPr>
+      <w:r>
+        <w:rPr>
+          <w:color w:val="000000" w:themeColor="text1"/>
+          <w:sz w:val="22"/>
+          <w:szCs w:val="22"/>
+        </w:rPr>
         <w:t xml:space="preserve">Ciampa, C.J., </w:t>
       </w:r>
       <w:r>
@@ -3500,7 +3574,16 @@
           <w:sz w:val="22"/>
           <w:szCs w:val="22"/>
         </w:rPr>
-        <w:t xml:space="preserve">, A., Jackson, J., Sharma, M., Rees, T., Enright, K., &amp; Irving, K. (2024). Laminar fluid ejection for olfactory drug delivery: In-vitro and in-vivo tests. </w:t>
+        <w:t xml:space="preserve">, A., Jackson, J., Sharma, M., Rees, T., Enright, K., &amp; Irving, K. (2024). Laminar fluid ejection for olfactory drug </w:t>
+      </w:r>
+      <w:r>
+        <w:rPr>
+          <w:color w:val="000000" w:themeColor="text1"/>
+          <w:sz w:val="22"/>
+          <w:szCs w:val="22"/>
+        </w:rPr>
+        <w:lastRenderedPageBreak/>
+        <w:t xml:space="preserve">delivery: In-vitro and in-vivo tests. </w:t>
       </w:r>
       <w:r>
         <w:rPr>
@@ -3558,7 +3641,6 @@
           <w:sz w:val="22"/>
           <w:szCs w:val="22"/>
         </w:rPr>
-        <w:lastRenderedPageBreak/>
         <w:t>Ciampa</w:t>
       </w:r>
       <w:r>
@@ -4647,6 +4729,7 @@
           <w:sz w:val="22"/>
           <w:szCs w:val="22"/>
         </w:rPr>
+        <w:lastRenderedPageBreak/>
         <w:t xml:space="preserve">Morin, T.M. </w:t>
       </w:r>
       <w:r>
@@ -4696,7 +4779,6 @@
           <w:sz w:val="22"/>
           <w:szCs w:val="22"/>
         </w:rPr>
-        <w:lastRenderedPageBreak/>
         <w:t xml:space="preserve">Morin, T.M. </w:t>
       </w:r>
       <w:r>
@@ -6945,16 +7027,7 @@
           <w:sz w:val="22"/>
           <w:szCs w:val="22"/>
         </w:rPr>
-        <w:t>2025</w:t>
-      </w:r>
-      <w:r>
-        <w:rPr>
-          <w:bCs/>
-          <w:color w:val="000000" w:themeColor="text1"/>
-          <w:sz w:val="22"/>
-          <w:szCs w:val="22"/>
-        </w:rPr>
-        <w:t>-Present</w:t>
+        <w:t>2025-Present</w:t>
       </w:r>
       <w:r>
         <w:rPr>

--- a/assets/downloads/morin_cv.docx
+++ b/assets/downloads/morin_cv.docx
@@ -525,6 +525,7 @@
               </w:rPr>
               <w:t xml:space="preserve">Updated </w:t>
             </w:r>
+            <w:proofErr w:type="spellStart"/>
             <w:r>
               <w:rPr>
                 <w:i/>
@@ -533,8 +534,19 @@
                 <w:sz w:val="22"/>
                 <w:szCs w:val="22"/>
               </w:rPr>
-              <w:t>September</w:t>
+              <w:t>October</w:t>
             </w:r>
+            <w:r>
+              <w:rPr>
+                <w:i/>
+                <w:iCs/>
+                <w:color w:val="000000" w:themeColor="text1"/>
+                <w:sz w:val="22"/>
+                <w:szCs w:val="22"/>
+              </w:rPr>
+              <w:t>r</w:t>
+            </w:r>
+            <w:proofErr w:type="spellEnd"/>
             <w:r>
               <w:rPr>
                 <w:i/>
@@ -2783,78 +2795,6 @@
     </w:p>
     <w:p>
       <w:pPr>
-        <w:ind w:left="720" w:hanging="720"/>
-        <w:contextualSpacing/>
-        <w:jc w:val="both"/>
-        <w:rPr>
-          <w:color w:val="000000" w:themeColor="text1"/>
-          <w:sz w:val="22"/>
-          <w:szCs w:val="22"/>
-        </w:rPr>
-      </w:pPr>
-      <w:r>
-        <w:rPr>
-          <w:color w:val="000000" w:themeColor="text1"/>
-          <w:sz w:val="22"/>
-          <w:szCs w:val="22"/>
-        </w:rPr>
-        <w:t xml:space="preserve">Isenburg, K.M., Liu, Y., </w:t>
-      </w:r>
-      <w:r>
-        <w:rPr>
-          <w:b/>
-          <w:bCs/>
-          <w:color w:val="000000" w:themeColor="text1"/>
-          <w:sz w:val="22"/>
-          <w:szCs w:val="22"/>
-        </w:rPr>
-        <w:t>Morin, T.M.</w:t>
-      </w:r>
-      <w:r>
-        <w:rPr>
-          <w:color w:val="000000" w:themeColor="text1"/>
-          <w:sz w:val="22"/>
-          <w:szCs w:val="22"/>
-        </w:rPr>
-        <w:t xml:space="preserve"> &amp; Stern, C.E. </w:t>
-      </w:r>
-      <w:r>
-        <w:rPr>
-          <w:color w:val="000000" w:themeColor="text1"/>
-          <w:sz w:val="22"/>
-          <w:szCs w:val="22"/>
-        </w:rPr>
-        <w:t xml:space="preserve">Connectome fingerprinting predicts prefrontal cortical activation during abstract reasoning. </w:t>
-      </w:r>
-      <w:r>
-        <w:rPr>
-          <w:color w:val="000000" w:themeColor="text1"/>
-          <w:sz w:val="22"/>
-          <w:szCs w:val="22"/>
-        </w:rPr>
-        <w:t>(</w:t>
-      </w:r>
-      <w:r>
-        <w:rPr>
-          <w:i/>
-          <w:iCs/>
-          <w:color w:val="000000" w:themeColor="text1"/>
-          <w:sz w:val="22"/>
-          <w:szCs w:val="22"/>
-        </w:rPr>
-        <w:t>in revision</w:t>
-      </w:r>
-      <w:r>
-        <w:rPr>
-          <w:color w:val="000000" w:themeColor="text1"/>
-          <w:sz w:val="22"/>
-          <w:szCs w:val="22"/>
-        </w:rPr>
-        <w:t>).</w:t>
-      </w:r>
-    </w:p>
-    <w:p>
-      <w:pPr>
         <w:pBdr>
           <w:bottom w:val="single" w:sz="6" w:space="1" w:color="auto"/>
         </w:pBdr>
@@ -2949,6 +2889,121 @@
         <w:contextualSpacing/>
         <w:jc w:val="both"/>
         <w:rPr>
+          <w:rStyle w:val="apple-converted-space"/>
+          <w:rFonts w:ascii="Arial" w:hAnsi="Arial" w:cs="Arial"/>
+          <w:color w:val="494A4C"/>
+          <w:sz w:val="23"/>
+          <w:szCs w:val="23"/>
+        </w:rPr>
+      </w:pPr>
+      <w:r>
+        <w:rPr>
+          <w:color w:val="000000" w:themeColor="text1"/>
+          <w:sz w:val="22"/>
+          <w:szCs w:val="22"/>
+        </w:rPr>
+        <w:t xml:space="preserve">Isenburg, K.M., Liu, Y., </w:t>
+      </w:r>
+      <w:r>
+        <w:rPr>
+          <w:b/>
+          <w:bCs/>
+          <w:color w:val="000000" w:themeColor="text1"/>
+          <w:sz w:val="22"/>
+          <w:szCs w:val="22"/>
+        </w:rPr>
+        <w:t>Morin, T.M.</w:t>
+      </w:r>
+      <w:r>
+        <w:rPr>
+          <w:color w:val="000000" w:themeColor="text1"/>
+          <w:sz w:val="22"/>
+          <w:szCs w:val="22"/>
+        </w:rPr>
+        <w:t xml:space="preserve"> &amp; Stern, C.E. </w:t>
+      </w:r>
+      <w:r>
+        <w:rPr>
+          <w:color w:val="000000" w:themeColor="text1"/>
+          <w:sz w:val="22"/>
+          <w:szCs w:val="22"/>
+        </w:rPr>
+        <w:t xml:space="preserve">(2026). </w:t>
+      </w:r>
+      <w:r>
+        <w:rPr>
+          <w:color w:val="000000" w:themeColor="text1"/>
+          <w:sz w:val="22"/>
+          <w:szCs w:val="22"/>
+        </w:rPr>
+        <w:t>Connectome fingerprinting predicts prefrontal cortical activation during abstract reasoning.</w:t>
+      </w:r>
+      <w:r>
+        <w:rPr>
+          <w:color w:val="000000" w:themeColor="text1"/>
+          <w:sz w:val="22"/>
+          <w:szCs w:val="22"/>
+        </w:rPr>
+        <w:t xml:space="preserve"> </w:t>
+      </w:r>
+      <w:r>
+        <w:rPr>
+          <w:i/>
+          <w:iCs/>
+          <w:color w:val="000000" w:themeColor="text1"/>
+          <w:sz w:val="22"/>
+          <w:szCs w:val="22"/>
+        </w:rPr>
+        <w:t>Imaging Neuroscience</w:t>
+      </w:r>
+      <w:r>
+        <w:rPr>
+          <w:color w:val="000000" w:themeColor="text1"/>
+          <w:sz w:val="22"/>
+          <w:szCs w:val="22"/>
+        </w:rPr>
+        <w:t>.</w:t>
+      </w:r>
+      <w:r>
+        <w:rPr>
+          <w:rStyle w:val="apple-converted-space"/>
+          <w:rFonts w:ascii="Arial" w:hAnsi="Arial" w:cs="Arial"/>
+          <w:color w:val="494A4C"/>
+          <w:sz w:val="23"/>
+          <w:szCs w:val="23"/>
+        </w:rPr>
+        <w:t> </w:t>
+      </w:r>
+    </w:p>
+    <w:p>
+      <w:pPr>
+        <w:ind w:left="720"/>
+        <w:contextualSpacing/>
+        <w:jc w:val="both"/>
+        <w:rPr>
+          <w:color w:val="000000" w:themeColor="text1"/>
+          <w:sz w:val="22"/>
+          <w:szCs w:val="22"/>
+        </w:rPr>
+      </w:pPr>
+      <w:hyperlink r:id="rId17" w:history="1">
+        <w:r>
+          <w:rPr>
+            <w:rStyle w:val="Hyperlink"/>
+            <w:color w:val="000000" w:themeColor="text1"/>
+            <w:sz w:val="22"/>
+            <w:szCs w:val="22"/>
+          </w:rPr>
+          <w:t>https://doi.org/10.1162/IMAG.a.1460</w:t>
+        </w:r>
+      </w:hyperlink>
+    </w:p>
+    <w:p>
+      <w:pPr>
+        <w:ind w:left="720" w:hanging="720"/>
+        <w:contextualSpacing/>
+        <w:jc w:val="both"/>
+        <w:rPr>
           <w:i/>
           <w:iCs/>
           <w:color w:val="000000" w:themeColor="text1"/>
@@ -3083,7 +3138,7 @@
         </w:rPr>
         <w:t xml:space="preserve"> </w:t>
       </w:r>
-      <w:hyperlink r:id="rId17" w:history="1">
+      <w:hyperlink r:id="rId18" w:history="1">
         <w:r>
           <w:rPr>
             <w:rStyle w:val="Hyperlink"/>
@@ -3196,7 +3251,7 @@
         </w:rPr>
         <w:t xml:space="preserve"> </w:t>
       </w:r>
-      <w:hyperlink r:id="rId18" w:history="1">
+      <w:hyperlink r:id="rId19" w:history="1">
         <w:r>
           <w:rPr>
             <w:rStyle w:val="Hyperlink"/>
@@ -3306,7 +3361,7 @@
         </w:rPr>
         <w:t xml:space="preserve">. </w:t>
       </w:r>
-      <w:hyperlink r:id="rId19" w:history="1">
+      <w:hyperlink r:id="rId20" w:history="1">
         <w:r>
           <w:rPr>
             <w:rStyle w:val="Hyperlink"/>
@@ -3415,7 +3470,7 @@
         </w:rPr>
         <w:t xml:space="preserve">. 1-17. </w:t>
       </w:r>
-      <w:hyperlink r:id="rId20" w:history="1">
+      <w:hyperlink r:id="rId21" w:history="1">
         <w:r>
           <w:rPr>
             <w:rStyle w:val="Hyperlink"/>
@@ -3509,7 +3564,7 @@
         </w:rPr>
         <w:t xml:space="preserve">. </w:t>
       </w:r>
-      <w:hyperlink r:id="rId21" w:history="1">
+      <w:hyperlink r:id="rId22" w:history="1">
         <w:r>
           <w:rPr>
             <w:rStyle w:val="Hyperlink"/>
@@ -3548,6 +3603,7 @@
           <w:sz w:val="22"/>
           <w:szCs w:val="22"/>
         </w:rPr>
+        <w:lastRenderedPageBreak/>
         <w:t xml:space="preserve">Morin, T.M., </w:t>
       </w:r>
       <w:r>
@@ -3574,16 +3630,7 @@
           <w:sz w:val="22"/>
           <w:szCs w:val="22"/>
         </w:rPr>
-        <w:t xml:space="preserve">, A., Jackson, J., Sharma, M., Rees, T., Enright, K., &amp; Irving, K. (2024). Laminar fluid ejection for olfactory drug </w:t>
-      </w:r>
-      <w:r>
-        <w:rPr>
-          <w:color w:val="000000" w:themeColor="text1"/>
-          <w:sz w:val="22"/>
-          <w:szCs w:val="22"/>
-        </w:rPr>
-        <w:lastRenderedPageBreak/>
-        <w:t xml:space="preserve">delivery: In-vitro and in-vivo tests. </w:t>
+        <w:t xml:space="preserve">, A., Jackson, J., Sharma, M., Rees, T., Enright, K., &amp; Irving, K. (2024). Laminar fluid ejection for olfactory drug delivery: In-vitro and in-vivo tests. </w:t>
       </w:r>
       <w:r>
         <w:rPr>
@@ -3611,7 +3658,7 @@
         </w:rPr>
         <w:t xml:space="preserve"> 12, 727-738. </w:t>
       </w:r>
-      <w:hyperlink r:id="rId22" w:history="1">
+      <w:hyperlink r:id="rId23" w:history="1">
         <w:r>
           <w:rPr>
             <w:rStyle w:val="Hyperlink"/>
@@ -3705,7 +3752,7 @@
         </w:rPr>
         <w:t xml:space="preserve">. 133, 115-124. </w:t>
       </w:r>
-      <w:hyperlink r:id="rId23" w:history="1">
+      <w:hyperlink r:id="rId24" w:history="1">
         <w:r>
           <w:rPr>
             <w:rStyle w:val="Hyperlink"/>
@@ -3790,7 +3837,7 @@
         </w:rPr>
         <w:t xml:space="preserve">. </w:t>
       </w:r>
-      <w:hyperlink r:id="rId24" w:tgtFrame="_blank" w:history="1">
+      <w:hyperlink r:id="rId25" w:tgtFrame="_blank" w:history="1">
         <w:r>
           <w:rPr>
             <w:rStyle w:val="Hyperlink"/>
@@ -3910,7 +3957,7 @@
         </w:rPr>
         <w:t xml:space="preserve">. </w:t>
       </w:r>
-      <w:hyperlink r:id="rId25" w:history="1">
+      <w:hyperlink r:id="rId26" w:history="1">
         <w:r>
           <w:rPr>
             <w:rStyle w:val="Hyperlink"/>
@@ -3984,7 +4031,7 @@
         </w:rPr>
         <w:t xml:space="preserve">. </w:t>
       </w:r>
-      <w:hyperlink r:id="rId26" w:history="1">
+      <w:hyperlink r:id="rId27" w:history="1">
         <w:r>
           <w:rPr>
             <w:rStyle w:val="Hyperlink"/>
@@ -4050,7 +4097,7 @@
         </w:rPr>
         <w:t xml:space="preserve">. </w:t>
       </w:r>
-      <w:hyperlink r:id="rId27" w:history="1">
+      <w:hyperlink r:id="rId28" w:history="1">
         <w:r>
           <w:rPr>
             <w:rStyle w:val="Hyperlink"/>
@@ -4171,7 +4218,7 @@
         </w:rPr>
         <w:t xml:space="preserve">. 3(9), 1006-1014 </w:t>
       </w:r>
-      <w:hyperlink r:id="rId28" w:history="1">
+      <w:hyperlink r:id="rId29" w:history="1">
         <w:r>
           <w:rPr>
             <w:rStyle w:val="Hyperlink"/>
@@ -4247,7 +4294,7 @@
         </w:rPr>
         <w:t xml:space="preserve">, 46(1), 20-27 </w:t>
       </w:r>
-      <w:hyperlink r:id="rId29" w:history="1">
+      <w:hyperlink r:id="rId30" w:history="1">
         <w:r>
           <w:rPr>
             <w:rStyle w:val="Hyperlink"/>
@@ -4374,7 +4421,7 @@
         </w:rPr>
         <w:t xml:space="preserve"> </w:t>
       </w:r>
-      <w:hyperlink r:id="rId30" w:history="1">
+      <w:hyperlink r:id="rId31" w:history="1">
         <w:r>
           <w:rPr>
             <w:rStyle w:val="Hyperlink"/>
@@ -4527,7 +4574,7 @@
         </w:rPr>
         <w:t xml:space="preserve">Selected presentation slides are available at </w:t>
       </w:r>
-      <w:hyperlink r:id="rId31" w:history="1">
+      <w:hyperlink r:id="rId32" w:history="1">
         <w:r>
           <w:rPr>
             <w:rStyle w:val="Hyperlink"/>
@@ -4688,6 +4735,7 @@
           <w:sz w:val="22"/>
           <w:szCs w:val="22"/>
         </w:rPr>
+        <w:lastRenderedPageBreak/>
         <w:t xml:space="preserve">Morin, T.M. </w:t>
       </w:r>
       <w:r>
@@ -4729,7 +4777,6 @@
           <w:sz w:val="22"/>
           <w:szCs w:val="22"/>
         </w:rPr>
-        <w:lastRenderedPageBreak/>
         <w:t xml:space="preserve">Morin, T.M. </w:t>
       </w:r>
       <w:r>
@@ -5210,7 +5257,7 @@
         </w:rPr>
         <w:t xml:space="preserve">Selected poster PDFs are available at </w:t>
       </w:r>
-      <w:hyperlink r:id="rId32" w:history="1">
+      <w:hyperlink r:id="rId33" w:history="1">
         <w:r>
           <w:rPr>
             <w:rStyle w:val="Hyperlink"/>
@@ -5737,6 +5784,7 @@
           <w:sz w:val="22"/>
           <w:szCs w:val="22"/>
         </w:rPr>
+        <w:lastRenderedPageBreak/>
         <w:t>Aghasoltan</w:t>
       </w:r>
       <w:proofErr w:type="spellEnd"/>
@@ -5823,7 +5871,6 @@
           <w:sz w:val="22"/>
           <w:szCs w:val="22"/>
         </w:rPr>
-        <w:lastRenderedPageBreak/>
         <w:t xml:space="preserve">Morin, T.M., </w:t>
       </w:r>
       <w:proofErr w:type="spellStart"/>
@@ -6995,7 +7042,6 @@
           <w:sz w:val="28"/>
           <w:szCs w:val="28"/>
         </w:rPr>
-        <w:lastRenderedPageBreak/>
         <w:t>Service &amp; Additional Experience</w:t>
       </w:r>
     </w:p>
@@ -8501,6 +8547,7 @@
           <w:sz w:val="22"/>
           <w:szCs w:val="22"/>
         </w:rPr>
+        <w:lastRenderedPageBreak/>
         <w:t>Brain Research, Cerebral Cortex, Frontiers in Cognition, Imaging Neuroscience, International Journal of Psychophysiology, Network Neuroscience, Neuropsychopharmacology</w:t>
       </w:r>
       <w:r>
@@ -8516,10 +8563,10 @@
       </w:r>
     </w:p>
     <w:sectPr>
-      <w:headerReference w:type="default" r:id="rId33"/>
-      <w:footerReference w:type="even" r:id="rId34"/>
-      <w:footerReference w:type="default" r:id="rId35"/>
-      <w:headerReference w:type="first" r:id="rId36"/>
+      <w:headerReference w:type="default" r:id="rId34"/>
+      <w:footerReference w:type="even" r:id="rId35"/>
+      <w:footerReference w:type="default" r:id="rId36"/>
+      <w:headerReference w:type="first" r:id="rId37"/>
       <w:pgSz w:w="12240" w:h="15840"/>
       <w:pgMar w:top="1440" w:right="1440" w:bottom="1440" w:left="1440" w:header="1440" w:footer="1080" w:gutter="0"/>
       <w:cols w:space="720"/>
@@ -9848,6 +9895,11 @@
       </w:tblBorders>
     </w:tblPr>
   </w:style>
+  <w:style w:type="character" w:customStyle="1" w:styleId="apple-converted-space">
+    <w:name w:val="apple-converted-space"/>
+    <w:basedOn w:val="DefaultParagraphFont"/>
+    <w:rsid w:val="000D0422"/>
+  </w:style>
 </w:styles>
 </file>
 

--- a/assets/downloads/morin_cv.docx
+++ b/assets/downloads/morin_cv.docx
@@ -2887,7 +2887,82 @@
       <w:pPr>
         <w:ind w:left="720" w:hanging="720"/>
         <w:contextualSpacing/>
-        <w:jc w:val="both"/>
+        <w:rPr>
+          <w:rFonts w:ascii="Arial" w:hAnsi="Arial" w:cs="Arial"/>
+          <w:color w:val="494A4C"/>
+          <w:sz w:val="23"/>
+          <w:szCs w:val="23"/>
+        </w:rPr>
+      </w:pPr>
+      <w:r>
+        <w:rPr>
+          <w:color w:val="000000" w:themeColor="text1"/>
+          <w:sz w:val="22"/>
+          <w:szCs w:val="22"/>
+        </w:rPr>
+        <w:t xml:space="preserve">Isenburg, K.M., Liu, Y., </w:t>
+      </w:r>
+      <w:r>
+        <w:rPr>
+          <w:b/>
+          <w:bCs/>
+          <w:color w:val="000000" w:themeColor="text1"/>
+          <w:sz w:val="22"/>
+          <w:szCs w:val="22"/>
+        </w:rPr>
+        <w:t>Morin, T.M.</w:t>
+      </w:r>
+      <w:r>
+        <w:rPr>
+          <w:color w:val="000000" w:themeColor="text1"/>
+          <w:sz w:val="22"/>
+          <w:szCs w:val="22"/>
+        </w:rPr>
+        <w:t xml:space="preserve"> &amp; Stern, C.E. </w:t>
+      </w:r>
+      <w:r>
+        <w:rPr>
+          <w:color w:val="000000" w:themeColor="text1"/>
+          <w:sz w:val="22"/>
+          <w:szCs w:val="22"/>
+        </w:rPr>
+        <w:t xml:space="preserve">(2026). </w:t>
+      </w:r>
+      <w:r>
+        <w:rPr>
+          <w:color w:val="000000" w:themeColor="text1"/>
+          <w:sz w:val="22"/>
+          <w:szCs w:val="22"/>
+        </w:rPr>
+        <w:t>Connectome fingerprinting predicts prefrontal cortical activation during abstract reasoning.</w:t>
+      </w:r>
+      <w:r>
+        <w:rPr>
+          <w:color w:val="000000" w:themeColor="text1"/>
+          <w:sz w:val="22"/>
+          <w:szCs w:val="22"/>
+        </w:rPr>
+        <w:t xml:space="preserve"> </w:t>
+      </w:r>
+      <w:r>
+        <w:rPr>
+          <w:i/>
+          <w:iCs/>
+          <w:color w:val="000000" w:themeColor="text1"/>
+          <w:sz w:val="22"/>
+          <w:szCs w:val="22"/>
+        </w:rPr>
+        <w:t>Imaging Neuroscience</w:t>
+      </w:r>
+      <w:r>
+        <w:rPr>
+          <w:color w:val="000000" w:themeColor="text1"/>
+          <w:sz w:val="22"/>
+          <w:szCs w:val="22"/>
+        </w:rPr>
+        <w:t>.</w:t>
+      </w:r>
+      <w:r>
         <w:rPr>
           <w:rStyle w:val="apple-converted-space"/>
           <w:rFonts w:ascii="Arial" w:hAnsi="Arial" w:cs="Arial"/>
@@ -2895,114 +2970,70 @@
           <w:sz w:val="23"/>
           <w:szCs w:val="23"/>
         </w:rPr>
-      </w:pPr>
-      <w:r>
-        <w:rPr>
-          <w:color w:val="000000" w:themeColor="text1"/>
-          <w:sz w:val="22"/>
-          <w:szCs w:val="22"/>
-        </w:rPr>
-        <w:t xml:space="preserve">Isenburg, K.M., Liu, Y., </w:t>
-      </w:r>
-      <w:r>
-        <w:rPr>
-          <w:b/>
-          <w:bCs/>
-          <w:color w:val="000000" w:themeColor="text1"/>
-          <w:sz w:val="22"/>
-          <w:szCs w:val="22"/>
-        </w:rPr>
-        <w:t>Morin, T.M.</w:t>
-      </w:r>
-      <w:r>
-        <w:rPr>
-          <w:color w:val="000000" w:themeColor="text1"/>
-          <w:sz w:val="22"/>
-          <w:szCs w:val="22"/>
-        </w:rPr>
-        <w:t xml:space="preserve"> &amp; Stern, C.E. </w:t>
-      </w:r>
-      <w:r>
-        <w:rPr>
-          <w:color w:val="000000" w:themeColor="text1"/>
-          <w:sz w:val="22"/>
-          <w:szCs w:val="22"/>
-        </w:rPr>
-        <w:t xml:space="preserve">(2026). </w:t>
-      </w:r>
-      <w:r>
-        <w:rPr>
-          <w:color w:val="000000" w:themeColor="text1"/>
-          <w:sz w:val="22"/>
-          <w:szCs w:val="22"/>
-        </w:rPr>
-        <w:t>Connectome fingerprinting predicts prefrontal cortical activation during abstract reasoning.</w:t>
-      </w:r>
-      <w:r>
-        <w:rPr>
-          <w:color w:val="000000" w:themeColor="text1"/>
-          <w:sz w:val="22"/>
-          <w:szCs w:val="22"/>
-        </w:rPr>
-        <w:t xml:space="preserve"> </w:t>
-      </w:r>
-      <w:r>
-        <w:rPr>
-          <w:i/>
-          <w:iCs/>
-          <w:color w:val="000000" w:themeColor="text1"/>
-          <w:sz w:val="22"/>
-          <w:szCs w:val="22"/>
-        </w:rPr>
-        <w:t>Imaging Neuroscience</w:t>
-      </w:r>
-      <w:r>
-        <w:rPr>
-          <w:color w:val="000000" w:themeColor="text1"/>
-          <w:sz w:val="22"/>
-          <w:szCs w:val="22"/>
-        </w:rPr>
-        <w:t>.</w:t>
-      </w:r>
-      <w:r>
-        <w:rPr>
-          <w:rStyle w:val="apple-converted-space"/>
-          <w:rFonts w:ascii="Arial" w:hAnsi="Arial" w:cs="Arial"/>
-          <w:color w:val="494A4C"/>
-          <w:sz w:val="23"/>
-          <w:szCs w:val="23"/>
-        </w:rPr>
         <w:t> </w:t>
       </w:r>
-    </w:p>
-    <w:p>
-      <w:pPr>
-        <w:ind w:left="720"/>
-        <w:contextualSpacing/>
-        <w:jc w:val="both"/>
-        <w:rPr>
-          <w:color w:val="000000" w:themeColor="text1"/>
-          <w:sz w:val="22"/>
-          <w:szCs w:val="22"/>
-        </w:rPr>
-      </w:pPr>
-      <w:hyperlink r:id="rId17" w:history="1">
-        <w:r>
-          <w:rPr>
-            <w:rStyle w:val="Hyperlink"/>
-            <w:color w:val="000000" w:themeColor="text1"/>
-            <w:sz w:val="22"/>
-            <w:szCs w:val="22"/>
-          </w:rPr>
-          <w:t>https://doi.org/10.1162/IMAG.a.1460</w:t>
-        </w:r>
-      </w:hyperlink>
+      <w:r>
+        <w:rPr>
+          <w:color w:val="000000" w:themeColor="text1"/>
+          <w:sz w:val="22"/>
+          <w:szCs w:val="22"/>
+        </w:rPr>
+        <w:fldChar w:fldCharType="begin"/>
+      </w:r>
+      <w:r>
+        <w:rPr>
+          <w:color w:val="000000" w:themeColor="text1"/>
+          <w:sz w:val="22"/>
+          <w:szCs w:val="22"/>
+        </w:rPr>
+        <w:instrText>HYPERLINK "</w:instrText>
+      </w:r>
+      <w:r>
+        <w:rPr>
+          <w:color w:val="000000" w:themeColor="text1"/>
+          <w:sz w:val="22"/>
+          <w:szCs w:val="22"/>
+        </w:rPr>
+        <w:instrText>https://doi.org/10.1162/IMAG.a.1460</w:instrText>
+      </w:r>
+      <w:r>
+        <w:rPr>
+          <w:color w:val="000000" w:themeColor="text1"/>
+          <w:sz w:val="22"/>
+          <w:szCs w:val="22"/>
+        </w:rPr>
+        <w:instrText>"</w:instrText>
+      </w:r>
+      <w:r>
+        <w:rPr>
+          <w:color w:val="000000" w:themeColor="text1"/>
+          <w:sz w:val="22"/>
+          <w:szCs w:val="22"/>
+        </w:rPr>
+        <w:fldChar w:fldCharType="separate"/>
+      </w:r>
+      <w:r>
+        <w:rPr>
+          <w:rStyle w:val="Hyperlink"/>
+          <w:color w:val="000000" w:themeColor="text1"/>
+          <w:sz w:val="22"/>
+          <w:szCs w:val="22"/>
+        </w:rPr>
+        <w:t>https://doi.org/10.1162/IMAG.a.1460</w:t>
+      </w:r>
+      <w:r>
+        <w:rPr>
+          <w:color w:val="000000" w:themeColor="text1"/>
+          <w:sz w:val="22"/>
+          <w:szCs w:val="22"/>
+        </w:rPr>
+        <w:fldChar w:fldCharType="end"/>
+      </w:r>
     </w:p>
     <w:p>
       <w:pPr>
         <w:ind w:left="720" w:hanging="720"/>
         <w:contextualSpacing/>
-        <w:jc w:val="both"/>
         <w:rPr>
           <w:i/>
           <w:iCs/>
@@ -3138,7 +3169,7 @@
         </w:rPr>
         <w:t xml:space="preserve"> </w:t>
       </w:r>
-      <w:hyperlink r:id="rId18" w:history="1">
+      <w:hyperlink r:id="rId17" w:history="1">
         <w:r>
           <w:rPr>
             <w:rStyle w:val="Hyperlink"/>
@@ -3164,7 +3195,6 @@
       <w:pPr>
         <w:ind w:left="720" w:hanging="720"/>
         <w:contextualSpacing/>
-        <w:jc w:val="both"/>
         <w:rPr>
           <w:i/>
           <w:iCs/>
@@ -3251,7 +3281,7 @@
         </w:rPr>
         <w:t xml:space="preserve"> </w:t>
       </w:r>
-      <w:hyperlink r:id="rId19" w:history="1">
+      <w:hyperlink r:id="rId18" w:history="1">
         <w:r>
           <w:rPr>
             <w:rStyle w:val="Hyperlink"/>
@@ -3268,7 +3298,6 @@
       <w:pPr>
         <w:ind w:left="720" w:hanging="720"/>
         <w:contextualSpacing/>
-        <w:jc w:val="both"/>
         <w:rPr>
           <w:color w:val="000000" w:themeColor="text1"/>
           <w:sz w:val="22"/>
@@ -3361,7 +3390,7 @@
         </w:rPr>
         <w:t xml:space="preserve">. </w:t>
       </w:r>
-      <w:hyperlink r:id="rId20" w:history="1">
+      <w:hyperlink r:id="rId19" w:history="1">
         <w:r>
           <w:rPr>
             <w:rStyle w:val="Hyperlink"/>
@@ -3377,7 +3406,6 @@
       <w:pPr>
         <w:ind w:left="720" w:hanging="720"/>
         <w:contextualSpacing/>
-        <w:jc w:val="both"/>
         <w:rPr>
           <w:bCs/>
           <w:color w:val="000000" w:themeColor="text1"/>
@@ -3470,7 +3498,7 @@
         </w:rPr>
         <w:t xml:space="preserve">. 1-17. </w:t>
       </w:r>
-      <w:hyperlink r:id="rId21" w:history="1">
+      <w:hyperlink r:id="rId20" w:history="1">
         <w:r>
           <w:rPr>
             <w:rStyle w:val="Hyperlink"/>
@@ -3487,7 +3515,6 @@
       <w:pPr>
         <w:ind w:left="720" w:hanging="720"/>
         <w:contextualSpacing/>
-        <w:jc w:val="both"/>
         <w:rPr>
           <w:color w:val="000000" w:themeColor="text1"/>
           <w:sz w:val="22"/>
@@ -3564,7 +3591,7 @@
         </w:rPr>
         <w:t xml:space="preserve">. </w:t>
       </w:r>
-      <w:hyperlink r:id="rId22" w:history="1">
+      <w:hyperlink r:id="rId21" w:history="1">
         <w:r>
           <w:rPr>
             <w:rStyle w:val="Hyperlink"/>
@@ -3588,7 +3615,6 @@
       <w:pPr>
         <w:ind w:left="720" w:hanging="720"/>
         <w:contextualSpacing/>
-        <w:jc w:val="both"/>
         <w:rPr>
           <w:color w:val="000000" w:themeColor="text1"/>
           <w:sz w:val="22"/>
@@ -3658,7 +3684,7 @@
         </w:rPr>
         <w:t xml:space="preserve"> 12, 727-738. </w:t>
       </w:r>
-      <w:hyperlink r:id="rId23" w:history="1">
+      <w:hyperlink r:id="rId22" w:history="1">
         <w:r>
           <w:rPr>
             <w:rStyle w:val="Hyperlink"/>
@@ -3752,7 +3778,7 @@
         </w:rPr>
         <w:t xml:space="preserve">. 133, 115-124. </w:t>
       </w:r>
-      <w:hyperlink r:id="rId24" w:history="1">
+      <w:hyperlink r:id="rId23" w:history="1">
         <w:r>
           <w:rPr>
             <w:rStyle w:val="Hyperlink"/>
@@ -3768,7 +3794,6 @@
       <w:pPr>
         <w:ind w:left="720" w:hanging="720"/>
         <w:contextualSpacing/>
-        <w:jc w:val="both"/>
         <w:rPr>
           <w:i/>
           <w:iCs/>
@@ -3837,7 +3862,7 @@
         </w:rPr>
         <w:t xml:space="preserve">. </w:t>
       </w:r>
-      <w:hyperlink r:id="rId25" w:tgtFrame="_blank" w:history="1">
+      <w:hyperlink r:id="rId24" w:tgtFrame="_blank" w:history="1">
         <w:r>
           <w:rPr>
             <w:rStyle w:val="Hyperlink"/>
@@ -3873,7 +3898,6 @@
       <w:pPr>
         <w:ind w:left="720" w:hanging="720"/>
         <w:contextualSpacing/>
-        <w:jc w:val="both"/>
         <w:rPr>
           <w:i/>
           <w:iCs/>
@@ -3957,7 +3981,7 @@
         </w:rPr>
         <w:t xml:space="preserve">. </w:t>
       </w:r>
-      <w:hyperlink r:id="rId26" w:history="1">
+      <w:hyperlink r:id="rId25" w:history="1">
         <w:r>
           <w:rPr>
             <w:rStyle w:val="Hyperlink"/>
@@ -3973,7 +3997,6 @@
       <w:pPr>
         <w:ind w:left="720" w:hanging="720"/>
         <w:contextualSpacing/>
-        <w:jc w:val="both"/>
         <w:rPr>
           <w:color w:val="000000" w:themeColor="text1"/>
           <w:sz w:val="22"/>
@@ -4031,7 +4054,7 @@
         </w:rPr>
         <w:t xml:space="preserve">. </w:t>
       </w:r>
-      <w:hyperlink r:id="rId27" w:history="1">
+      <w:hyperlink r:id="rId26" w:history="1">
         <w:r>
           <w:rPr>
             <w:rStyle w:val="Hyperlink"/>
@@ -4047,7 +4070,6 @@
       <w:pPr>
         <w:ind w:left="720" w:hanging="720"/>
         <w:contextualSpacing/>
-        <w:jc w:val="both"/>
         <w:rPr>
           <w:color w:val="000000" w:themeColor="text1"/>
           <w:sz w:val="22"/>
@@ -4097,7 +4119,7 @@
         </w:rPr>
         <w:t xml:space="preserve">. </w:t>
       </w:r>
-      <w:hyperlink r:id="rId28" w:history="1">
+      <w:hyperlink r:id="rId27" w:history="1">
         <w:r>
           <w:rPr>
             <w:rStyle w:val="Hyperlink"/>
@@ -4113,7 +4135,6 @@
       <w:pPr>
         <w:ind w:left="720" w:hanging="720"/>
         <w:contextualSpacing/>
-        <w:jc w:val="both"/>
         <w:rPr>
           <w:color w:val="000000" w:themeColor="text1"/>
           <w:sz w:val="22"/>
@@ -4218,7 +4239,7 @@
         </w:rPr>
         <w:t xml:space="preserve">. 3(9), 1006-1014 </w:t>
       </w:r>
-      <w:hyperlink r:id="rId29" w:history="1">
+      <w:hyperlink r:id="rId28" w:history="1">
         <w:r>
           <w:rPr>
             <w:rStyle w:val="Hyperlink"/>
@@ -4234,7 +4255,6 @@
       <w:pPr>
         <w:ind w:left="720" w:hanging="720"/>
         <w:contextualSpacing/>
-        <w:jc w:val="both"/>
       </w:pPr>
       <w:r>
         <w:rPr>
@@ -4294,7 +4314,7 @@
         </w:rPr>
         <w:t xml:space="preserve">, 46(1), 20-27 </w:t>
       </w:r>
-      <w:hyperlink r:id="rId30" w:history="1">
+      <w:hyperlink r:id="rId29" w:history="1">
         <w:r>
           <w:rPr>
             <w:rStyle w:val="Hyperlink"/>
@@ -4421,7 +4441,7 @@
         </w:rPr>
         <w:t xml:space="preserve"> </w:t>
       </w:r>
-      <w:hyperlink r:id="rId31" w:history="1">
+      <w:hyperlink r:id="rId30" w:history="1">
         <w:r>
           <w:rPr>
             <w:rStyle w:val="Hyperlink"/>
@@ -4574,7 +4594,7 @@
         </w:rPr>
         <w:t xml:space="preserve">Selected presentation slides are available at </w:t>
       </w:r>
-      <w:hyperlink r:id="rId32" w:history="1">
+      <w:hyperlink r:id="rId31" w:history="1">
         <w:r>
           <w:rPr>
             <w:rStyle w:val="Hyperlink"/>
@@ -5257,7 +5277,7 @@
         </w:rPr>
         <w:t xml:space="preserve">Selected poster PDFs are available at </w:t>
       </w:r>
-      <w:hyperlink r:id="rId33" w:history="1">
+      <w:hyperlink r:id="rId32" w:history="1">
         <w:r>
           <w:rPr>
             <w:rStyle w:val="Hyperlink"/>
@@ -8563,10 +8583,10 @@
       </w:r>
     </w:p>
     <w:sectPr>
-      <w:headerReference w:type="default" r:id="rId34"/>
-      <w:footerReference w:type="even" r:id="rId35"/>
-      <w:footerReference w:type="default" r:id="rId36"/>
-      <w:headerReference w:type="first" r:id="rId37"/>
+      <w:headerReference w:type="default" r:id="rId33"/>
+      <w:footerReference w:type="even" r:id="rId34"/>
+      <w:footerReference w:type="default" r:id="rId35"/>
+      <w:headerReference w:type="first" r:id="rId36"/>
       <w:pgSz w:w="12240" w:h="15840"/>
       <w:pgMar w:top="1440" w:right="1440" w:bottom="1440" w:left="1440" w:header="1440" w:footer="1080" w:gutter="0"/>
       <w:cols w:space="720"/>
